--- a/Tu-pc-va-a-volar/Tu PC va a VOLAR W10.docx
+++ b/Tu-pc-va-a-volar/Tu PC va a VOLAR W10.docx
@@ -296,8 +296,20 @@
           <w:shd w:val="clear" w:color="auto" w:fill="F8F8F8"/>
           <w:lang w:val="en-US"/>
         </w:rPr>
-        <w:t>SET-EXECUTIONPOLICY -EXECUTIONPOLICY UNRESTRICTED -SCOPE LocalMachine</w:t>
-      </w:r>
+        <w:t xml:space="preserve">SET-EXECUTIONPOLICY -EXECUTIONPOLICY UNRESTRICTED -SCOPE </w:t>
+      </w:r>
+      <w:proofErr w:type="spellStart"/>
+      <w:r>
+        <w:rPr>
+          <w:rFonts w:ascii="Consolas" w:eastAsia="Consolas" w:hAnsi="Consolas" w:cs="Consolas"/>
+          <w:color w:val="222222"/>
+          <w:sz w:val="20"/>
+          <w:shd w:val="clear" w:color="auto" w:fill="F8F8F8"/>
+          <w:lang w:val="en-US"/>
+        </w:rPr>
+        <w:t>LocalMachine</w:t>
+      </w:r>
+      <w:proofErr w:type="spellEnd"/>
     </w:p>
     <w:p>
       <w:pPr>
@@ -340,6 +352,7 @@
         </w:rPr>
         <w:tab/>
       </w:r>
+      <w:proofErr w:type="spellStart"/>
       <w:r>
         <w:rPr>
           <w:rFonts w:ascii="Consolas" w:eastAsia="Consolas" w:hAnsi="Consolas" w:cs="Consolas"/>
@@ -348,7 +361,40 @@
           <w:shd w:val="clear" w:color="auto" w:fill="F8F8F8"/>
           <w:lang w:val="en-US"/>
         </w:rPr>
-        <w:t xml:space="preserve">iwr -useb </w:t>
+        <w:t>iwr</w:t>
+      </w:r>
+      <w:proofErr w:type="spellEnd"/>
+      <w:r>
+        <w:rPr>
+          <w:rFonts w:ascii="Consolas" w:eastAsia="Consolas" w:hAnsi="Consolas" w:cs="Consolas"/>
+          <w:color w:val="222222"/>
+          <w:sz w:val="20"/>
+          <w:shd w:val="clear" w:color="auto" w:fill="F8F8F8"/>
+          <w:lang w:val="en-US"/>
+        </w:rPr>
+        <w:t xml:space="preserve"> -</w:t>
+      </w:r>
+      <w:proofErr w:type="spellStart"/>
+      <w:r>
+        <w:rPr>
+          <w:rFonts w:ascii="Consolas" w:eastAsia="Consolas" w:hAnsi="Consolas" w:cs="Consolas"/>
+          <w:color w:val="222222"/>
+          <w:sz w:val="20"/>
+          <w:shd w:val="clear" w:color="auto" w:fill="F8F8F8"/>
+          <w:lang w:val="en-US"/>
+        </w:rPr>
+        <w:t>useb</w:t>
+      </w:r>
+      <w:proofErr w:type="spellEnd"/>
+      <w:r>
+        <w:rPr>
+          <w:rFonts w:ascii="Consolas" w:eastAsia="Consolas" w:hAnsi="Consolas" w:cs="Consolas"/>
+          <w:color w:val="222222"/>
+          <w:sz w:val="20"/>
+          <w:shd w:val="clear" w:color="auto" w:fill="F8F8F8"/>
+          <w:lang w:val="en-US"/>
+        </w:rPr>
+        <w:t xml:space="preserve"> </w:t>
       </w:r>
       <w:hyperlink r:id="rId7">
         <w:r>
@@ -371,8 +417,20 @@
           <w:shd w:val="clear" w:color="auto" w:fill="F8F8F8"/>
           <w:lang w:val="en-US"/>
         </w:rPr>
-        <w:t xml:space="preserve"> | iex</w:t>
-      </w:r>
+        <w:t xml:space="preserve"> | </w:t>
+      </w:r>
+      <w:proofErr w:type="spellStart"/>
+      <w:r>
+        <w:rPr>
+          <w:rFonts w:ascii="Consolas" w:eastAsia="Consolas" w:hAnsi="Consolas" w:cs="Consolas"/>
+          <w:color w:val="222222"/>
+          <w:sz w:val="20"/>
+          <w:shd w:val="clear" w:color="auto" w:fill="F8F8F8"/>
+          <w:lang w:val="en-US"/>
+        </w:rPr>
+        <w:t>iex</w:t>
+      </w:r>
+      <w:proofErr w:type="spellEnd"/>
     </w:p>
     <w:p>
       <w:pPr>
@@ -445,8 +503,9 @@
           <w:shd w:val="clear" w:color="auto" w:fill="F8F8F8"/>
           <w:lang w:val="en-US"/>
         </w:rPr>
-        <w:t>Enable-WindowsOptionalFeature -Online -FeatureName "SMB1Protocol" -All</w:t>
-      </w:r>
+        <w:t>Enable-</w:t>
+      </w:r>
+      <w:proofErr w:type="spellStart"/>
       <w:r>
         <w:rPr>
           <w:rFonts w:ascii="Consolas" w:eastAsia="Consolas" w:hAnsi="Consolas" w:cs="Consolas"/>
@@ -455,7 +514,72 @@
           <w:shd w:val="clear" w:color="auto" w:fill="F8F8F8"/>
           <w:lang w:val="en-US"/>
         </w:rPr>
-        <w:t xml:space="preserve"> (habilita para Filebrowser)</w:t>
+        <w:t>WindowsOptionalFeature</w:t>
+      </w:r>
+      <w:proofErr w:type="spellEnd"/>
+      <w:r>
+        <w:rPr>
+          <w:rFonts w:ascii="Consolas" w:eastAsia="Consolas" w:hAnsi="Consolas" w:cs="Consolas"/>
+          <w:color w:val="222222"/>
+          <w:sz w:val="20"/>
+          <w:shd w:val="clear" w:color="auto" w:fill="F8F8F8"/>
+          <w:lang w:val="en-US"/>
+        </w:rPr>
+        <w:t xml:space="preserve"> -Online -</w:t>
+      </w:r>
+      <w:proofErr w:type="spellStart"/>
+      <w:r>
+        <w:rPr>
+          <w:rFonts w:ascii="Consolas" w:eastAsia="Consolas" w:hAnsi="Consolas" w:cs="Consolas"/>
+          <w:color w:val="222222"/>
+          <w:sz w:val="20"/>
+          <w:shd w:val="clear" w:color="auto" w:fill="F8F8F8"/>
+          <w:lang w:val="en-US"/>
+        </w:rPr>
+        <w:t>FeatureName</w:t>
+      </w:r>
+      <w:proofErr w:type="spellEnd"/>
+      <w:r>
+        <w:rPr>
+          <w:rFonts w:ascii="Consolas" w:eastAsia="Consolas" w:hAnsi="Consolas" w:cs="Consolas"/>
+          <w:color w:val="222222"/>
+          <w:sz w:val="20"/>
+          <w:shd w:val="clear" w:color="auto" w:fill="F8F8F8"/>
+          <w:lang w:val="en-US"/>
+        </w:rPr>
+        <w:t xml:space="preserve"> "SMB1Protocol" -All</w:t>
+      </w:r>
+      <w:r>
+        <w:rPr>
+          <w:rFonts w:ascii="Consolas" w:eastAsia="Consolas" w:hAnsi="Consolas" w:cs="Consolas"/>
+          <w:color w:val="222222"/>
+          <w:sz w:val="20"/>
+          <w:shd w:val="clear" w:color="auto" w:fill="F8F8F8"/>
+          <w:lang w:val="en-US"/>
+        </w:rPr>
+        <w:t xml:space="preserve"> (</w:t>
+      </w:r>
+      <w:proofErr w:type="spellStart"/>
+      <w:r>
+        <w:rPr>
+          <w:rFonts w:ascii="Consolas" w:eastAsia="Consolas" w:hAnsi="Consolas" w:cs="Consolas"/>
+          <w:color w:val="222222"/>
+          <w:sz w:val="20"/>
+          <w:shd w:val="clear" w:color="auto" w:fill="F8F8F8"/>
+          <w:lang w:val="en-US"/>
+        </w:rPr>
+        <w:t>habilita</w:t>
+      </w:r>
+      <w:proofErr w:type="spellEnd"/>
+      <w:r>
+        <w:rPr>
+          <w:rFonts w:ascii="Consolas" w:eastAsia="Consolas" w:hAnsi="Consolas" w:cs="Consolas"/>
+          <w:color w:val="222222"/>
+          <w:sz w:val="20"/>
+          <w:shd w:val="clear" w:color="auto" w:fill="F8F8F8"/>
+          <w:lang w:val="en-US"/>
+        </w:rPr>
+        <w:t xml:space="preserve"> para Filebrowser)</w:t>
       </w:r>
     </w:p>
     <w:p>
@@ -766,7 +890,23 @@
           <w:rFonts w:eastAsia="Calibri" w:cs="Calibri"/>
           <w:sz w:val="24"/>
         </w:rPr>
-        <w:t>Configuración/Juegos/Xbox game bar: Desactivado.</w:t>
+        <w:t xml:space="preserve">Configuración/Juegos/Xbox </w:t>
+      </w:r>
+      <w:proofErr w:type="spellStart"/>
+      <w:r>
+        <w:rPr>
+          <w:rFonts w:eastAsia="Calibri" w:cs="Calibri"/>
+          <w:sz w:val="24"/>
+        </w:rPr>
+        <w:t>game</w:t>
+      </w:r>
+      <w:proofErr w:type="spellEnd"/>
+      <w:r>
+        <w:rPr>
+          <w:rFonts w:eastAsia="Calibri" w:cs="Calibri"/>
+          <w:sz w:val="24"/>
+        </w:rPr>
+        <w:t xml:space="preserve"> bar: Desactivado.</w:t>
       </w:r>
     </w:p>
     <w:p>
@@ -859,7 +999,39 @@
           <w:sz w:val="24"/>
         </w:rPr>
         <w:lastRenderedPageBreak/>
-        <w:t>Luego en Memoria Virtual apretar Cambiar / Sacar paloma de Administrar automáticamente… Botón en Tamaño personalizado MB valor inicial memoria Ram x1.5 y valor final memoria Ram x 3 Aplicar/Aceptar. Reiniciar (después de hacer lo siguiente y reinicias una vez sola).</w:t>
+        <w:t xml:space="preserve">Luego en Memoria Virtual apretar Cambiar / Sacar paloma de Administrar automáticamente… Botón en Tamaño personalizado MB valor inicial memoria </w:t>
+      </w:r>
+      <w:proofErr w:type="spellStart"/>
+      <w:r>
+        <w:rPr>
+          <w:rFonts w:eastAsia="Calibri" w:cs="Calibri"/>
+          <w:sz w:val="24"/>
+        </w:rPr>
+        <w:t>Ram</w:t>
+      </w:r>
+      <w:proofErr w:type="spellEnd"/>
+      <w:r>
+        <w:rPr>
+          <w:rFonts w:eastAsia="Calibri" w:cs="Calibri"/>
+          <w:sz w:val="24"/>
+        </w:rPr>
+        <w:t xml:space="preserve"> x1.5 y valor final memoria </w:t>
+      </w:r>
+      <w:proofErr w:type="spellStart"/>
+      <w:r>
+        <w:rPr>
+          <w:rFonts w:eastAsia="Calibri" w:cs="Calibri"/>
+          <w:sz w:val="24"/>
+        </w:rPr>
+        <w:t>Ram</w:t>
+      </w:r>
+      <w:proofErr w:type="spellEnd"/>
+      <w:r>
+        <w:rPr>
+          <w:rFonts w:eastAsia="Calibri" w:cs="Calibri"/>
+          <w:sz w:val="24"/>
+        </w:rPr>
+        <w:t xml:space="preserve"> x 3 Aplicar/Aceptar. Reiniciar (después de hacer lo siguiente y reinicias una vez sola).</w:t>
       </w:r>
     </w:p>
     <w:p>
@@ -879,7 +1051,23 @@
           <w:rFonts w:eastAsia="Calibri" w:cs="Calibri"/>
           <w:sz w:val="24"/>
         </w:rPr>
-        <w:t>Inicio – msconfig – pestaña arranque – botón “Opciones avanzadas” tildar palomita “Número de procesadores” y seleccionar el máximo. Tildar paloma: Sin arranque de GUI. Reiniciar.</w:t>
+        <w:t xml:space="preserve">Inicio – </w:t>
+      </w:r>
+      <w:proofErr w:type="spellStart"/>
+      <w:r>
+        <w:rPr>
+          <w:rFonts w:eastAsia="Calibri" w:cs="Calibri"/>
+          <w:sz w:val="24"/>
+        </w:rPr>
+        <w:t>msconfig</w:t>
+      </w:r>
+      <w:proofErr w:type="spellEnd"/>
+      <w:r>
+        <w:rPr>
+          <w:rFonts w:eastAsia="Calibri" w:cs="Calibri"/>
+          <w:sz w:val="24"/>
+        </w:rPr>
+        <w:t xml:space="preserve"> – pestaña arranque – botón “Opciones avanzadas” tildar palomita “Número de procesadores” y seleccionar el máximo. Tildar paloma: Sin arranque de GUI. Reiniciar.</w:t>
       </w:r>
     </w:p>
     <w:p>
@@ -919,7 +1107,23 @@
           <w:rFonts w:eastAsia="Calibri" w:cs="Calibri"/>
           <w:sz w:val="24"/>
         </w:rPr>
-        <w:t>ABRIR CMD como admin y escribir lo siguiente (deshabilita hibernación ahorrando 5 gb)</w:t>
+        <w:t xml:space="preserve">ABRIR CMD como admin y escribir lo siguiente (deshabilita hibernación ahorrando 5 </w:t>
+      </w:r>
+      <w:proofErr w:type="spellStart"/>
+      <w:r>
+        <w:rPr>
+          <w:rFonts w:eastAsia="Calibri" w:cs="Calibri"/>
+          <w:sz w:val="24"/>
+        </w:rPr>
+        <w:t>gb</w:t>
+      </w:r>
+      <w:proofErr w:type="spellEnd"/>
+      <w:r>
+        <w:rPr>
+          <w:rFonts w:eastAsia="Calibri" w:cs="Calibri"/>
+          <w:sz w:val="24"/>
+        </w:rPr>
+        <w:t>)</w:t>
       </w:r>
     </w:p>
     <w:p>
@@ -949,6 +1153,7 @@
           <w:lang w:val="en-US"/>
         </w:rPr>
       </w:pPr>
+      <w:proofErr w:type="spellStart"/>
       <w:r>
         <w:rPr>
           <w:rFonts w:ascii="Roboto" w:eastAsia="Roboto" w:hAnsi="Roboto" w:cs="Roboto"/>
@@ -956,7 +1161,17 @@
           <w:sz w:val="21"/>
           <w:lang w:val="en-US"/>
         </w:rPr>
-        <w:t>Powercfg -h off</w:t>
+        <w:t>Powercfg</w:t>
+      </w:r>
+      <w:proofErr w:type="spellEnd"/>
+      <w:r>
+        <w:rPr>
+          <w:rFonts w:ascii="Roboto" w:eastAsia="Roboto" w:hAnsi="Roboto" w:cs="Roboto"/>
+          <w:color w:val="131313"/>
+          <w:sz w:val="21"/>
+          <w:lang w:val="en-US"/>
+        </w:rPr>
+        <w:t xml:space="preserve"> -h off</w:t>
       </w:r>
     </w:p>
     <w:p>
@@ -977,7 +1192,79 @@
           <w:color w:val="222222"/>
           <w:shd w:val="clear" w:color="auto" w:fill="FFFFFF"/>
         </w:rPr>
-        <w:t>CMD como admin habilita el boot dual: bcdedit /set {bootmgr} displaybootmenu yes</w:t>
+        <w:t xml:space="preserve">CMD como admin habilita el </w:t>
+      </w:r>
+      <w:proofErr w:type="spellStart"/>
+      <w:r>
+        <w:rPr>
+          <w:rFonts w:ascii="Arial" w:eastAsia="Arial" w:hAnsi="Arial" w:cs="Arial"/>
+          <w:color w:val="222222"/>
+          <w:shd w:val="clear" w:color="auto" w:fill="FFFFFF"/>
+        </w:rPr>
+        <w:t>boot</w:t>
+      </w:r>
+      <w:proofErr w:type="spellEnd"/>
+      <w:r>
+        <w:rPr>
+          <w:rFonts w:ascii="Arial" w:eastAsia="Arial" w:hAnsi="Arial" w:cs="Arial"/>
+          <w:color w:val="222222"/>
+          <w:shd w:val="clear" w:color="auto" w:fill="FFFFFF"/>
+        </w:rPr>
+        <w:t xml:space="preserve"> dual: </w:t>
+      </w:r>
+      <w:proofErr w:type="spellStart"/>
+      <w:r>
+        <w:rPr>
+          <w:rFonts w:ascii="Arial" w:eastAsia="Arial" w:hAnsi="Arial" w:cs="Arial"/>
+          <w:color w:val="222222"/>
+          <w:shd w:val="clear" w:color="auto" w:fill="FFFFFF"/>
+        </w:rPr>
+        <w:t>bcdedit</w:t>
+      </w:r>
+      <w:proofErr w:type="spellEnd"/>
+      <w:r>
+        <w:rPr>
+          <w:rFonts w:ascii="Arial" w:eastAsia="Arial" w:hAnsi="Arial" w:cs="Arial"/>
+          <w:color w:val="222222"/>
+          <w:shd w:val="clear" w:color="auto" w:fill="FFFFFF"/>
+        </w:rPr>
+        <w:t xml:space="preserve"> /set {</w:t>
+      </w:r>
+      <w:proofErr w:type="spellStart"/>
+      <w:r>
+        <w:rPr>
+          <w:rFonts w:ascii="Arial" w:eastAsia="Arial" w:hAnsi="Arial" w:cs="Arial"/>
+          <w:color w:val="222222"/>
+          <w:shd w:val="clear" w:color="auto" w:fill="FFFFFF"/>
+        </w:rPr>
+        <w:t>bootmgr</w:t>
+      </w:r>
+      <w:proofErr w:type="spellEnd"/>
+      <w:r>
+        <w:rPr>
+          <w:rFonts w:ascii="Arial" w:eastAsia="Arial" w:hAnsi="Arial" w:cs="Arial"/>
+          <w:color w:val="222222"/>
+          <w:shd w:val="clear" w:color="auto" w:fill="FFFFFF"/>
+        </w:rPr>
+        <w:t xml:space="preserve">} </w:t>
+      </w:r>
+      <w:proofErr w:type="spellStart"/>
+      <w:r>
+        <w:rPr>
+          <w:rFonts w:ascii="Arial" w:eastAsia="Arial" w:hAnsi="Arial" w:cs="Arial"/>
+          <w:color w:val="222222"/>
+          <w:shd w:val="clear" w:color="auto" w:fill="FFFFFF"/>
+        </w:rPr>
+        <w:t>displaybootmenu</w:t>
+      </w:r>
+      <w:proofErr w:type="spellEnd"/>
+      <w:r>
+        <w:rPr>
+          <w:rFonts w:ascii="Arial" w:eastAsia="Arial" w:hAnsi="Arial" w:cs="Arial"/>
+          <w:color w:val="222222"/>
+          <w:shd w:val="clear" w:color="auto" w:fill="FFFFFF"/>
+        </w:rPr>
+        <w:t xml:space="preserve"> yes</w:t>
       </w:r>
     </w:p>
     <w:p>
@@ -1020,7 +1307,25 @@
           <w:sz w:val="24"/>
           <w:szCs w:val="24"/>
         </w:rPr>
-        <w:t>Solución WiFi CMD: escribe:</w:t>
+        <w:t xml:space="preserve">Solución </w:t>
+      </w:r>
+      <w:proofErr w:type="spellStart"/>
+      <w:r>
+        <w:rPr>
+          <w:rFonts w:eastAsia="Calibri" w:cs="Calibri"/>
+          <w:sz w:val="24"/>
+          <w:szCs w:val="24"/>
+        </w:rPr>
+        <w:t>WiFi</w:t>
+      </w:r>
+      <w:proofErr w:type="spellEnd"/>
+      <w:r>
+        <w:rPr>
+          <w:rFonts w:eastAsia="Calibri" w:cs="Calibri"/>
+          <w:sz w:val="24"/>
+          <w:szCs w:val="24"/>
+        </w:rPr>
+        <w:t xml:space="preserve"> CMD: escribe:</w:t>
       </w:r>
     </w:p>
     <w:p>
@@ -1032,12 +1337,37 @@
           <w:lang w:val="en-US"/>
         </w:rPr>
       </w:pPr>
-      <w:r>
-        <w:rPr>
-          <w:rFonts w:eastAsia="Calibri" w:cs="Calibri"/>
-          <w:lang w:val="en-US"/>
-        </w:rPr>
-        <w:t>Netsh int ip reset c:\resetlog.txt</w:t>
+      <w:proofErr w:type="spellStart"/>
+      <w:r>
+        <w:rPr>
+          <w:rFonts w:eastAsia="Calibri" w:cs="Calibri"/>
+          <w:lang w:val="en-US"/>
+        </w:rPr>
+        <w:t>Netsh</w:t>
+      </w:r>
+      <w:proofErr w:type="spellEnd"/>
+      <w:r>
+        <w:rPr>
+          <w:rFonts w:eastAsia="Calibri" w:cs="Calibri"/>
+          <w:lang w:val="en-US"/>
+        </w:rPr>
+        <w:t xml:space="preserve"> int </w:t>
+      </w:r>
+      <w:proofErr w:type="spellStart"/>
+      <w:r>
+        <w:rPr>
+          <w:rFonts w:eastAsia="Calibri" w:cs="Calibri"/>
+          <w:lang w:val="en-US"/>
+        </w:rPr>
+        <w:t>ip</w:t>
+      </w:r>
+      <w:proofErr w:type="spellEnd"/>
+      <w:r>
+        <w:rPr>
+          <w:rFonts w:eastAsia="Calibri" w:cs="Calibri"/>
+          <w:lang w:val="en-US"/>
+        </w:rPr>
+        <w:t xml:space="preserve"> reset c:\resetlog.txt</w:t>
       </w:r>
     </w:p>
     <w:p>
@@ -1093,12 +1423,37 @@
           <w:lang w:val="en-US"/>
         </w:rPr>
       </w:pPr>
-      <w:r>
-        <w:rPr>
-          <w:rFonts w:eastAsia="Calibri" w:cs="Calibri"/>
-          <w:lang w:val="en-US"/>
-        </w:rPr>
-        <w:t>netsh winsock reset</w:t>
+      <w:proofErr w:type="spellStart"/>
+      <w:r>
+        <w:rPr>
+          <w:rFonts w:eastAsia="Calibri" w:cs="Calibri"/>
+          <w:lang w:val="en-US"/>
+        </w:rPr>
+        <w:t>netsh</w:t>
+      </w:r>
+      <w:proofErr w:type="spellEnd"/>
+      <w:r>
+        <w:rPr>
+          <w:rFonts w:eastAsia="Calibri" w:cs="Calibri"/>
+          <w:lang w:val="en-US"/>
+        </w:rPr>
+        <w:t xml:space="preserve"> </w:t>
+      </w:r>
+      <w:proofErr w:type="spellStart"/>
+      <w:r>
+        <w:rPr>
+          <w:rFonts w:eastAsia="Calibri" w:cs="Calibri"/>
+          <w:lang w:val="en-US"/>
+        </w:rPr>
+        <w:t>winsock</w:t>
+      </w:r>
+      <w:proofErr w:type="spellEnd"/>
+      <w:r>
+        <w:rPr>
+          <w:rFonts w:eastAsia="Calibri" w:cs="Calibri"/>
+          <w:lang w:val="en-US"/>
+        </w:rPr>
+        <w:t xml:space="preserve"> reset</w:t>
       </w:r>
     </w:p>
     <w:p>
@@ -1130,8 +1485,17 @@
           <w:rFonts w:eastAsia="Calibri" w:cs="Calibri"/>
           <w:lang w:val="en-US"/>
         </w:rPr>
-        <w:t>ipconfig /flushdns</w:t>
-      </w:r>
+        <w:t>ipconfig /</w:t>
+      </w:r>
+      <w:proofErr w:type="spellStart"/>
+      <w:r>
+        <w:rPr>
+          <w:rFonts w:eastAsia="Calibri" w:cs="Calibri"/>
+          <w:lang w:val="en-US"/>
+        </w:rPr>
+        <w:t>flushdns</w:t>
+      </w:r>
+      <w:proofErr w:type="spellEnd"/>
     </w:p>
     <w:p>
       <w:pPr>
@@ -1147,12 +1511,14 @@
         </w:rPr>
         <w:t xml:space="preserve">     </w:t>
       </w:r>
+      <w:proofErr w:type="spellStart"/>
       <w:r>
         <w:rPr>
           <w:rFonts w:eastAsia="Calibri" w:cs="Calibri"/>
         </w:rPr>
         <w:t>enter</w:t>
       </w:r>
+      <w:proofErr w:type="spellEnd"/>
     </w:p>
     <w:p>
       <w:pPr>
@@ -1161,12 +1527,14 @@
           <w:rFonts w:ascii="Calibri" w:eastAsia="Calibri" w:hAnsi="Calibri" w:cs="Calibri"/>
         </w:rPr>
       </w:pPr>
+      <w:proofErr w:type="spellStart"/>
       <w:r>
         <w:rPr>
           <w:rFonts w:eastAsia="Calibri" w:cs="Calibri"/>
         </w:rPr>
         <w:t>exit</w:t>
       </w:r>
+      <w:proofErr w:type="spellEnd"/>
     </w:p>
     <w:p>
       <w:pPr>
@@ -1182,7 +1550,21 @@
         <w:rPr>
           <w:rFonts w:eastAsia="Calibri" w:cs="Calibri"/>
         </w:rPr>
-        <w:t xml:space="preserve">      enter     y reiniciar</w:t>
+        <w:t xml:space="preserve">      </w:t>
+      </w:r>
+      <w:proofErr w:type="spellStart"/>
+      <w:r>
+        <w:rPr>
+          <w:rFonts w:eastAsia="Calibri" w:cs="Calibri"/>
+        </w:rPr>
+        <w:t>enter</w:t>
+      </w:r>
+      <w:proofErr w:type="spellEnd"/>
+      <w:r>
+        <w:rPr>
+          <w:rFonts w:eastAsia="Calibri" w:cs="Calibri"/>
+        </w:rPr>
+        <w:t xml:space="preserve">     y reiniciar</w:t>
       </w:r>
     </w:p>
     <w:p>
@@ -1206,12 +1588,28 @@
           <w:rFonts w:eastAsia="Calibri" w:cs="Calibri"/>
         </w:rPr>
       </w:pPr>
-      <w:r>
-        <w:rPr>
-          <w:rFonts w:eastAsia="Calibri" w:cs="Calibri"/>
-        </w:rPr>
-        <w:t>irm https://get.activated.win | iex</w:t>
-      </w:r>
+      <w:proofErr w:type="spellStart"/>
+      <w:r>
+        <w:rPr>
+          <w:rFonts w:eastAsia="Calibri" w:cs="Calibri"/>
+        </w:rPr>
+        <w:t>irm</w:t>
+      </w:r>
+      <w:proofErr w:type="spellEnd"/>
+      <w:r>
+        <w:rPr>
+          <w:rFonts w:eastAsia="Calibri" w:cs="Calibri"/>
+        </w:rPr>
+        <w:t xml:space="preserve"> https://get.activated.win | </w:t>
+      </w:r>
+      <w:proofErr w:type="spellStart"/>
+      <w:r>
+        <w:rPr>
+          <w:rFonts w:eastAsia="Calibri" w:cs="Calibri"/>
+        </w:rPr>
+        <w:t>iex</w:t>
+      </w:r>
+      <w:proofErr w:type="spellEnd"/>
       <w:r>
         <w:rPr>
           <w:rFonts w:eastAsia="Calibri" w:cs="Calibri"/>
@@ -1301,6 +1699,7 @@
           <w:lang w:val="en-US"/>
         </w:rPr>
       </w:pPr>
+      <w:proofErr w:type="spellStart"/>
       <w:r>
         <w:rPr>
           <w:rFonts w:ascii="inherit" w:eastAsia="inherit" w:hAnsi="inherit" w:cs="inherit"/>
@@ -1308,20 +1707,19 @@
           <w:sz w:val="26"/>
           <w:lang w:val="en-US"/>
         </w:rPr>
-        <w:t>slmgr /skms kms.digiboy.ir</w:t>
-      </w:r>
-    </w:p>
-    <w:p>
-      <w:pPr>
-        <w:spacing w:after="0"/>
-        <w:ind w:left="720"/>
+        <w:t>slmgr</w:t>
+      </w:r>
+      <w:proofErr w:type="spellEnd"/>
+      <w:r>
         <w:rPr>
           <w:rFonts w:ascii="inherit" w:eastAsia="inherit" w:hAnsi="inherit" w:cs="inherit"/>
           <w:color w:val="3A3A3A"/>
           <w:sz w:val="26"/>
           <w:lang w:val="en-US"/>
         </w:rPr>
-      </w:pPr>
+        <w:t xml:space="preserve"> /</w:t>
+      </w:r>
+      <w:proofErr w:type="spellStart"/>
       <w:r>
         <w:rPr>
           <w:rFonts w:ascii="inherit" w:eastAsia="inherit" w:hAnsi="inherit" w:cs="inherit"/>
@@ -1329,8 +1727,61 @@
           <w:sz w:val="26"/>
           <w:lang w:val="en-US"/>
         </w:rPr>
-        <w:t>slmgr /ato</w:t>
-      </w:r>
+        <w:t>skms</w:t>
+      </w:r>
+      <w:proofErr w:type="spellEnd"/>
+      <w:r>
+        <w:rPr>
+          <w:rFonts w:ascii="inherit" w:eastAsia="inherit" w:hAnsi="inherit" w:cs="inherit"/>
+          <w:color w:val="3A3A3A"/>
+          <w:sz w:val="26"/>
+          <w:lang w:val="en-US"/>
+        </w:rPr>
+        <w:t> kms.digiboy.ir</w:t>
+      </w:r>
+    </w:p>
+    <w:p>
+      <w:pPr>
+        <w:spacing w:after="0"/>
+        <w:ind w:left="720"/>
+        <w:rPr>
+          <w:rFonts w:ascii="inherit" w:eastAsia="inherit" w:hAnsi="inherit" w:cs="inherit"/>
+          <w:color w:val="3A3A3A"/>
+          <w:sz w:val="26"/>
+          <w:lang w:val="en-US"/>
+        </w:rPr>
+      </w:pPr>
+      <w:proofErr w:type="spellStart"/>
+      <w:r>
+        <w:rPr>
+          <w:rFonts w:ascii="inherit" w:eastAsia="inherit" w:hAnsi="inherit" w:cs="inherit"/>
+          <w:color w:val="3A3A3A"/>
+          <w:sz w:val="26"/>
+          <w:lang w:val="en-US"/>
+        </w:rPr>
+        <w:t>slmgr</w:t>
+      </w:r>
+      <w:proofErr w:type="spellEnd"/>
+      <w:r>
+        <w:rPr>
+          <w:rFonts w:ascii="inherit" w:eastAsia="inherit" w:hAnsi="inherit" w:cs="inherit"/>
+          <w:color w:val="3A3A3A"/>
+          <w:sz w:val="26"/>
+          <w:lang w:val="en-US"/>
+        </w:rPr>
+        <w:t xml:space="preserve"> /</w:t>
+      </w:r>
+      <w:proofErr w:type="spellStart"/>
+      <w:r>
+        <w:rPr>
+          <w:rFonts w:ascii="inherit" w:eastAsia="inherit" w:hAnsi="inherit" w:cs="inherit"/>
+          <w:color w:val="3A3A3A"/>
+          <w:sz w:val="26"/>
+          <w:lang w:val="en-US"/>
+        </w:rPr>
+        <w:t>ato</w:t>
+      </w:r>
+      <w:proofErr w:type="spellEnd"/>
     </w:p>
     <w:p>
       <w:pPr>
@@ -2079,6 +2530,117 @@
     </w:p>
     <w:p>
       <w:pPr>
+        <w:spacing w:after="40" w:line="259" w:lineRule="exact"/>
+        <w:rPr>
+          <w:rFonts w:ascii="Aptos" w:eastAsia="Aptos" w:hAnsi="Aptos" w:cs="Aptos"/>
+          <w:color w:val="000000"/>
+          <w:sz w:val="28"/>
+          <w:szCs w:val="28"/>
+        </w:rPr>
+      </w:pPr>
+      <w:r>
+        <w:rPr>
+          <w:rFonts w:ascii="Aptos" w:eastAsia="Aptos" w:hAnsi="Aptos" w:cs="Aptos"/>
+          <w:color w:val="000000"/>
+          <w:sz w:val="28"/>
+          <w:szCs w:val="28"/>
+        </w:rPr>
+        <w:t>=============================================================================</w:t>
+      </w:r>
+    </w:p>
+    <w:p>
+      <w:pPr>
+        <w:spacing w:after="40" w:line="259" w:lineRule="exact"/>
+        <w:rPr>
+          <w:rFonts w:ascii="Aptos" w:eastAsia="Aptos" w:hAnsi="Aptos" w:cs="Aptos"/>
+          <w:color w:val="000000"/>
+          <w:sz w:val="28"/>
+          <w:szCs w:val="28"/>
+        </w:rPr>
+      </w:pPr>
+      <w:proofErr w:type="spellStart"/>
+      <w:r>
+        <w:rPr>
+          <w:rFonts w:ascii="Aptos" w:eastAsia="Aptos" w:hAnsi="Aptos" w:cs="Aptos"/>
+          <w:color w:val="000000"/>
+          <w:sz w:val="28"/>
+          <w:szCs w:val="28"/>
+        </w:rPr>
+        <w:t>Get-Service</w:t>
+      </w:r>
+      <w:proofErr w:type="spellEnd"/>
+      <w:r>
+        <w:rPr>
+          <w:rFonts w:ascii="Aptos" w:eastAsia="Aptos" w:hAnsi="Aptos" w:cs="Aptos"/>
+          <w:color w:val="000000"/>
+          <w:sz w:val="28"/>
+          <w:szCs w:val="28"/>
+        </w:rPr>
+        <w:t xml:space="preserve"> "</w:t>
+      </w:r>
+      <w:proofErr w:type="spellStart"/>
+      <w:r>
+        <w:rPr>
+          <w:rFonts w:ascii="Aptos" w:eastAsia="Aptos" w:hAnsi="Aptos" w:cs="Aptos"/>
+          <w:color w:val="000000"/>
+          <w:sz w:val="28"/>
+          <w:szCs w:val="28"/>
+        </w:rPr>
+        <w:t>AutoRAM-TuPcVeloz</w:t>
+      </w:r>
+      <w:proofErr w:type="spellEnd"/>
+      <w:r>
+        <w:rPr>
+          <w:rFonts w:ascii="Aptos" w:eastAsia="Aptos" w:hAnsi="Aptos" w:cs="Aptos"/>
+          <w:color w:val="000000"/>
+          <w:sz w:val="28"/>
+          <w:szCs w:val="28"/>
+        </w:rPr>
+        <w:t>"</w:t>
+      </w:r>
+      <w:r>
+        <w:rPr>
+          <w:rFonts w:ascii="Aptos" w:eastAsia="Aptos" w:hAnsi="Aptos" w:cs="Aptos"/>
+          <w:color w:val="000000"/>
+          <w:sz w:val="28"/>
+          <w:szCs w:val="28"/>
+        </w:rPr>
+        <w:t xml:space="preserve"> servicio NSSM instalado en script 3TuPcVolara</w:t>
+      </w:r>
+    </w:p>
+    <w:p>
+      <w:pPr>
+        <w:spacing w:after="40" w:line="259" w:lineRule="exact"/>
+        <w:rPr>
+          <w:rFonts w:ascii="Aptos" w:eastAsia="Aptos" w:hAnsi="Aptos" w:cs="Aptos"/>
+          <w:color w:val="000000"/>
+          <w:sz w:val="28"/>
+          <w:szCs w:val="28"/>
+        </w:rPr>
+      </w:pPr>
+      <w:r>
+        <w:rPr>
+          <w:rFonts w:ascii="Aptos" w:eastAsia="Aptos" w:hAnsi="Aptos" w:cs="Aptos"/>
+          <w:color w:val="000000"/>
+          <w:sz w:val="28"/>
+          <w:szCs w:val="28"/>
+        </w:rPr>
+        <w:t>=============================================================================</w:t>
+      </w:r>
+    </w:p>
+    <w:p>
+      <w:pPr>
+        <w:spacing w:after="40" w:line="259" w:lineRule="exact"/>
+        <w:rPr>
+          <w:rFonts w:ascii="Aptos" w:eastAsia="Aptos" w:hAnsi="Aptos" w:cs="Aptos"/>
+          <w:color w:val="000000"/>
+          <w:sz w:val="28"/>
+          <w:szCs w:val="28"/>
+        </w:rPr>
+      </w:pPr>
+    </w:p>
+    <w:p>
+      <w:pPr>
         <w:tabs>
           <w:tab w:val="left" w:pos="916"/>
           <w:tab w:val="left" w:pos="1832"/>
@@ -2100,23 +2662,13 @@
         <w:spacing w:after="360" w:line="240" w:lineRule="auto"/>
         <w:ind w:left="720"/>
         <w:rPr>
-          <w:rFonts w:ascii="Calibri" w:eastAsia="Calibri" w:hAnsi="Calibri" w:cs="Calibri"/>
+          <w:rFonts w:eastAsia="Calibri" w:cs="Calibri"/>
           <w:b/>
           <w:i/>
           <w:sz w:val="24"/>
           <w:u w:val="single"/>
         </w:rPr>
       </w:pPr>
-      <w:r>
-        <w:rPr>
-          <w:rFonts w:eastAsia="Calibri" w:cs="Calibri"/>
-          <w:b/>
-          <w:i/>
-          <w:sz w:val="24"/>
-          <w:u w:val="single"/>
-        </w:rPr>
-        <w:t>Pasar de w10 home a w10 pro ir símbolo del sistema como admin CMD</w:t>
-      </w:r>
     </w:p>
     <w:p>
       <w:pPr>
@@ -2141,17 +2693,13 @@
         <w:spacing w:after="360" w:line="240" w:lineRule="auto"/>
         <w:ind w:left="720"/>
         <w:rPr>
-          <w:rFonts w:ascii="Calibri" w:eastAsia="Calibri" w:hAnsi="Calibri" w:cs="Calibri"/>
-          <w:sz w:val="24"/>
-        </w:rPr>
-      </w:pPr>
-      <w:r>
-        <w:rPr>
-          <w:rFonts w:eastAsia="Calibri" w:cs="Calibri"/>
-          <w:sz w:val="24"/>
-        </w:rPr>
-        <w:t>slmgr -xpr</w:t>
-      </w:r>
+          <w:rFonts w:eastAsia="Calibri" w:cs="Calibri"/>
+          <w:b/>
+          <w:i/>
+          <w:sz w:val="24"/>
+          <w:u w:val="single"/>
+        </w:rPr>
+      </w:pPr>
     </w:p>
     <w:p>
       <w:pPr>
@@ -2177,15 +2725,21 @@
         <w:ind w:left="720"/>
         <w:rPr>
           <w:rFonts w:ascii="Calibri" w:eastAsia="Calibri" w:hAnsi="Calibri" w:cs="Calibri"/>
-          <w:sz w:val="24"/>
-        </w:rPr>
-      </w:pPr>
-      <w:r>
-        <w:rPr>
-          <w:rFonts w:eastAsia="Calibri" w:cs="Calibri"/>
-          <w:sz w:val="24"/>
-        </w:rPr>
-        <w:t xml:space="preserve">entrar a </w:t>
+          <w:b/>
+          <w:i/>
+          <w:sz w:val="24"/>
+          <w:u w:val="single"/>
+        </w:rPr>
+      </w:pPr>
+      <w:r>
+        <w:rPr>
+          <w:rFonts w:eastAsia="Calibri" w:cs="Calibri"/>
+          <w:b/>
+          <w:i/>
+          <w:sz w:val="24"/>
+          <w:u w:val="single"/>
+        </w:rPr>
+        <w:t>Pasar de w10 home a w10 pro ir símbolo del sistema como admin CMD</w:t>
       </w:r>
     </w:p>
     <w:p>
@@ -2215,13 +2769,31 @@
           <w:sz w:val="24"/>
         </w:rPr>
       </w:pPr>
-      <w:r>
-        <w:rPr>
-          <w:rFonts w:eastAsia="Calibri" w:cs="Calibri"/>
-          <w:sz w:val="24"/>
-        </w:rPr>
-        <w:t>Configuración / Actualización y seguridad / Activación /Cambiar ClaveProducto:</w:t>
-      </w:r>
+      <w:proofErr w:type="spellStart"/>
+      <w:r>
+        <w:rPr>
+          <w:rFonts w:eastAsia="Calibri" w:cs="Calibri"/>
+          <w:sz w:val="24"/>
+        </w:rPr>
+        <w:t>slmgr</w:t>
+      </w:r>
+      <w:proofErr w:type="spellEnd"/>
+      <w:r>
+        <w:rPr>
+          <w:rFonts w:eastAsia="Calibri" w:cs="Calibri"/>
+          <w:sz w:val="24"/>
+        </w:rPr>
+        <w:t xml:space="preserve"> -</w:t>
+      </w:r>
+      <w:proofErr w:type="spellStart"/>
+      <w:r>
+        <w:rPr>
+          <w:rFonts w:eastAsia="Calibri" w:cs="Calibri"/>
+          <w:sz w:val="24"/>
+        </w:rPr>
+        <w:t>xpr</w:t>
+      </w:r>
+      <w:proofErr w:type="spellEnd"/>
     </w:p>
     <w:p>
       <w:pPr>
@@ -2255,16 +2827,7 @@
           <w:rFonts w:eastAsia="Calibri" w:cs="Calibri"/>
           <w:sz w:val="24"/>
         </w:rPr>
-        <w:t xml:space="preserve">o </w:t>
-      </w:r>
-      <w:r>
-        <w:rPr>
-          <w:rFonts w:ascii="Roboto" w:eastAsia="Roboto" w:hAnsi="Roboto" w:cs="Roboto"/>
-          <w:color w:val="030303"/>
-          <w:sz w:val="21"/>
-          <w:shd w:val="clear" w:color="auto" w:fill="F9F9F9"/>
-        </w:rPr>
-        <w:t>NRG8B-VKK3Q-CXVCJ-9G2XF-6Q84J</w:t>
+        <w:t xml:space="preserve">entrar a </w:t>
       </w:r>
     </w:p>
     <w:p>
@@ -2290,20 +2853,32 @@
         <w:spacing w:after="360" w:line="240" w:lineRule="auto"/>
         <w:ind w:left="720"/>
         <w:rPr>
-          <w:rFonts w:ascii="Roboto" w:eastAsia="Roboto" w:hAnsi="Roboto" w:cs="Roboto"/>
-          <w:color w:val="030303"/>
-          <w:sz w:val="21"/>
-          <w:shd w:val="clear" w:color="auto" w:fill="F9F9F9"/>
-        </w:rPr>
-      </w:pPr>
-      <w:r>
-        <w:rPr>
-          <w:rFonts w:ascii="Roboto" w:eastAsia="Roboto" w:hAnsi="Roboto" w:cs="Roboto"/>
-          <w:color w:val="030303"/>
-          <w:sz w:val="21"/>
-          <w:shd w:val="clear" w:color="auto" w:fill="F9F9F9"/>
-        </w:rPr>
-        <w:t>o FB4WR-32NVD-4RW79-XQFWH-CYQG3</w:t>
+          <w:rFonts w:ascii="Calibri" w:eastAsia="Calibri" w:hAnsi="Calibri" w:cs="Calibri"/>
+          <w:sz w:val="24"/>
+        </w:rPr>
+      </w:pPr>
+      <w:r>
+        <w:rPr>
+          <w:rFonts w:eastAsia="Calibri" w:cs="Calibri"/>
+          <w:sz w:val="24"/>
+        </w:rPr>
+        <w:t xml:space="preserve">Configuración / Actualización y seguridad / Activación /Cambiar </w:t>
+      </w:r>
+      <w:proofErr w:type="spellStart"/>
+      <w:r>
+        <w:rPr>
+          <w:rFonts w:eastAsia="Calibri" w:cs="Calibri"/>
+          <w:sz w:val="24"/>
+        </w:rPr>
+        <w:t>ClaveProducto</w:t>
+      </w:r>
+      <w:proofErr w:type="spellEnd"/>
+      <w:r>
+        <w:rPr>
+          <w:rFonts w:eastAsia="Calibri" w:cs="Calibri"/>
+          <w:sz w:val="24"/>
+        </w:rPr>
+        <w:t>:</w:t>
       </w:r>
     </w:p>
     <w:p>
@@ -2329,20 +2904,25 @@
         <w:spacing w:after="360" w:line="240" w:lineRule="auto"/>
         <w:ind w:left="720"/>
         <w:rPr>
+          <w:rFonts w:ascii="Calibri" w:eastAsia="Calibri" w:hAnsi="Calibri" w:cs="Calibri"/>
+          <w:sz w:val="24"/>
+        </w:rPr>
+      </w:pPr>
+      <w:r>
+        <w:rPr>
+          <w:rFonts w:eastAsia="Calibri" w:cs="Calibri"/>
+          <w:sz w:val="24"/>
+        </w:rPr>
+        <w:t xml:space="preserve">o </w:t>
+      </w:r>
+      <w:r>
+        <w:rPr>
           <w:rFonts w:ascii="Roboto" w:eastAsia="Roboto" w:hAnsi="Roboto" w:cs="Roboto"/>
           <w:color w:val="030303"/>
           <w:sz w:val="21"/>
           <w:shd w:val="clear" w:color="auto" w:fill="F9F9F9"/>
         </w:rPr>
-      </w:pPr>
-      <w:r>
-        <w:rPr>
-          <w:rFonts w:ascii="Roboto" w:eastAsia="Roboto" w:hAnsi="Roboto" w:cs="Roboto"/>
-          <w:color w:val="030303"/>
-          <w:sz w:val="21"/>
-          <w:shd w:val="clear" w:color="auto" w:fill="F9F9F9"/>
-        </w:rPr>
-        <w:t>o VK7JG-NPHTM-C97JM-9MPGT-3V66T</w:t>
+        <w:t>NRG8B-VKK3Q-CXVCJ-9G2XF-6Q84J</w:t>
       </w:r>
     </w:p>
     <w:p>
@@ -2381,6 +2961,84 @@
           <w:sz w:val="21"/>
           <w:shd w:val="clear" w:color="auto" w:fill="F9F9F9"/>
         </w:rPr>
+        <w:t>o FB4WR-32NVD-4RW79-XQFWH-CYQG3</w:t>
+      </w:r>
+    </w:p>
+    <w:p>
+      <w:pPr>
+        <w:tabs>
+          <w:tab w:val="left" w:pos="916"/>
+          <w:tab w:val="left" w:pos="1832"/>
+          <w:tab w:val="left" w:pos="2748"/>
+          <w:tab w:val="left" w:pos="3664"/>
+          <w:tab w:val="left" w:pos="4580"/>
+          <w:tab w:val="left" w:pos="5496"/>
+          <w:tab w:val="left" w:pos="6412"/>
+          <w:tab w:val="left" w:pos="7328"/>
+          <w:tab w:val="left" w:pos="8244"/>
+          <w:tab w:val="left" w:pos="9160"/>
+          <w:tab w:val="left" w:pos="10076"/>
+          <w:tab w:val="left" w:pos="10992"/>
+          <w:tab w:val="left" w:pos="11908"/>
+          <w:tab w:val="left" w:pos="12824"/>
+          <w:tab w:val="left" w:pos="13740"/>
+          <w:tab w:val="left" w:pos="14656"/>
+        </w:tabs>
+        <w:spacing w:after="360" w:line="240" w:lineRule="auto"/>
+        <w:ind w:left="720"/>
+        <w:rPr>
+          <w:rFonts w:ascii="Roboto" w:eastAsia="Roboto" w:hAnsi="Roboto" w:cs="Roboto"/>
+          <w:color w:val="030303"/>
+          <w:sz w:val="21"/>
+          <w:shd w:val="clear" w:color="auto" w:fill="F9F9F9"/>
+        </w:rPr>
+      </w:pPr>
+      <w:r>
+        <w:rPr>
+          <w:rFonts w:ascii="Roboto" w:eastAsia="Roboto" w:hAnsi="Roboto" w:cs="Roboto"/>
+          <w:color w:val="030303"/>
+          <w:sz w:val="21"/>
+          <w:shd w:val="clear" w:color="auto" w:fill="F9F9F9"/>
+        </w:rPr>
+        <w:t>o VK7JG-NPHTM-C97JM-9MPGT-3V66T</w:t>
+      </w:r>
+    </w:p>
+    <w:p>
+      <w:pPr>
+        <w:tabs>
+          <w:tab w:val="left" w:pos="916"/>
+          <w:tab w:val="left" w:pos="1832"/>
+          <w:tab w:val="left" w:pos="2748"/>
+          <w:tab w:val="left" w:pos="3664"/>
+          <w:tab w:val="left" w:pos="4580"/>
+          <w:tab w:val="left" w:pos="5496"/>
+          <w:tab w:val="left" w:pos="6412"/>
+          <w:tab w:val="left" w:pos="7328"/>
+          <w:tab w:val="left" w:pos="8244"/>
+          <w:tab w:val="left" w:pos="9160"/>
+          <w:tab w:val="left" w:pos="10076"/>
+          <w:tab w:val="left" w:pos="10992"/>
+          <w:tab w:val="left" w:pos="11908"/>
+          <w:tab w:val="left" w:pos="12824"/>
+          <w:tab w:val="left" w:pos="13740"/>
+          <w:tab w:val="left" w:pos="14656"/>
+        </w:tabs>
+        <w:spacing w:after="360" w:line="240" w:lineRule="auto"/>
+        <w:ind w:left="720"/>
+        <w:rPr>
+          <w:rFonts w:ascii="Roboto" w:eastAsia="Roboto" w:hAnsi="Roboto" w:cs="Roboto"/>
+          <w:color w:val="030303"/>
+          <w:sz w:val="21"/>
+          <w:shd w:val="clear" w:color="auto" w:fill="F9F9F9"/>
+        </w:rPr>
+      </w:pPr>
+      <w:r>
+        <w:rPr>
+          <w:rFonts w:ascii="Roboto" w:eastAsia="Roboto" w:hAnsi="Roboto" w:cs="Roboto"/>
+          <w:color w:val="030303"/>
+          <w:sz w:val="21"/>
+          <w:shd w:val="clear" w:color="auto" w:fill="F9F9F9"/>
+        </w:rPr>
         <w:t xml:space="preserve">poner siguiente </w:t>
       </w:r>
       <w:r>
@@ -2442,7 +3100,23 @@
           <w:rFonts w:eastAsia="Calibri" w:cs="Calibri"/>
           <w:sz w:val="24"/>
         </w:rPr>
-        <w:t>“Mi portátil o Laptop escribe números en lugar de letras (Solución)” ytb – según modelo de laptop puede ser ….</w:t>
+        <w:t xml:space="preserve">“Mi portátil o Laptop escribe números en lugar de letras (Solución)” </w:t>
+      </w:r>
+      <w:proofErr w:type="spellStart"/>
+      <w:r>
+        <w:rPr>
+          <w:rFonts w:eastAsia="Calibri" w:cs="Calibri"/>
+          <w:sz w:val="24"/>
+        </w:rPr>
+        <w:t>ytb</w:t>
+      </w:r>
+      <w:proofErr w:type="spellEnd"/>
+      <w:r>
+        <w:rPr>
+          <w:rFonts w:eastAsia="Calibri" w:cs="Calibri"/>
+          <w:sz w:val="24"/>
+        </w:rPr>
+        <w:t xml:space="preserve"> – según modelo de laptop puede ser ….</w:t>
       </w:r>
       <w:r>
         <w:rPr>
@@ -2467,7 +3141,43 @@
           <w:sz w:val="24"/>
           <w:lang w:val="en-US"/>
         </w:rPr>
-        <w:t xml:space="preserve">1. ALT Gr + Bloq Mayus </w:t>
+        <w:t xml:space="preserve">1. ALT Gr + </w:t>
+      </w:r>
+      <w:proofErr w:type="spellStart"/>
+      <w:r>
+        <w:rPr>
+          <w:rFonts w:eastAsia="Calibri" w:cs="Calibri"/>
+          <w:sz w:val="24"/>
+          <w:lang w:val="en-US"/>
+        </w:rPr>
+        <w:t>Bloq</w:t>
+      </w:r>
+      <w:proofErr w:type="spellEnd"/>
+      <w:r>
+        <w:rPr>
+          <w:rFonts w:eastAsia="Calibri" w:cs="Calibri"/>
+          <w:sz w:val="24"/>
+          <w:lang w:val="en-US"/>
+        </w:rPr>
+        <w:t xml:space="preserve"> </w:t>
+      </w:r>
+      <w:proofErr w:type="spellStart"/>
+      <w:r>
+        <w:rPr>
+          <w:rFonts w:eastAsia="Calibri" w:cs="Calibri"/>
+          <w:sz w:val="24"/>
+          <w:lang w:val="en-US"/>
+        </w:rPr>
+        <w:t>Mayus</w:t>
+      </w:r>
+      <w:proofErr w:type="spellEnd"/>
+      <w:r>
+        <w:rPr>
+          <w:rFonts w:eastAsia="Calibri" w:cs="Calibri"/>
+          <w:sz w:val="24"/>
+          <w:lang w:val="en-US"/>
+        </w:rPr>
+        <w:t xml:space="preserve"> </w:t>
       </w:r>
     </w:p>
     <w:p>
@@ -2485,7 +3195,25 @@
           <w:sz w:val="24"/>
           <w:lang w:val="en-US"/>
         </w:rPr>
-        <w:t xml:space="preserve">2. Fn+Ins+Supr </w:t>
+        <w:t xml:space="preserve">2. </w:t>
+      </w:r>
+      <w:proofErr w:type="spellStart"/>
+      <w:r>
+        <w:rPr>
+          <w:rFonts w:eastAsia="Calibri" w:cs="Calibri"/>
+          <w:sz w:val="24"/>
+          <w:lang w:val="en-US"/>
+        </w:rPr>
+        <w:t>Fn+Ins+Supr</w:t>
+      </w:r>
+      <w:proofErr w:type="spellEnd"/>
+      <w:r>
+        <w:rPr>
+          <w:rFonts w:eastAsia="Calibri" w:cs="Calibri"/>
+          <w:sz w:val="24"/>
+          <w:lang w:val="en-US"/>
+        </w:rPr>
+        <w:t xml:space="preserve"> </w:t>
       </w:r>
     </w:p>
     <w:p>
@@ -2501,7 +3229,23 @@
           <w:rFonts w:eastAsia="Calibri" w:cs="Calibri"/>
           <w:sz w:val="24"/>
         </w:rPr>
-        <w:t>3. Fn + F11 en Samsung.</w:t>
+        <w:t xml:space="preserve">3. </w:t>
+      </w:r>
+      <w:proofErr w:type="spellStart"/>
+      <w:r>
+        <w:rPr>
+          <w:rFonts w:eastAsia="Calibri" w:cs="Calibri"/>
+          <w:sz w:val="24"/>
+        </w:rPr>
+        <w:t>Fn</w:t>
+      </w:r>
+      <w:proofErr w:type="spellEnd"/>
+      <w:r>
+        <w:rPr>
+          <w:rFonts w:eastAsia="Calibri" w:cs="Calibri"/>
+          <w:sz w:val="24"/>
+        </w:rPr>
+        <w:t xml:space="preserve"> + F11 en Samsung.</w:t>
       </w:r>
     </w:p>
     <w:p>
@@ -2528,12 +3272,37 @@
           <w:sz w:val="24"/>
         </w:rPr>
       </w:pPr>
-      <w:r>
-        <w:rPr>
-          <w:rFonts w:eastAsia="Calibri" w:cs="Calibri"/>
-          <w:sz w:val="24"/>
-        </w:rPr>
-        <w:t>Commodore: Signo + funciona así: tocar tecla Fn al tiempo de + celeste al lado Shift derecho (esta con dos guiones).</w:t>
+      <w:proofErr w:type="spellStart"/>
+      <w:r>
+        <w:rPr>
+          <w:rFonts w:eastAsia="Calibri" w:cs="Calibri"/>
+          <w:sz w:val="24"/>
+        </w:rPr>
+        <w:t>Commodore</w:t>
+      </w:r>
+      <w:proofErr w:type="spellEnd"/>
+      <w:r>
+        <w:rPr>
+          <w:rFonts w:eastAsia="Calibri" w:cs="Calibri"/>
+          <w:sz w:val="24"/>
+        </w:rPr>
+        <w:t xml:space="preserve">: Signo + funciona así: tocar tecla </w:t>
+      </w:r>
+      <w:proofErr w:type="spellStart"/>
+      <w:r>
+        <w:rPr>
+          <w:rFonts w:eastAsia="Calibri" w:cs="Calibri"/>
+          <w:sz w:val="24"/>
+        </w:rPr>
+        <w:t>Fn</w:t>
+      </w:r>
+      <w:proofErr w:type="spellEnd"/>
+      <w:r>
+        <w:rPr>
+          <w:rFonts w:eastAsia="Calibri" w:cs="Calibri"/>
+          <w:sz w:val="24"/>
+        </w:rPr>
+        <w:t xml:space="preserve"> al tiempo de + celeste al lado Shift derecho (esta con dos guiones).</w:t>
       </w:r>
     </w:p>
     <w:p>
@@ -2719,14 +3488,34 @@
         </w:rPr>
         <w:t>(</w:t>
       </w:r>
-      <w:r>
-        <w:rPr>
-          <w:rFonts w:eastAsia="Calibri" w:cs="Calibri"/>
-          <w:sz w:val="24"/>
-          <w:lang w:val="en-US"/>
-        </w:rPr>
-        <w:t>clic aquí</w:t>
-      </w:r>
+      <w:proofErr w:type="spellStart"/>
+      <w:r>
+        <w:rPr>
+          <w:rFonts w:eastAsia="Calibri" w:cs="Calibri"/>
+          <w:sz w:val="24"/>
+          <w:lang w:val="en-US"/>
+        </w:rPr>
+        <w:t>clic</w:t>
+      </w:r>
+      <w:proofErr w:type="spellEnd"/>
+      <w:r>
+        <w:rPr>
+          <w:rFonts w:eastAsia="Calibri" w:cs="Calibri"/>
+          <w:sz w:val="24"/>
+          <w:lang w:val="en-US"/>
+        </w:rPr>
+        <w:t xml:space="preserve"> </w:t>
+      </w:r>
+      <w:proofErr w:type="spellStart"/>
+      <w:r>
+        <w:rPr>
+          <w:rFonts w:eastAsia="Calibri" w:cs="Calibri"/>
+          <w:sz w:val="24"/>
+          <w:lang w:val="en-US"/>
+        </w:rPr>
+        <w:t>aquí</w:t>
+      </w:r>
+      <w:proofErr w:type="spellEnd"/>
       <w:r>
         <w:rPr>
           <w:rFonts w:eastAsia="Calibri" w:cs="Calibri"/>
@@ -2748,12 +3537,21 @@
           <w:sz w:val="24"/>
         </w:rPr>
       </w:pPr>
-      <w:r>
-        <w:rPr>
-          <w:rFonts w:eastAsia="Calibri" w:cs="Calibri"/>
-          <w:sz w:val="24"/>
-        </w:rPr>
-        <w:t xml:space="preserve">EnableLUA </w:t>
+      <w:proofErr w:type="spellStart"/>
+      <w:r>
+        <w:rPr>
+          <w:rFonts w:eastAsia="Calibri" w:cs="Calibri"/>
+          <w:sz w:val="24"/>
+        </w:rPr>
+        <w:t>EnableLUA</w:t>
+      </w:r>
+      <w:proofErr w:type="spellEnd"/>
+      <w:r>
+        <w:rPr>
+          <w:rFonts w:eastAsia="Calibri" w:cs="Calibri"/>
+          <w:sz w:val="24"/>
+        </w:rPr>
+        <w:t xml:space="preserve"> </w:t>
       </w:r>
       <w:r>
         <w:rPr>
@@ -2794,6 +3592,7 @@
           <w:rFonts w:eastAsia="Calibri" w:cs="Calibri"/>
           <w:sz w:val="24"/>
         </w:rPr>
+        <w:lastRenderedPageBreak/>
         <w:t>Reemplazar el 1 por un 0 y clic en OK</w:t>
       </w:r>
     </w:p>
@@ -2856,16 +3655,7 @@
             <w:rFonts w:eastAsia="Calibri" w:cs="Calibri"/>
             <w:sz w:val="24"/>
           </w:rPr>
-          <w:t>https://www.youtube.com/watch?v=HdXj4VdChnQ HYPERLINK "https://www.youtube.com/watch?v=HdXj4VdChnQ HYPERLINK "https://www.youtube.com/watch?v=HdXj4VdChnQ&amp;list=PL6WPq8x-Iu2culvA-</w:t>
-        </w:r>
-        <w:r>
-          <w:rPr>
-            <w:rStyle w:val="Hipervnculo"/>
-            <w:rFonts w:eastAsia="Calibri" w:cs="Calibri"/>
-            <w:sz w:val="24"/>
-          </w:rPr>
-          <w:lastRenderedPageBreak/>
-          <w:t>Y0TafIq_dg5SJJTG&amp;index=5"&amp; HYPERLINK "https://www.youtube.com/watch?v=HdXj4VdChnQ&amp;list=PL6WPq8x-Iu2culvA-Y0TafIq_dg5SJJTG&amp;index=5"list=PL6WPq8x-Iu2culvA-Y0TafIq_dg5SJJTG HYPERLINK "https://www.youtube.com/watch?v=HdXj4VdChnQ&amp;list=PL6WPq8x-Iu2culvA-Y0TafIq_dg5SJJTG&amp;index=5"&amp; HYPERLINK "https://www.youtube.com/watch?v=HdXj4VdChnQ&amp;list=PL6WPq8x-Iu2culvA-Y0TafIq_dg5SJJTG&amp;index=5"index=5" HYPERLINK "https://www.youtube.com/watch?v=HdXj4VdChnQ&amp;list=PL6WPq8x-Iu2culvA-Y0TafIq_dg5SJJTG&amp;index=5"&amp; HYPERLINK "https://www.youtube.com/watch?v=HdXj4VdChnQ&amp;list=PL6WPq8x-Iu2culvA-Y0TafIq_dg5SJJTG&amp;index=5" HYPERLINK "https://www.youtube.com/watch?v=HdXj4VdChnQ HYPERLINK "https://www.youtube.com/watch?v=HdXj4VdChnQ&amp;list=PL6WPq8x-Iu2culvA-Y0TafIq_dg5SJJTG&amp;index=5"&amp; HYPERLINK "https://www.youtube.com/watch?v=HdXj4VdChnQ&amp;list=PL6WPq8x-Iu2culvA-Y0TafIq_dg5SJJTG&amp;index=5"list=PL6WPq8x-Iu2culvA-Y0TafIq_dg5SJJTG HYPERLINK "https://www.youtube.com/watch?v=HdXj4VdChnQ&amp;list=PL6WPq8x-Iu2culvA-Y0TafIq_dg5SJJTG&amp;index=5"&amp; HYPERLINK "https://www.youtube.com/watch?v=HdXj4VdChnQ&amp;list=PL6WPq8x-Iu2culvA-Y0TafIq_dg5SJJTG&amp;index=5"index=5"list=PL6WPq8x-Iu2culvA-Y0TafIq_dg5SJJTG HYPERLINK "https://www.youtube.com/watch?v=HdXj4VdChnQ HYPERLINK "https://www.youtube.com/watch?v=HdXj4VdChnQ&amp;list=PL6WPq8x-Iu2culvA-Y0TafIq_dg5SJJTG&amp;index=5"&amp; HYPERLIN</w:t>
+          <w:t>https://www.youtube.com/watch?v=HdXj4VdChnQ HYPERLINK "https://www.youtube.com/watch?v=HdXj4VdChnQ HYPERLINK "https://www.youtube.com/watch?v=HdXj4VdChnQ&amp;list=PL6WPq8x-Iu2culvA-Y0TafIq_dg5SJJTG&amp;index=5"&amp; HYPERLINK "https://www.youtube.com/watch?v=HdXj4VdChnQ&amp;list=PL6WPq8x-Iu2culvA-Y0TafIq_dg5SJJTG&amp;index=5"list=PL6WPq8x-Iu2culvA-Y0TafIq_dg5SJJTG HYPERLINK "https://www.youtube.com/watch?v=HdXj4VdChnQ&amp;list=PL6WPq8x-Iu2culvA-Y0TafIq_dg5SJJTG&amp;index=5"&amp; HYPERLINK "https://www.youtube.com/watch?v=HdXj4VdChnQ&amp;list=PL6WPq8x-Iu2culvA-Y0TafIq_dg5SJJTG&amp;index=5"index=5" HYPERLINK "https://www.youtube.com/watch?v=HdXj4VdChnQ&amp;list=PL6WPq8x-Iu2culvA-Y0TafIq_dg5SJJTG&amp;index=5"&amp; HYPERLINK "https://www.youtube.com/watch?v=HdXj4VdChnQ&amp;list=PL6WPq8x-Iu2culvA-Y0TafIq_dg5SJJTG&amp;index=5" HYPERLINK "https://www.youtube.com/watch?v=HdXj4VdChnQ HYPERLINK "https://www.youtube.com/watch?v=HdXj4VdChnQ&amp;list=PL6WPq8x-Iu2culvA-Y0TafIq_dg5SJJTG&amp;index=5"&amp; HYPERLINK "https://www.youtube.com/watch?v=HdXj4VdChnQ&amp;list=PL6WPq8x-Iu2culvA-Y0TafIq_dg5SJJTG&amp;index=5"list=PL6WPq8x-Iu2culvA-Y0TafIq_dg5SJJTG HYPERLINK "https://www.youtube.com/watch?v=HdXj4VdChnQ&amp;list=PL6WPq8x-Iu2culvA-Y0TafIq_dg5SJJTG&amp;index=5"&amp; HYPERLINK "https://www.youtube.com/watch?v=HdXj4VdChnQ&amp;list=PL6WPq8x-Iu2culvA-Y0TafIq_dg5SJJTG&amp;index=5"index=5"list=PL6WPq8x-Iu2culvA-Y0TafIq_dg5SJJTG HYPERLINK "https://www.youtube.com/watch?v=HdXj4VdChnQ HYPERLINK "https://www.youtube.com/watch?v=HdXj4VdChnQ&amp;list=PL6WPq8x-Iu2culvA-Y0TafIq_dg5SJJTG&amp;index=5"&amp; HYPERLIN</w:t>
         </w:r>
         <w:r>
           <w:rPr>
@@ -2890,6 +3680,7 @@
           <w:rFonts w:eastAsia="Calibri" w:cs="Calibri"/>
           <w:sz w:val="24"/>
         </w:rPr>
+        <w:lastRenderedPageBreak/>
         <w:t xml:space="preserve">  </w:t>
       </w:r>
     </w:p>
@@ -2938,8 +3729,23 @@
           <w:rFonts w:eastAsia="Calibri" w:cs="Calibri"/>
           <w:sz w:val="24"/>
         </w:rPr>
-        <w:lastRenderedPageBreak/>
-        <w:t xml:space="preserve">comprobar que esta app detecte tu unidad C: como unidad de estado sólido. Ver si el comando Trim </w:t>
+        <w:t xml:space="preserve">comprobar que esta app detecte tu unidad C: como unidad de estado sólido. Ver si el comando </w:t>
+      </w:r>
+      <w:proofErr w:type="spellStart"/>
+      <w:r>
+        <w:rPr>
+          <w:rFonts w:eastAsia="Calibri" w:cs="Calibri"/>
+          <w:sz w:val="24"/>
+        </w:rPr>
+        <w:t>Trim</w:t>
+      </w:r>
+      <w:proofErr w:type="spellEnd"/>
+      <w:r>
+        <w:rPr>
+          <w:rFonts w:eastAsia="Calibri" w:cs="Calibri"/>
+          <w:sz w:val="24"/>
+        </w:rPr>
+        <w:t xml:space="preserve"> </w:t>
       </w:r>
       <w:r>
         <w:rPr>
@@ -2960,8 +3766,65 @@
           <w:rFonts w:eastAsia="Calibri" w:cs="Calibri"/>
           <w:sz w:val="24"/>
         </w:rPr>
-        <w:t>CMD escribir: fsutil behavior query DisableDeleteNotify</w:t>
-      </w:r>
+        <w:t xml:space="preserve">CMD escribir: </w:t>
+      </w:r>
+      <w:proofErr w:type="spellStart"/>
+      <w:r>
+        <w:rPr>
+          <w:rFonts w:eastAsia="Calibri" w:cs="Calibri"/>
+          <w:sz w:val="24"/>
+        </w:rPr>
+        <w:t>fsutil</w:t>
+      </w:r>
+      <w:proofErr w:type="spellEnd"/>
+      <w:r>
+        <w:rPr>
+          <w:rFonts w:eastAsia="Calibri" w:cs="Calibri"/>
+          <w:sz w:val="24"/>
+        </w:rPr>
+        <w:t xml:space="preserve"> </w:t>
+      </w:r>
+      <w:proofErr w:type="spellStart"/>
+      <w:r>
+        <w:rPr>
+          <w:rFonts w:eastAsia="Calibri" w:cs="Calibri"/>
+          <w:sz w:val="24"/>
+        </w:rPr>
+        <w:t>behavior</w:t>
+      </w:r>
+      <w:proofErr w:type="spellEnd"/>
+      <w:r>
+        <w:rPr>
+          <w:rFonts w:eastAsia="Calibri" w:cs="Calibri"/>
+          <w:sz w:val="24"/>
+        </w:rPr>
+        <w:t xml:space="preserve"> </w:t>
+      </w:r>
+      <w:proofErr w:type="spellStart"/>
+      <w:r>
+        <w:rPr>
+          <w:rFonts w:eastAsia="Calibri" w:cs="Calibri"/>
+          <w:sz w:val="24"/>
+        </w:rPr>
+        <w:t>query</w:t>
+      </w:r>
+      <w:proofErr w:type="spellEnd"/>
+      <w:r>
+        <w:rPr>
+          <w:rFonts w:eastAsia="Calibri" w:cs="Calibri"/>
+          <w:sz w:val="24"/>
+        </w:rPr>
+        <w:t xml:space="preserve"> </w:t>
+      </w:r>
+      <w:proofErr w:type="spellStart"/>
+      <w:r>
+        <w:rPr>
+          <w:rFonts w:eastAsia="Calibri" w:cs="Calibri"/>
+          <w:sz w:val="24"/>
+        </w:rPr>
+        <w:t>DisableDeleteNotify</w:t>
+      </w:r>
+      <w:proofErr w:type="spellEnd"/>
     </w:p>
     <w:p>
       <w:pPr>
@@ -2976,7 +3839,23 @@
           <w:rFonts w:eastAsia="Calibri" w:cs="Calibri"/>
           <w:sz w:val="24"/>
         </w:rPr>
-        <w:t xml:space="preserve">si da = 0 Deshabilitado, esta ok. Si sale = 1 habilitar Trim de la siguiente manera, escribir en CMD: </w:t>
+        <w:t xml:space="preserve">si da = 0 Deshabilitado, esta ok. Si sale = 1 habilitar </w:t>
+      </w:r>
+      <w:proofErr w:type="spellStart"/>
+      <w:r>
+        <w:rPr>
+          <w:rFonts w:eastAsia="Calibri" w:cs="Calibri"/>
+          <w:sz w:val="24"/>
+        </w:rPr>
+        <w:t>Trim</w:t>
+      </w:r>
+      <w:proofErr w:type="spellEnd"/>
+      <w:r>
+        <w:rPr>
+          <w:rFonts w:eastAsia="Calibri" w:cs="Calibri"/>
+          <w:sz w:val="24"/>
+        </w:rPr>
+        <w:t xml:space="preserve"> de la siguiente manera, escribir en CMD: </w:t>
       </w:r>
     </w:p>
     <w:p>
@@ -2987,12 +3866,69 @@
           <w:sz w:val="24"/>
         </w:rPr>
       </w:pPr>
-      <w:r>
-        <w:rPr>
-          <w:rFonts w:eastAsia="Calibri" w:cs="Calibri"/>
-          <w:sz w:val="24"/>
-        </w:rPr>
-        <w:t>fsutil behavior query DisableDeleteNotify 0</w:t>
+      <w:proofErr w:type="spellStart"/>
+      <w:r>
+        <w:rPr>
+          <w:rFonts w:eastAsia="Calibri" w:cs="Calibri"/>
+          <w:sz w:val="24"/>
+        </w:rPr>
+        <w:t>fsutil</w:t>
+      </w:r>
+      <w:proofErr w:type="spellEnd"/>
+      <w:r>
+        <w:rPr>
+          <w:rFonts w:eastAsia="Calibri" w:cs="Calibri"/>
+          <w:sz w:val="24"/>
+        </w:rPr>
+        <w:t xml:space="preserve"> </w:t>
+      </w:r>
+      <w:proofErr w:type="spellStart"/>
+      <w:r>
+        <w:rPr>
+          <w:rFonts w:eastAsia="Calibri" w:cs="Calibri"/>
+          <w:sz w:val="24"/>
+        </w:rPr>
+        <w:t>behavior</w:t>
+      </w:r>
+      <w:proofErr w:type="spellEnd"/>
+      <w:r>
+        <w:rPr>
+          <w:rFonts w:eastAsia="Calibri" w:cs="Calibri"/>
+          <w:sz w:val="24"/>
+        </w:rPr>
+        <w:t xml:space="preserve"> </w:t>
+      </w:r>
+      <w:proofErr w:type="spellStart"/>
+      <w:r>
+        <w:rPr>
+          <w:rFonts w:eastAsia="Calibri" w:cs="Calibri"/>
+          <w:sz w:val="24"/>
+        </w:rPr>
+        <w:t>query</w:t>
+      </w:r>
+      <w:proofErr w:type="spellEnd"/>
+      <w:r>
+        <w:rPr>
+          <w:rFonts w:eastAsia="Calibri" w:cs="Calibri"/>
+          <w:sz w:val="24"/>
+        </w:rPr>
+        <w:t xml:space="preserve"> </w:t>
+      </w:r>
+      <w:proofErr w:type="spellStart"/>
+      <w:r>
+        <w:rPr>
+          <w:rFonts w:eastAsia="Calibri" w:cs="Calibri"/>
+          <w:sz w:val="24"/>
+        </w:rPr>
+        <w:t>DisableDeleteNotify</w:t>
+      </w:r>
+      <w:proofErr w:type="spellEnd"/>
+      <w:r>
+        <w:rPr>
+          <w:rFonts w:eastAsia="Calibri" w:cs="Calibri"/>
+          <w:sz w:val="24"/>
+        </w:rPr>
+        <w:t xml:space="preserve"> 0</w:t>
       </w:r>
     </w:p>
     <w:p>
@@ -3008,7 +3944,39 @@
           <w:rFonts w:eastAsia="Calibri" w:cs="Calibri"/>
           <w:sz w:val="24"/>
         </w:rPr>
-        <w:t>Luego benchear disco con en CMD: winsat disk</w:t>
+        <w:t xml:space="preserve">Luego </w:t>
+      </w:r>
+      <w:proofErr w:type="spellStart"/>
+      <w:r>
+        <w:rPr>
+          <w:rFonts w:eastAsia="Calibri" w:cs="Calibri"/>
+          <w:sz w:val="24"/>
+        </w:rPr>
+        <w:t>benchear</w:t>
+      </w:r>
+      <w:proofErr w:type="spellEnd"/>
+      <w:r>
+        <w:rPr>
+          <w:rFonts w:eastAsia="Calibri" w:cs="Calibri"/>
+          <w:sz w:val="24"/>
+        </w:rPr>
+        <w:t xml:space="preserve"> disco con en CMD: </w:t>
+      </w:r>
+      <w:proofErr w:type="spellStart"/>
+      <w:r>
+        <w:rPr>
+          <w:rFonts w:eastAsia="Calibri" w:cs="Calibri"/>
+          <w:sz w:val="24"/>
+        </w:rPr>
+        <w:t>winsat</w:t>
+      </w:r>
+      <w:proofErr w:type="spellEnd"/>
+      <w:r>
+        <w:rPr>
+          <w:rFonts w:eastAsia="Calibri" w:cs="Calibri"/>
+          <w:sz w:val="24"/>
+        </w:rPr>
+        <w:t xml:space="preserve"> disk</w:t>
       </w:r>
     </w:p>
     <w:p>
@@ -3024,14 +3992,55 @@
           <w:rFonts w:eastAsia="Calibri" w:cs="Calibri"/>
           <w:sz w:val="24"/>
         </w:rPr>
-        <w:t xml:space="preserve">       c. Menu Servicios: deshabilitar Superfetch y </w:t>
-      </w:r>
-      <w:r>
-        <w:rPr>
-          <w:rFonts w:eastAsia="Calibri" w:cs="Calibri"/>
-          <w:sz w:val="24"/>
-        </w:rPr>
-        <w:t xml:space="preserve">Prefetch , si no figuran ir a REGEDIT y buscar </w:t>
+        <w:t xml:space="preserve">       c. </w:t>
+      </w:r>
+      <w:proofErr w:type="spellStart"/>
+      <w:r>
+        <w:rPr>
+          <w:rFonts w:eastAsia="Calibri" w:cs="Calibri"/>
+          <w:sz w:val="24"/>
+        </w:rPr>
+        <w:t>Menu</w:t>
+      </w:r>
+      <w:proofErr w:type="spellEnd"/>
+      <w:r>
+        <w:rPr>
+          <w:rFonts w:eastAsia="Calibri" w:cs="Calibri"/>
+          <w:sz w:val="24"/>
+        </w:rPr>
+        <w:t xml:space="preserve"> Servicios: deshabilitar </w:t>
+      </w:r>
+      <w:proofErr w:type="spellStart"/>
+      <w:r>
+        <w:rPr>
+          <w:rFonts w:eastAsia="Calibri" w:cs="Calibri"/>
+          <w:sz w:val="24"/>
+        </w:rPr>
+        <w:t>Superfetch</w:t>
+      </w:r>
+      <w:proofErr w:type="spellEnd"/>
+      <w:r>
+        <w:rPr>
+          <w:rFonts w:eastAsia="Calibri" w:cs="Calibri"/>
+          <w:sz w:val="24"/>
+        </w:rPr>
+        <w:t xml:space="preserve"> y </w:t>
+      </w:r>
+      <w:proofErr w:type="spellStart"/>
+      <w:r>
+        <w:rPr>
+          <w:rFonts w:eastAsia="Calibri" w:cs="Calibri"/>
+          <w:sz w:val="24"/>
+        </w:rPr>
+        <w:t>Prefetch</w:t>
+      </w:r>
+      <w:proofErr w:type="spellEnd"/>
+      <w:r>
+        <w:rPr>
+          <w:rFonts w:eastAsia="Calibri" w:cs="Calibri"/>
+          <w:sz w:val="24"/>
+        </w:rPr>
+        <w:t xml:space="preserve"> , si no figuran ir a REGEDIT y buscar </w:t>
       </w:r>
     </w:p>
     <w:p>
@@ -3058,19 +4067,19 @@
           <w:shd w:val="clear" w:color="auto" w:fill="FFFFFF"/>
           <w:lang w:val="en-US"/>
         </w:rPr>
-        <w:t>HKEY_LOCAL_MACHINE\SYSTEM\CurrentControlSet\Control\Session Manager\Memory Management\PrefetchParameters click derecho en Enable Prefetcher, Modificar, colocar valor 0 (tiene predeterminado 3)</w:t>
-      </w:r>
-    </w:p>
-    <w:p>
-      <w:pPr>
-        <w:ind w:left="720"/>
+        <w:t>HKEY_LOCAL_MACHINE\SYSTEM\</w:t>
+      </w:r>
+      <w:proofErr w:type="spellStart"/>
+      <w:r>
         <w:rPr>
           <w:rFonts w:ascii="Arial" w:eastAsia="Arial" w:hAnsi="Arial" w:cs="Arial"/>
           <w:color w:val="202124"/>
           <w:shd w:val="clear" w:color="auto" w:fill="FFFFFF"/>
           <w:lang w:val="en-US"/>
         </w:rPr>
-      </w:pPr>
+        <w:t>CurrentControlSet</w:t>
+      </w:r>
+      <w:proofErr w:type="spellEnd"/>
       <w:r>
         <w:rPr>
           <w:rFonts w:ascii="Arial" w:eastAsia="Arial" w:hAnsi="Arial" w:cs="Arial"/>
@@ -3078,19 +4087,9 @@
           <w:shd w:val="clear" w:color="auto" w:fill="FFFFFF"/>
           <w:lang w:val="en-US"/>
         </w:rPr>
-        <w:t xml:space="preserve">       d. </w:t>
-      </w:r>
-      <w:r>
-        <w:rPr>
-          <w:rFonts w:ascii="Roboto" w:eastAsia="Roboto" w:hAnsi="Roboto" w:cs="Roboto"/>
-          <w:color w:val="030303"/>
-          <w:spacing w:val="3"/>
-          <w:sz w:val="21"/>
-          <w:shd w:val="clear" w:color="auto" w:fill="F9F9F9"/>
-          <w:lang w:val="en-US"/>
-        </w:rPr>
-        <w:t>Deshabilitar ClearPageFileAtShutdown i</w:t>
-      </w:r>
+        <w:t>\Control\Session Manager\Memory Management\</w:t>
+      </w:r>
+      <w:proofErr w:type="spellStart"/>
       <w:r>
         <w:rPr>
           <w:rFonts w:ascii="Arial" w:eastAsia="Arial" w:hAnsi="Arial" w:cs="Arial"/>
@@ -3098,21 +4097,9 @@
           <w:shd w:val="clear" w:color="auto" w:fill="FFFFFF"/>
           <w:lang w:val="en-US"/>
         </w:rPr>
-        <w:t>r a: HKEY_LOCAL_MACHINE\Current\ControlSet\Control\Session Manager\Memory Management</w:t>
-      </w:r>
-    </w:p>
-    <w:p>
-      <w:pPr>
-        <w:ind w:left="720"/>
-        <w:rPr>
-          <w:rFonts w:ascii="Roboto" w:eastAsia="Roboto" w:hAnsi="Roboto" w:cs="Roboto"/>
-          <w:color w:val="030303"/>
-          <w:spacing w:val="3"/>
-          <w:sz w:val="21"/>
-          <w:shd w:val="clear" w:color="auto" w:fill="F9F9F9"/>
-          <w:lang w:val="en-US"/>
-        </w:rPr>
-      </w:pPr>
+        <w:t>PrefetchParameters</w:t>
+      </w:r>
+      <w:proofErr w:type="spellEnd"/>
       <w:r>
         <w:rPr>
           <w:rFonts w:ascii="Arial" w:eastAsia="Arial" w:hAnsi="Arial" w:cs="Arial"/>
@@ -3120,9 +4107,271 @@
           <w:shd w:val="clear" w:color="auto" w:fill="FFFFFF"/>
           <w:lang w:val="en-US"/>
         </w:rPr>
+        <w:t xml:space="preserve"> click derecho </w:t>
+      </w:r>
+      <w:proofErr w:type="spellStart"/>
+      <w:r>
+        <w:rPr>
+          <w:rFonts w:ascii="Arial" w:eastAsia="Arial" w:hAnsi="Arial" w:cs="Arial"/>
+          <w:color w:val="202124"/>
+          <w:shd w:val="clear" w:color="auto" w:fill="FFFFFF"/>
+          <w:lang w:val="en-US"/>
+        </w:rPr>
+        <w:t>en</w:t>
+      </w:r>
+      <w:proofErr w:type="spellEnd"/>
+      <w:r>
+        <w:rPr>
+          <w:rFonts w:ascii="Arial" w:eastAsia="Arial" w:hAnsi="Arial" w:cs="Arial"/>
+          <w:color w:val="202124"/>
+          <w:shd w:val="clear" w:color="auto" w:fill="FFFFFF"/>
+          <w:lang w:val="en-US"/>
+        </w:rPr>
+        <w:t xml:space="preserve"> Enable Prefetcher, </w:t>
+      </w:r>
+      <w:proofErr w:type="spellStart"/>
+      <w:r>
+        <w:rPr>
+          <w:rFonts w:ascii="Arial" w:eastAsia="Arial" w:hAnsi="Arial" w:cs="Arial"/>
+          <w:color w:val="202124"/>
+          <w:shd w:val="clear" w:color="auto" w:fill="FFFFFF"/>
+          <w:lang w:val="en-US"/>
+        </w:rPr>
+        <w:t>Modificar</w:t>
+      </w:r>
+      <w:proofErr w:type="spellEnd"/>
+      <w:r>
+        <w:rPr>
+          <w:rFonts w:ascii="Arial" w:eastAsia="Arial" w:hAnsi="Arial" w:cs="Arial"/>
+          <w:color w:val="202124"/>
+          <w:shd w:val="clear" w:color="auto" w:fill="FFFFFF"/>
+          <w:lang w:val="en-US"/>
+        </w:rPr>
+        <w:t xml:space="preserve">, </w:t>
+      </w:r>
+      <w:proofErr w:type="spellStart"/>
+      <w:r>
+        <w:rPr>
+          <w:rFonts w:ascii="Arial" w:eastAsia="Arial" w:hAnsi="Arial" w:cs="Arial"/>
+          <w:color w:val="202124"/>
+          <w:shd w:val="clear" w:color="auto" w:fill="FFFFFF"/>
+          <w:lang w:val="en-US"/>
+        </w:rPr>
+        <w:t>colocar</w:t>
+      </w:r>
+      <w:proofErr w:type="spellEnd"/>
+      <w:r>
+        <w:rPr>
+          <w:rFonts w:ascii="Arial" w:eastAsia="Arial" w:hAnsi="Arial" w:cs="Arial"/>
+          <w:color w:val="202124"/>
+          <w:shd w:val="clear" w:color="auto" w:fill="FFFFFF"/>
+          <w:lang w:val="en-US"/>
+        </w:rPr>
+        <w:t xml:space="preserve"> valor 0 (</w:t>
+      </w:r>
+      <w:proofErr w:type="spellStart"/>
+      <w:r>
+        <w:rPr>
+          <w:rFonts w:ascii="Arial" w:eastAsia="Arial" w:hAnsi="Arial" w:cs="Arial"/>
+          <w:color w:val="202124"/>
+          <w:shd w:val="clear" w:color="auto" w:fill="FFFFFF"/>
+          <w:lang w:val="en-US"/>
+        </w:rPr>
+        <w:t>tiene</w:t>
+      </w:r>
+      <w:proofErr w:type="spellEnd"/>
+      <w:r>
+        <w:rPr>
+          <w:rFonts w:ascii="Arial" w:eastAsia="Arial" w:hAnsi="Arial" w:cs="Arial"/>
+          <w:color w:val="202124"/>
+          <w:shd w:val="clear" w:color="auto" w:fill="FFFFFF"/>
+          <w:lang w:val="en-US"/>
+        </w:rPr>
+        <w:t xml:space="preserve"> </w:t>
+      </w:r>
+      <w:proofErr w:type="spellStart"/>
+      <w:r>
+        <w:rPr>
+          <w:rFonts w:ascii="Arial" w:eastAsia="Arial" w:hAnsi="Arial" w:cs="Arial"/>
+          <w:color w:val="202124"/>
+          <w:shd w:val="clear" w:color="auto" w:fill="FFFFFF"/>
+          <w:lang w:val="en-US"/>
+        </w:rPr>
+        <w:t>predeterminado</w:t>
+      </w:r>
+      <w:proofErr w:type="spellEnd"/>
+      <w:r>
+        <w:rPr>
+          <w:rFonts w:ascii="Arial" w:eastAsia="Arial" w:hAnsi="Arial" w:cs="Arial"/>
+          <w:color w:val="202124"/>
+          <w:shd w:val="clear" w:color="auto" w:fill="FFFFFF"/>
+          <w:lang w:val="en-US"/>
+        </w:rPr>
+        <w:t xml:space="preserve"> 3)</w:t>
+      </w:r>
+    </w:p>
+    <w:p>
+      <w:pPr>
+        <w:ind w:left="720"/>
+        <w:rPr>
+          <w:rFonts w:ascii="Arial" w:eastAsia="Arial" w:hAnsi="Arial" w:cs="Arial"/>
+          <w:color w:val="202124"/>
+          <w:shd w:val="clear" w:color="auto" w:fill="FFFFFF"/>
+          <w:lang w:val="en-US"/>
+        </w:rPr>
+      </w:pPr>
+      <w:r>
+        <w:rPr>
+          <w:rFonts w:ascii="Arial" w:eastAsia="Arial" w:hAnsi="Arial" w:cs="Arial"/>
+          <w:color w:val="202124"/>
+          <w:shd w:val="clear" w:color="auto" w:fill="FFFFFF"/>
+          <w:lang w:val="en-US"/>
+        </w:rPr>
+        <w:t xml:space="preserve">       d. </w:t>
+      </w:r>
+      <w:proofErr w:type="spellStart"/>
+      <w:r>
+        <w:rPr>
+          <w:rFonts w:ascii="Roboto" w:eastAsia="Roboto" w:hAnsi="Roboto" w:cs="Roboto"/>
+          <w:color w:val="030303"/>
+          <w:spacing w:val="3"/>
+          <w:sz w:val="21"/>
+          <w:shd w:val="clear" w:color="auto" w:fill="F9F9F9"/>
+          <w:lang w:val="en-US"/>
+        </w:rPr>
+        <w:t>Deshabilitar</w:t>
+      </w:r>
+      <w:proofErr w:type="spellEnd"/>
+      <w:r>
+        <w:rPr>
+          <w:rFonts w:ascii="Roboto" w:eastAsia="Roboto" w:hAnsi="Roboto" w:cs="Roboto"/>
+          <w:color w:val="030303"/>
+          <w:spacing w:val="3"/>
+          <w:sz w:val="21"/>
+          <w:shd w:val="clear" w:color="auto" w:fill="F9F9F9"/>
+          <w:lang w:val="en-US"/>
+        </w:rPr>
+        <w:t xml:space="preserve"> </w:t>
+      </w:r>
+      <w:proofErr w:type="spellStart"/>
+      <w:r>
+        <w:rPr>
+          <w:rFonts w:ascii="Roboto" w:eastAsia="Roboto" w:hAnsi="Roboto" w:cs="Roboto"/>
+          <w:color w:val="030303"/>
+          <w:spacing w:val="3"/>
+          <w:sz w:val="21"/>
+          <w:shd w:val="clear" w:color="auto" w:fill="F9F9F9"/>
+          <w:lang w:val="en-US"/>
+        </w:rPr>
+        <w:t>ClearPageFileAtShutdown</w:t>
+      </w:r>
+      <w:proofErr w:type="spellEnd"/>
+      <w:r>
+        <w:rPr>
+          <w:rFonts w:ascii="Roboto" w:eastAsia="Roboto" w:hAnsi="Roboto" w:cs="Roboto"/>
+          <w:color w:val="030303"/>
+          <w:spacing w:val="3"/>
+          <w:sz w:val="21"/>
+          <w:shd w:val="clear" w:color="auto" w:fill="F9F9F9"/>
+          <w:lang w:val="en-US"/>
+        </w:rPr>
+        <w:t xml:space="preserve"> </w:t>
+      </w:r>
+      <w:proofErr w:type="spellStart"/>
+      <w:r>
+        <w:rPr>
+          <w:rFonts w:ascii="Roboto" w:eastAsia="Roboto" w:hAnsi="Roboto" w:cs="Roboto"/>
+          <w:color w:val="030303"/>
+          <w:spacing w:val="3"/>
+          <w:sz w:val="21"/>
+          <w:shd w:val="clear" w:color="auto" w:fill="F9F9F9"/>
+          <w:lang w:val="en-US"/>
+        </w:rPr>
+        <w:t>i</w:t>
+      </w:r>
+      <w:r>
+        <w:rPr>
+          <w:rFonts w:ascii="Arial" w:eastAsia="Arial" w:hAnsi="Arial" w:cs="Arial"/>
+          <w:color w:val="202124"/>
+          <w:shd w:val="clear" w:color="auto" w:fill="FFFFFF"/>
+          <w:lang w:val="en-US"/>
+        </w:rPr>
+        <w:t>r</w:t>
+      </w:r>
+      <w:proofErr w:type="spellEnd"/>
+      <w:r>
+        <w:rPr>
+          <w:rFonts w:ascii="Arial" w:eastAsia="Arial" w:hAnsi="Arial" w:cs="Arial"/>
+          <w:color w:val="202124"/>
+          <w:shd w:val="clear" w:color="auto" w:fill="FFFFFF"/>
+          <w:lang w:val="en-US"/>
+        </w:rPr>
+        <w:t xml:space="preserve"> a: HKEY_LOCAL_MACHINE\Current\</w:t>
+      </w:r>
+      <w:proofErr w:type="spellStart"/>
+      <w:r>
+        <w:rPr>
+          <w:rFonts w:ascii="Arial" w:eastAsia="Arial" w:hAnsi="Arial" w:cs="Arial"/>
+          <w:color w:val="202124"/>
+          <w:shd w:val="clear" w:color="auto" w:fill="FFFFFF"/>
+          <w:lang w:val="en-US"/>
+        </w:rPr>
+        <w:t>ControlSet</w:t>
+      </w:r>
+      <w:proofErr w:type="spellEnd"/>
+      <w:r>
+        <w:rPr>
+          <w:rFonts w:ascii="Arial" w:eastAsia="Arial" w:hAnsi="Arial" w:cs="Arial"/>
+          <w:color w:val="202124"/>
+          <w:shd w:val="clear" w:color="auto" w:fill="FFFFFF"/>
+          <w:lang w:val="en-US"/>
+        </w:rPr>
+        <w:t>\Control\Session Manager\Memory Management</w:t>
+      </w:r>
+    </w:p>
+    <w:p>
+      <w:pPr>
+        <w:ind w:left="720"/>
+        <w:rPr>
+          <w:rFonts w:ascii="Roboto" w:eastAsia="Roboto" w:hAnsi="Roboto" w:cs="Roboto"/>
+          <w:color w:val="030303"/>
+          <w:spacing w:val="3"/>
+          <w:sz w:val="21"/>
+          <w:shd w:val="clear" w:color="auto" w:fill="F9F9F9"/>
+          <w:lang w:val="en-US"/>
+        </w:rPr>
+      </w:pPr>
+      <w:r>
+        <w:rPr>
+          <w:rFonts w:ascii="Arial" w:eastAsia="Arial" w:hAnsi="Arial" w:cs="Arial"/>
+          <w:color w:val="202124"/>
+          <w:shd w:val="clear" w:color="auto" w:fill="FFFFFF"/>
+          <w:lang w:val="en-US"/>
+        </w:rPr>
         <w:tab/>
-        <w:t xml:space="preserve">click en </w:t>
-      </w:r>
+        <w:t xml:space="preserve">click </w:t>
+      </w:r>
+      <w:proofErr w:type="spellStart"/>
+      <w:r>
+        <w:rPr>
+          <w:rFonts w:ascii="Arial" w:eastAsia="Arial" w:hAnsi="Arial" w:cs="Arial"/>
+          <w:color w:val="202124"/>
+          <w:shd w:val="clear" w:color="auto" w:fill="FFFFFF"/>
+          <w:lang w:val="en-US"/>
+        </w:rPr>
+        <w:t>en</w:t>
+      </w:r>
+      <w:proofErr w:type="spellEnd"/>
+      <w:r>
+        <w:rPr>
+          <w:rFonts w:ascii="Arial" w:eastAsia="Arial" w:hAnsi="Arial" w:cs="Arial"/>
+          <w:color w:val="202124"/>
+          <w:shd w:val="clear" w:color="auto" w:fill="FFFFFF"/>
+          <w:lang w:val="en-US"/>
+        </w:rPr>
+        <w:t xml:space="preserve"> </w:t>
+      </w:r>
+      <w:proofErr w:type="spellStart"/>
       <w:r>
         <w:rPr>
           <w:rFonts w:ascii="Roboto" w:eastAsia="Roboto" w:hAnsi="Roboto" w:cs="Roboto"/>
@@ -3132,7 +4381,67 @@
           <w:shd w:val="clear" w:color="auto" w:fill="F9F9F9"/>
           <w:lang w:val="en-US"/>
         </w:rPr>
-        <w:t>ClearPageFileAtShutdown Modificar a 0 e ir a:</w:t>
+        <w:t>ClearPageFileAtShutdown</w:t>
+      </w:r>
+      <w:proofErr w:type="spellEnd"/>
+      <w:r>
+        <w:rPr>
+          <w:rFonts w:ascii="Roboto" w:eastAsia="Roboto" w:hAnsi="Roboto" w:cs="Roboto"/>
+          <w:color w:val="030303"/>
+          <w:spacing w:val="3"/>
+          <w:sz w:val="21"/>
+          <w:shd w:val="clear" w:color="auto" w:fill="F9F9F9"/>
+          <w:lang w:val="en-US"/>
+        </w:rPr>
+        <w:t xml:space="preserve"> </w:t>
+      </w:r>
+      <w:proofErr w:type="spellStart"/>
+      <w:r>
+        <w:rPr>
+          <w:rFonts w:ascii="Roboto" w:eastAsia="Roboto" w:hAnsi="Roboto" w:cs="Roboto"/>
+          <w:color w:val="030303"/>
+          <w:spacing w:val="3"/>
+          <w:sz w:val="21"/>
+          <w:shd w:val="clear" w:color="auto" w:fill="F9F9F9"/>
+          <w:lang w:val="en-US"/>
+        </w:rPr>
+        <w:t>Modificar</w:t>
+      </w:r>
+      <w:proofErr w:type="spellEnd"/>
+      <w:r>
+        <w:rPr>
+          <w:rFonts w:ascii="Roboto" w:eastAsia="Roboto" w:hAnsi="Roboto" w:cs="Roboto"/>
+          <w:color w:val="030303"/>
+          <w:spacing w:val="3"/>
+          <w:sz w:val="21"/>
+          <w:shd w:val="clear" w:color="auto" w:fill="F9F9F9"/>
+          <w:lang w:val="en-US"/>
+        </w:rPr>
+        <w:t xml:space="preserve"> a 0 e </w:t>
+      </w:r>
+      <w:proofErr w:type="spellStart"/>
+      <w:r>
+        <w:rPr>
+          <w:rFonts w:ascii="Roboto" w:eastAsia="Roboto" w:hAnsi="Roboto" w:cs="Roboto"/>
+          <w:color w:val="030303"/>
+          <w:spacing w:val="3"/>
+          <w:sz w:val="21"/>
+          <w:shd w:val="clear" w:color="auto" w:fill="F9F9F9"/>
+          <w:lang w:val="en-US"/>
+        </w:rPr>
+        <w:t>ir</w:t>
+      </w:r>
+      <w:proofErr w:type="spellEnd"/>
+      <w:r>
+        <w:rPr>
+          <w:rFonts w:ascii="Roboto" w:eastAsia="Roboto" w:hAnsi="Roboto" w:cs="Roboto"/>
+          <w:color w:val="030303"/>
+          <w:spacing w:val="3"/>
+          <w:sz w:val="21"/>
+          <w:shd w:val="clear" w:color="auto" w:fill="F9F9F9"/>
+          <w:lang w:val="en-US"/>
+        </w:rPr>
+        <w:t xml:space="preserve"> a:</w:t>
       </w:r>
     </w:p>
     <w:p>
@@ -3157,7 +4466,79 @@
           <w:lang w:val="en-US"/>
         </w:rPr>
         <w:tab/>
-        <w:t>click en LargeSystemCache modificar a 0.</w:t>
+        <w:t xml:space="preserve">click </w:t>
+      </w:r>
+      <w:proofErr w:type="spellStart"/>
+      <w:r>
+        <w:rPr>
+          <w:rFonts w:ascii="Roboto" w:eastAsia="Roboto" w:hAnsi="Roboto" w:cs="Roboto"/>
+          <w:color w:val="030303"/>
+          <w:spacing w:val="3"/>
+          <w:sz w:val="21"/>
+          <w:shd w:val="clear" w:color="auto" w:fill="F9F9F9"/>
+          <w:lang w:val="en-US"/>
+        </w:rPr>
+        <w:t>en</w:t>
+      </w:r>
+      <w:proofErr w:type="spellEnd"/>
+      <w:r>
+        <w:rPr>
+          <w:rFonts w:ascii="Roboto" w:eastAsia="Roboto" w:hAnsi="Roboto" w:cs="Roboto"/>
+          <w:color w:val="030303"/>
+          <w:spacing w:val="3"/>
+          <w:sz w:val="21"/>
+          <w:shd w:val="clear" w:color="auto" w:fill="F9F9F9"/>
+          <w:lang w:val="en-US"/>
+        </w:rPr>
+        <w:t xml:space="preserve"> </w:t>
+      </w:r>
+      <w:proofErr w:type="spellStart"/>
+      <w:r>
+        <w:rPr>
+          <w:rFonts w:ascii="Roboto" w:eastAsia="Roboto" w:hAnsi="Roboto" w:cs="Roboto"/>
+          <w:color w:val="030303"/>
+          <w:spacing w:val="3"/>
+          <w:sz w:val="21"/>
+          <w:shd w:val="clear" w:color="auto" w:fill="F9F9F9"/>
+          <w:lang w:val="en-US"/>
+        </w:rPr>
+        <w:t>LargeSystemCache</w:t>
+      </w:r>
+      <w:proofErr w:type="spellEnd"/>
+      <w:r>
+        <w:rPr>
+          <w:rFonts w:ascii="Roboto" w:eastAsia="Roboto" w:hAnsi="Roboto" w:cs="Roboto"/>
+          <w:color w:val="030303"/>
+          <w:spacing w:val="3"/>
+          <w:sz w:val="21"/>
+          <w:shd w:val="clear" w:color="auto" w:fill="F9F9F9"/>
+          <w:lang w:val="en-US"/>
+        </w:rPr>
+        <w:t xml:space="preserve"> </w:t>
+      </w:r>
+      <w:proofErr w:type="spellStart"/>
+      <w:r>
+        <w:rPr>
+          <w:rFonts w:ascii="Roboto" w:eastAsia="Roboto" w:hAnsi="Roboto" w:cs="Roboto"/>
+          <w:color w:val="030303"/>
+          <w:spacing w:val="3"/>
+          <w:sz w:val="21"/>
+          <w:shd w:val="clear" w:color="auto" w:fill="F9F9F9"/>
+          <w:lang w:val="en-US"/>
+        </w:rPr>
+        <w:t>modificar</w:t>
+      </w:r>
+      <w:proofErr w:type="spellEnd"/>
+      <w:r>
+        <w:rPr>
+          <w:rFonts w:ascii="Roboto" w:eastAsia="Roboto" w:hAnsi="Roboto" w:cs="Roboto"/>
+          <w:color w:val="030303"/>
+          <w:spacing w:val="3"/>
+          <w:sz w:val="21"/>
+          <w:shd w:val="clear" w:color="auto" w:fill="F9F9F9"/>
+          <w:lang w:val="en-US"/>
+        </w:rPr>
+        <w:t xml:space="preserve"> a 0.</w:t>
       </w:r>
     </w:p>
     <w:p>
@@ -3182,7 +4563,87 @@
           <w:rFonts w:ascii="Roboto" w:eastAsia="Roboto" w:hAnsi="Roboto" w:cs="Roboto"/>
           <w:lang w:val="en-US"/>
         </w:rPr>
-        <w:t>‘Como Recuperar Archivos Borrados | Discos Duros, USB, SD, ETC [Nuevo Método 2020]’</w:t>
+        <w:t xml:space="preserve">‘Como </w:t>
+      </w:r>
+      <w:proofErr w:type="spellStart"/>
+      <w:r>
+        <w:rPr>
+          <w:rFonts w:ascii="Roboto" w:eastAsia="Roboto" w:hAnsi="Roboto" w:cs="Roboto"/>
+          <w:lang w:val="en-US"/>
+        </w:rPr>
+        <w:t>Recuperar</w:t>
+      </w:r>
+      <w:proofErr w:type="spellEnd"/>
+      <w:r>
+        <w:rPr>
+          <w:rFonts w:ascii="Roboto" w:eastAsia="Roboto" w:hAnsi="Roboto" w:cs="Roboto"/>
+          <w:lang w:val="en-US"/>
+        </w:rPr>
+        <w:t xml:space="preserve"> </w:t>
+      </w:r>
+      <w:proofErr w:type="spellStart"/>
+      <w:r>
+        <w:rPr>
+          <w:rFonts w:ascii="Roboto" w:eastAsia="Roboto" w:hAnsi="Roboto" w:cs="Roboto"/>
+          <w:lang w:val="en-US"/>
+        </w:rPr>
+        <w:t>Archivos</w:t>
+      </w:r>
+      <w:proofErr w:type="spellEnd"/>
+      <w:r>
+        <w:rPr>
+          <w:rFonts w:ascii="Roboto" w:eastAsia="Roboto" w:hAnsi="Roboto" w:cs="Roboto"/>
+          <w:lang w:val="en-US"/>
+        </w:rPr>
+        <w:t xml:space="preserve"> </w:t>
+      </w:r>
+      <w:proofErr w:type="spellStart"/>
+      <w:r>
+        <w:rPr>
+          <w:rFonts w:ascii="Roboto" w:eastAsia="Roboto" w:hAnsi="Roboto" w:cs="Roboto"/>
+          <w:lang w:val="en-US"/>
+        </w:rPr>
+        <w:t>Borrados</w:t>
+      </w:r>
+      <w:proofErr w:type="spellEnd"/>
+      <w:r>
+        <w:rPr>
+          <w:rFonts w:ascii="Roboto" w:eastAsia="Roboto" w:hAnsi="Roboto" w:cs="Roboto"/>
+          <w:lang w:val="en-US"/>
+        </w:rPr>
+        <w:t xml:space="preserve"> | Discos </w:t>
+      </w:r>
+      <w:proofErr w:type="spellStart"/>
+      <w:r>
+        <w:rPr>
+          <w:rFonts w:ascii="Roboto" w:eastAsia="Roboto" w:hAnsi="Roboto" w:cs="Roboto"/>
+          <w:lang w:val="en-US"/>
+        </w:rPr>
+        <w:t>Duros</w:t>
+      </w:r>
+      <w:proofErr w:type="spellEnd"/>
+      <w:r>
+        <w:rPr>
+          <w:rFonts w:ascii="Roboto" w:eastAsia="Roboto" w:hAnsi="Roboto" w:cs="Roboto"/>
+          <w:lang w:val="en-US"/>
+        </w:rPr>
+        <w:t xml:space="preserve">, USB, SD, ETC [Nuevo </w:t>
+      </w:r>
+      <w:proofErr w:type="spellStart"/>
+      <w:r>
+        <w:rPr>
+          <w:rFonts w:ascii="Roboto" w:eastAsia="Roboto" w:hAnsi="Roboto" w:cs="Roboto"/>
+          <w:lang w:val="en-US"/>
+        </w:rPr>
+        <w:t>Método</w:t>
+      </w:r>
+      <w:proofErr w:type="spellEnd"/>
+      <w:r>
+        <w:rPr>
+          <w:rFonts w:ascii="Roboto" w:eastAsia="Roboto" w:hAnsi="Roboto" w:cs="Roboto"/>
+          <w:lang w:val="en-US"/>
+        </w:rPr>
+        <w:t xml:space="preserve"> 2020]’</w:t>
       </w:r>
     </w:p>
     <w:p>
@@ -3208,7 +4669,7 @@
             <w:shd w:val="clear" w:color="auto" w:fill="F9F9F9"/>
             <w:lang w:val="en-US"/>
           </w:rPr>
-          <w:t>https://www.youtube.com/watch?v=qurIAcNyRjM HYPERLINK "https://www.youtube.com/watch?v=qurIAcNyRjM HYPERLINK "https://www.youtube.com/watch?v=qurIAcNyRjM&amp;list=PL6WPq8x-Iu2culvA-Y0TafIq_dg5SJJTG&amp;index=19"&amp; HYPERLINK "https://www.youtube.com/watch?v=qurIAcNyRjM&amp;list=PL6WPq8x-Iu2culvA-Y0TafIq_dg5SJJTG&amp;index=19"list=PL6WPq8x-Iu2culvA- HYPERLINK "https://www.youtube.com/watch?v=qurIAcNyRjM&amp;list=PL6WPq8x-Iu2culvA-Y0TafIq_dg5SJJTG&amp;index=19"Y0TafIq_dg5SJJTG HYPERLINK "https://www.youtube.com/watch?v=qurIAcNyRjM&amp;list=PL6WPq8x-Iu2culvA-Y0TafIq_dg5SJJTG&amp;index=19"&amp; HYPERLINK "https://www.youtube.com/watch?v=qurIAcNyRjM&amp;list=PL6WPq8x-Iu2culvA-Y0TafIq_dg5SJJTG&amp;index=19"index=19" HYPERLINK "https://www.youtube.com/watch?v=qurIAcNyRjM&amp;list=PL6WPq8x-Iu2culvA-Y0TafIq_dg5SJJTG&amp;index=19"&amp; HYPERLINK "https://www.youtube.com/watch?v=qurIAcNyRjM&amp;list=PL6WPq8x-Iu2culvA-Y0TafIq_dg5SJJTG&amp;index=19" HYPERLINK "https://www.youtube.com/watch?v=qurIAcNyRjM HYPERLINK "https://www.youtube.com/watch?v=qurIAcNyRjM&amp;list=PL6WPq8x-Iu2culvA-Y0TafIq_dg5SJJTG&amp;index=19"&amp; HYPERLINK "https://www.youtube.com/watch?v=qurIAcNyRjM&amp;list=PL6WPq8x-Iu2culvA-Y0TafIq_dg5SJJTG&amp;index=19"list=PL6WPq8x-Iu2culvA-Y0TafIq_dg5SJJTG HYPERLINK "https://www.youtube.com/watch?v=qurIAcNyRjM&amp;list=PL6WPq8x-Iu2culvA-Y0TafIq_dg5SJJTG&amp;index=19"&amp; HYPERLINK "https://www.youtube.com/watch?v=qurIAcNyRjM&amp;list=PL6WPq8x-Iu2culvA-Y0TafIq_dg5SJJTG&amp;index=19"index=19"list=PL6WPq8x-Iu2culvA-Y0TafIq_dg5SJJTG HYPERLINK "https://www.youtube.com/watch?v=qurIAcNyRjM HYPERLINK "https://www.youtube.com/watch?v=qurIAcNyRjM&amp;list=PL6WPq8x-Iu2culvA-Y0TafIq_dg5SJJTG&amp;index=19"&amp; HYPERLINK "https://www.youtube.com/watch?v=qurIAcNyRjM&amp;list=PL6WPq8x-Iu2culvA-Y0TafIq_dg5SJJTG&amp;index=19"list=PL6WPq8x-Iu2culvA-Y0TafIq_dg5SJJTG HYPERLINK "https://www.youtube.com/watch?v=qurIAcNyRjM&amp;list=PL6WPq8x-Iu2culvA-Y0TafIq_dg5SJJTG&amp;index=19"&amp; HYPERLINK "https://www.youtube.com/watch?v=qurIAcNyRjM&amp;list=PL6WPq8x-Iu2culvA-Y0TafIq_dg5SJJTG&amp;index=19"index=19" HYPERLINK "https://www.youtube.com/watch?v=qurIAcNyRjM&amp;list=PL6WPq8x-Iu2culvA-</w:t>
+          <w:t>https://www.youtube.com/watch?v=qurIAcNyRjM HYPERLINK "https://www.youtube.com/watch?v=qurIAcNyRjM HYPERLINK "https://www.youtube.com/watch?v=qurIAcNyRjM&amp;list=PL6WPq8x-Iu2culvA-Y0TafIq_dg5SJJTG&amp;index=19"&amp; HYPERLINK "https://www.youtube.com/watch?v=qurIAcNyRjM&amp;list=PL6WPq8x-Iu2culvA-Y0TafIq_dg5SJJTG&amp;index=19"list=PL6WPq8x-Iu2culvA- HYPERLINK "https://www.youtube.com/watch?v=qurIAcNyRjM&amp;list=PL6WPq8x-Iu2culvA-Y0TafIq_dg5SJJTG&amp;index=19"Y0TafIq_dg5SJJTG HYPERLINK "https://www.youtube.com/watch?v=qurIAcNyRjM&amp;list=PL6WPq8x-Iu2culvA-Y0TafIq_dg5SJJTG&amp;index=19"&amp; HYPERLINK "https://www.youtube.com/watch?v=qurIAcNyRjM&amp;list=PL6WPq8x-Iu2culvA-Y0TafIq_dg5SJJTG&amp;index=19"index=19" HYPERLINK "https://www.youtube.com/watch?v=qurIAcNyRjM&amp;list=PL6WPq8x-Iu2culvA-Y0TafIq_dg5SJJTG&amp;index=19"&amp; HYPERLINK "https://www.youtube.com/watch?v=qurIAcNyRjM&amp;list=PL6WPq8x-Iu2culvA-Y0TafIq_dg5SJJTG&amp;index=19" HYPERLINK "https://www.youtube.com/watch?v=qurIAcNyRjM HYPERLINK "https://www.youtube.com/watch?v=qurIAcNyRjM&amp;list=PL6WPq8x-Iu2culvA-Y0TafIq_dg5SJJTG&amp;index=19"&amp; HYPERLINK "https://www.youtube.com/watch?v=qurIAcNyRjM&amp;list=PL6WPq8x-Iu2culvA-Y0TafIq_dg5SJJTG&amp;index=19"list=PL6WPq8x-Iu2culvA-Y0TafIq_dg5SJJTG HYPERLINK "https://www.youtube.com/watch?v=qurIAcNyRjM&amp;list=PL6WPq8x-Iu2culvA-Y0TafIq_dg5SJJTG&amp;index=19"&amp; HYPERLINK "https://www.youtube.com/watch?v=qurIAcNyRjM&amp;list=PL6WPq8x-Iu2culvA-Y0TafIq_dg5SJJTG&amp;index=19"index=19"list=PL6WPq8x-Iu2culvA-Y0TafIq_dg5SJJTG HYPERLINK "https://www.youtube.com/watch?v=qurIAcNyRjM HYPERLINK "https://www.youtube.com/watch?v=qurIAcNyRjM&amp;list=PL6WPq8x-Iu2culvA-</w:t>
         </w:r>
         <w:r>
           <w:rPr>
@@ -3221,7 +4682,7 @@
             <w:lang w:val="en-US"/>
           </w:rPr>
           <w:lastRenderedPageBreak/>
-          <w:t>Y0TafIq_dg5SJJTG&amp;index=19"&amp; HYPERLINK "https://www.youtube.com/watch?v=qurIAcNyRjM&amp;list=PL6WPq8x-Iu2culvA-Y0TafIq_dg5SJJTG&amp;index=19" HYPERLINK "https://www.youtube.com/watch?v=qurIAcNyRjM HYPERLINK "https://www.youtube.com/watch?v=qurIAcNyRjM&amp;list=PL6WPq8x-Iu2culvA-Y0TafIq_dg5SJJTG&amp;index=19"&amp; HYPERLINK "https://www.youtube.com/watch?v=qurIAcNyRjM&amp;list=PL6WPq8x-Iu2culvA-Y0TafIq_dg5SJJTG&amp;index=19"list=PL6WPq8x-Iu2culvA-Y0TafIq_dg5SJJTG HYPERLINK "https://www.youtube.com/watch?v=qurIAcNyRjM&amp;list=PL6WPq8x-Iu2culvA-Y0TafIq_dg5SJJTG&amp;index=19"&amp; HYPERLINK "https://www.youtube.com/watch?v=qurIAcNyRjM&amp;list=PL6WPq8x-Iu2culvA-Y0TafIq_dg5SJJTG&amp;index=19"index=19"index=19</w:t>
+          <w:t>Y0TafIq_dg5SJJTG&amp;index=19"&amp; HYPERLINK "https://www.youtube.com/watch?v=qurIAcNyRjM&amp;list=PL6WPq8x-Iu2culvA-Y0TafIq_dg5SJJTG&amp;index=19"list=PL6WPq8x-Iu2culvA-Y0TafIq_dg5SJJTG HYPERLINK "https://www.youtube.com/watch?v=qurIAcNyRjM&amp;list=PL6WPq8x-Iu2culvA-Y0TafIq_dg5SJJTG&amp;index=19"&amp; HYPERLINK "https://www.youtube.com/watch?v=qurIAcNyRjM&amp;list=PL6WPq8x-Iu2culvA-Y0TafIq_dg5SJJTG&amp;index=19"index=19" HYPERLINK "https://www.youtube.com/watch?v=qurIAcNyRjM&amp;list=PL6WPq8x-Iu2culvA-Y0TafIq_dg5SJJTG&amp;index=19"&amp; HYPERLINK "https://www.youtube.com/watch?v=qurIAcNyRjM&amp;list=PL6WPq8x-Iu2culvA-Y0TafIq_dg5SJJTG&amp;index=19" HYPERLINK "https://www.youtube.com/watch?v=qurIAcNyRjM HYPERLINK "https://www.youtube.com/watch?v=qurIAcNyRjM&amp;list=PL6WPq8x-Iu2culvA-Y0TafIq_dg5SJJTG&amp;index=19"&amp; HYPERLINK "https://www.youtube.com/watch?v=qurIAcNyRjM&amp;list=PL6WPq8x-Iu2culvA-Y0TafIq_dg5SJJTG&amp;index=19"list=PL6WPq8x-Iu2culvA-Y0TafIq_dg5SJJTG HYPERLINK "https://www.youtube.com/watch?v=qurIAcNyRjM&amp;list=PL6WPq8x-Iu2culvA-Y0TafIq_dg5SJJTG&amp;index=19"&amp; HYPERLINK "https://www.youtube.com/watch?v=qurIAcNyRjM&amp;list=PL6WPq8x-Iu2culvA-Y0TafIq_dg5SJJTG&amp;index=19"index=19"index=19</w:t>
         </w:r>
       </w:hyperlink>
     </w:p>
@@ -3326,7 +4787,29 @@
           <w:sz w:val="21"/>
           <w:shd w:val="clear" w:color="auto" w:fill="F9F9F9"/>
         </w:rPr>
-        <w:t>Seleccionar formato de archivos (ext2 o ext3 para Linux y Other para Windows</w:t>
+        <w:t xml:space="preserve">Seleccionar formato de archivos (ext2 o ext3 para Linux y </w:t>
+      </w:r>
+      <w:proofErr w:type="spellStart"/>
+      <w:r>
+        <w:rPr>
+          <w:rFonts w:ascii="Roboto" w:eastAsia="Roboto" w:hAnsi="Roboto" w:cs="Roboto"/>
+          <w:color w:val="030303"/>
+          <w:spacing w:val="3"/>
+          <w:sz w:val="21"/>
+          <w:shd w:val="clear" w:color="auto" w:fill="F9F9F9"/>
+        </w:rPr>
+        <w:t>Other</w:t>
+      </w:r>
+      <w:proofErr w:type="spellEnd"/>
+      <w:r>
+        <w:rPr>
+          <w:rFonts w:ascii="Roboto" w:eastAsia="Roboto" w:hAnsi="Roboto" w:cs="Roboto"/>
+          <w:color w:val="030303"/>
+          <w:spacing w:val="3"/>
+          <w:sz w:val="21"/>
+          <w:shd w:val="clear" w:color="auto" w:fill="F9F9F9"/>
+        </w:rPr>
+        <w:t xml:space="preserve"> para Windows</w:t>
       </w:r>
     </w:p>
     <w:p>
@@ -3352,7 +4835,51 @@
           <w:sz w:val="21"/>
           <w:shd w:val="clear" w:color="auto" w:fill="F9F9F9"/>
         </w:rPr>
-        <w:t>Seleccionar donde buscar si en la parte libre (Free) o todo (Whole) seleccionar Whole.</w:t>
+        <w:t>Seleccionar donde buscar si en la parte libre (Free) o todo (</w:t>
+      </w:r>
+      <w:proofErr w:type="spellStart"/>
+      <w:r>
+        <w:rPr>
+          <w:rFonts w:ascii="Roboto" w:eastAsia="Roboto" w:hAnsi="Roboto" w:cs="Roboto"/>
+          <w:color w:val="030303"/>
+          <w:spacing w:val="3"/>
+          <w:sz w:val="21"/>
+          <w:shd w:val="clear" w:color="auto" w:fill="F9F9F9"/>
+        </w:rPr>
+        <w:t>Whole</w:t>
+      </w:r>
+      <w:proofErr w:type="spellEnd"/>
+      <w:r>
+        <w:rPr>
+          <w:rFonts w:ascii="Roboto" w:eastAsia="Roboto" w:hAnsi="Roboto" w:cs="Roboto"/>
+          <w:color w:val="030303"/>
+          <w:spacing w:val="3"/>
+          <w:sz w:val="21"/>
+          <w:shd w:val="clear" w:color="auto" w:fill="F9F9F9"/>
+        </w:rPr>
+        <w:t xml:space="preserve">) seleccionar </w:t>
+      </w:r>
+      <w:proofErr w:type="spellStart"/>
+      <w:r>
+        <w:rPr>
+          <w:rFonts w:ascii="Roboto" w:eastAsia="Roboto" w:hAnsi="Roboto" w:cs="Roboto"/>
+          <w:color w:val="030303"/>
+          <w:spacing w:val="3"/>
+          <w:sz w:val="21"/>
+          <w:shd w:val="clear" w:color="auto" w:fill="F9F9F9"/>
+        </w:rPr>
+        <w:t>Whole</w:t>
+      </w:r>
+      <w:proofErr w:type="spellEnd"/>
+      <w:r>
+        <w:rPr>
+          <w:rFonts w:ascii="Roboto" w:eastAsia="Roboto" w:hAnsi="Roboto" w:cs="Roboto"/>
+          <w:color w:val="030303"/>
+          <w:spacing w:val="3"/>
+          <w:sz w:val="21"/>
+          <w:shd w:val="clear" w:color="auto" w:fill="F9F9F9"/>
+        </w:rPr>
+        <w:t>.</w:t>
       </w:r>
     </w:p>
     <w:p>
@@ -3430,7 +4957,51 @@
           <w:sz w:val="21"/>
           <w:shd w:val="clear" w:color="auto" w:fill="F9F9F9"/>
         </w:rPr>
-        <w:t>Luego de terminar presionar enter sobre Quit.</w:t>
+        <w:t xml:space="preserve">Luego de terminar presionar </w:t>
+      </w:r>
+      <w:proofErr w:type="spellStart"/>
+      <w:r>
+        <w:rPr>
+          <w:rFonts w:ascii="Roboto" w:eastAsia="Roboto" w:hAnsi="Roboto" w:cs="Roboto"/>
+          <w:color w:val="030303"/>
+          <w:spacing w:val="3"/>
+          <w:sz w:val="21"/>
+          <w:shd w:val="clear" w:color="auto" w:fill="F9F9F9"/>
+        </w:rPr>
+        <w:t>enter</w:t>
+      </w:r>
+      <w:proofErr w:type="spellEnd"/>
+      <w:r>
+        <w:rPr>
+          <w:rFonts w:ascii="Roboto" w:eastAsia="Roboto" w:hAnsi="Roboto" w:cs="Roboto"/>
+          <w:color w:val="030303"/>
+          <w:spacing w:val="3"/>
+          <w:sz w:val="21"/>
+          <w:shd w:val="clear" w:color="auto" w:fill="F9F9F9"/>
+        </w:rPr>
+        <w:t xml:space="preserve"> sobre </w:t>
+      </w:r>
+      <w:proofErr w:type="spellStart"/>
+      <w:r>
+        <w:rPr>
+          <w:rFonts w:ascii="Roboto" w:eastAsia="Roboto" w:hAnsi="Roboto" w:cs="Roboto"/>
+          <w:color w:val="030303"/>
+          <w:spacing w:val="3"/>
+          <w:sz w:val="21"/>
+          <w:shd w:val="clear" w:color="auto" w:fill="F9F9F9"/>
+        </w:rPr>
+        <w:t>Quit</w:t>
+      </w:r>
+      <w:proofErr w:type="spellEnd"/>
+      <w:r>
+        <w:rPr>
+          <w:rFonts w:ascii="Roboto" w:eastAsia="Roboto" w:hAnsi="Roboto" w:cs="Roboto"/>
+          <w:color w:val="030303"/>
+          <w:spacing w:val="3"/>
+          <w:sz w:val="21"/>
+          <w:shd w:val="clear" w:color="auto" w:fill="F9F9F9"/>
+        </w:rPr>
+        <w:t>.</w:t>
       </w:r>
     </w:p>
     <w:p>
@@ -3562,49 +5133,27 @@
           <w:sz w:val="23"/>
           <w:shd w:val="clear" w:color="auto" w:fill="F7F7F7"/>
         </w:rPr>
-        <w:t> En la consola escribe estos 3 comandos, pulsando Intro después de cada uno de ellos:</w:t>
-      </w:r>
-    </w:p>
-    <w:p>
-      <w:pPr>
-        <w:spacing w:after="0" w:line="240" w:lineRule="auto"/>
+        <w:t xml:space="preserve"> En la consola escribe estos 3 comandos, pulsando </w:t>
+      </w:r>
+      <w:proofErr w:type="spellStart"/>
+      <w:r>
         <w:rPr>
           <w:rFonts w:ascii="Segoe UI" w:eastAsia="Segoe UI" w:hAnsi="Segoe UI" w:cs="Segoe UI"/>
           <w:color w:val="000000"/>
           <w:sz w:val="23"/>
           <w:shd w:val="clear" w:color="auto" w:fill="F7F7F7"/>
         </w:rPr>
-      </w:pPr>
-      <w:r>
-        <w:rPr>
-          <w:rFonts w:ascii="Segoe UI" w:eastAsia="Segoe UI" w:hAnsi="Segoe UI" w:cs="Segoe UI"/>
-          <w:b/>
-          <w:color w:val="000000"/>
-          <w:sz w:val="23"/>
-          <w:shd w:val="clear" w:color="auto" w:fill="F7F7F7"/>
-        </w:rPr>
-        <w:t>net user administrador /active:yes</w:t>
-      </w:r>
-    </w:p>
-    <w:p>
-      <w:pPr>
-        <w:spacing w:after="0" w:line="240" w:lineRule="auto"/>
+        <w:t>Intro</w:t>
+      </w:r>
+      <w:proofErr w:type="spellEnd"/>
+      <w:r>
         <w:rPr>
           <w:rFonts w:ascii="Segoe UI" w:eastAsia="Segoe UI" w:hAnsi="Segoe UI" w:cs="Segoe UI"/>
           <w:color w:val="000000"/>
           <w:sz w:val="23"/>
           <w:shd w:val="clear" w:color="auto" w:fill="F7F7F7"/>
         </w:rPr>
-      </w:pPr>
-      <w:r>
-        <w:rPr>
-          <w:rFonts w:ascii="Segoe UI" w:eastAsia="Segoe UI" w:hAnsi="Segoe UI" w:cs="Segoe UI"/>
-          <w:b/>
-          <w:color w:val="000000"/>
-          <w:sz w:val="23"/>
-          <w:shd w:val="clear" w:color="auto" w:fill="F7F7F7"/>
-        </w:rPr>
-        <w:t>cd oobe</w:t>
+        <w:t xml:space="preserve"> después de cada uno de ellos:</w:t>
       </w:r>
     </w:p>
     <w:p>
@@ -3625,8 +5174,42 @@
           <w:sz w:val="23"/>
           <w:shd w:val="clear" w:color="auto" w:fill="F7F7F7"/>
         </w:rPr>
-        <w:t>msoobe.exe</w:t>
-      </w:r>
+        <w:t xml:space="preserve">net </w:t>
+      </w:r>
+      <w:proofErr w:type="spellStart"/>
+      <w:r>
+        <w:rPr>
+          <w:rFonts w:ascii="Segoe UI" w:eastAsia="Segoe UI" w:hAnsi="Segoe UI" w:cs="Segoe UI"/>
+          <w:b/>
+          <w:color w:val="000000"/>
+          <w:sz w:val="23"/>
+          <w:shd w:val="clear" w:color="auto" w:fill="F7F7F7"/>
+        </w:rPr>
+        <w:t>user</w:t>
+      </w:r>
+      <w:proofErr w:type="spellEnd"/>
+      <w:r>
+        <w:rPr>
+          <w:rFonts w:ascii="Segoe UI" w:eastAsia="Segoe UI" w:hAnsi="Segoe UI" w:cs="Segoe UI"/>
+          <w:b/>
+          <w:color w:val="000000"/>
+          <w:sz w:val="23"/>
+          <w:shd w:val="clear" w:color="auto" w:fill="F7F7F7"/>
+        </w:rPr>
+        <w:t xml:space="preserve"> administrador /</w:t>
+      </w:r>
+      <w:proofErr w:type="spellStart"/>
+      <w:r>
+        <w:rPr>
+          <w:rFonts w:ascii="Segoe UI" w:eastAsia="Segoe UI" w:hAnsi="Segoe UI" w:cs="Segoe UI"/>
+          <w:b/>
+          <w:color w:val="000000"/>
+          <w:sz w:val="23"/>
+          <w:shd w:val="clear" w:color="auto" w:fill="F7F7F7"/>
+        </w:rPr>
+        <w:t>active:yes</w:t>
+      </w:r>
+      <w:proofErr w:type="spellEnd"/>
     </w:p>
     <w:p>
       <w:pPr>
@@ -3641,11 +5224,85 @@
       <w:r>
         <w:rPr>
           <w:rFonts w:ascii="Segoe UI" w:eastAsia="Segoe UI" w:hAnsi="Segoe UI" w:cs="Segoe UI"/>
+          <w:b/>
           <w:color w:val="000000"/>
           <w:sz w:val="23"/>
           <w:shd w:val="clear" w:color="auto" w:fill="F7F7F7"/>
         </w:rPr>
-        <w:t>(el primer comando activa la cuenta de administrador integrada, el segundo va a la ubicación del directorio oobe en system32, y el tercero inicia la utilidad de reinicio del sistema para la configuración local msoobe.exe)</w:t>
+        <w:t xml:space="preserve">cd </w:t>
+      </w:r>
+      <w:proofErr w:type="spellStart"/>
+      <w:r>
+        <w:rPr>
+          <w:rFonts w:ascii="Segoe UI" w:eastAsia="Segoe UI" w:hAnsi="Segoe UI" w:cs="Segoe UI"/>
+          <w:b/>
+          <w:color w:val="000000"/>
+          <w:sz w:val="23"/>
+          <w:shd w:val="clear" w:color="auto" w:fill="F7F7F7"/>
+        </w:rPr>
+        <w:t>oobe</w:t>
+      </w:r>
+      <w:proofErr w:type="spellEnd"/>
+    </w:p>
+    <w:p>
+      <w:pPr>
+        <w:spacing w:after="0" w:line="240" w:lineRule="auto"/>
+        <w:rPr>
+          <w:rFonts w:ascii="Segoe UI" w:eastAsia="Segoe UI" w:hAnsi="Segoe UI" w:cs="Segoe UI"/>
+          <w:color w:val="000000"/>
+          <w:sz w:val="23"/>
+          <w:shd w:val="clear" w:color="auto" w:fill="F7F7F7"/>
+        </w:rPr>
+      </w:pPr>
+      <w:r>
+        <w:rPr>
+          <w:rFonts w:ascii="Segoe UI" w:eastAsia="Segoe UI" w:hAnsi="Segoe UI" w:cs="Segoe UI"/>
+          <w:b/>
+          <w:color w:val="000000"/>
+          <w:sz w:val="23"/>
+          <w:shd w:val="clear" w:color="auto" w:fill="F7F7F7"/>
+        </w:rPr>
+        <w:t>msoobe.exe</w:t>
+      </w:r>
+    </w:p>
+    <w:p>
+      <w:pPr>
+        <w:spacing w:after="0" w:line="240" w:lineRule="auto"/>
+        <w:rPr>
+          <w:rFonts w:ascii="Segoe UI" w:eastAsia="Segoe UI" w:hAnsi="Segoe UI" w:cs="Segoe UI"/>
+          <w:color w:val="000000"/>
+          <w:sz w:val="23"/>
+          <w:shd w:val="clear" w:color="auto" w:fill="F7F7F7"/>
+        </w:rPr>
+      </w:pPr>
+      <w:r>
+        <w:rPr>
+          <w:rFonts w:ascii="Segoe UI" w:eastAsia="Segoe UI" w:hAnsi="Segoe UI" w:cs="Segoe UI"/>
+          <w:color w:val="000000"/>
+          <w:sz w:val="23"/>
+          <w:shd w:val="clear" w:color="auto" w:fill="F7F7F7"/>
+        </w:rPr>
+        <w:t xml:space="preserve">(el primer comando activa la cuenta de administrador integrada, el segundo va a la ubicación del directorio </w:t>
+      </w:r>
+      <w:proofErr w:type="spellStart"/>
+      <w:r>
+        <w:rPr>
+          <w:rFonts w:ascii="Segoe UI" w:eastAsia="Segoe UI" w:hAnsi="Segoe UI" w:cs="Segoe UI"/>
+          <w:color w:val="000000"/>
+          <w:sz w:val="23"/>
+          <w:shd w:val="clear" w:color="auto" w:fill="F7F7F7"/>
+        </w:rPr>
+        <w:t>oobe</w:t>
+      </w:r>
+      <w:proofErr w:type="spellEnd"/>
+      <w:r>
+        <w:rPr>
+          <w:rFonts w:ascii="Segoe UI" w:eastAsia="Segoe UI" w:hAnsi="Segoe UI" w:cs="Segoe UI"/>
+          <w:color w:val="000000"/>
+          <w:sz w:val="23"/>
+          <w:shd w:val="clear" w:color="auto" w:fill="F7F7F7"/>
+        </w:rPr>
+        <w:t xml:space="preserve"> en system32, y el tercero inicia la utilidad de reinicio del sistema para la configuración local msoobe.exe)</w:t>
       </w:r>
     </w:p>
     <w:p>
@@ -3821,8 +5478,10 @@
           <w:szCs w:val="48"/>
           <w:u w:val="single"/>
         </w:rPr>
-        <w:t>No reconoce W</w:t>
-      </w:r>
+        <w:lastRenderedPageBreak/>
+        <w:t xml:space="preserve">No reconoce </w:t>
+      </w:r>
+      <w:proofErr w:type="spellStart"/>
       <w:r>
         <w:rPr>
           <w:rFonts w:eastAsia="Calibri" w:cs="Calibri"/>
@@ -3831,7 +5490,7 @@
           <w:szCs w:val="48"/>
           <w:u w:val="single"/>
         </w:rPr>
-        <w:t>i</w:t>
+        <w:t>W</w:t>
       </w:r>
       <w:r>
         <w:rPr>
@@ -3841,7 +5500,7 @@
           <w:szCs w:val="48"/>
           <w:u w:val="single"/>
         </w:rPr>
-        <w:t>F</w:t>
+        <w:t>i</w:t>
       </w:r>
       <w:r>
         <w:rPr>
@@ -3851,7 +5510,7 @@
           <w:szCs w:val="48"/>
           <w:u w:val="single"/>
         </w:rPr>
-        <w:t>i</w:t>
+        <w:t>F</w:t>
       </w:r>
       <w:r>
         <w:rPr>
@@ -3861,6 +5520,17 @@
           <w:szCs w:val="48"/>
           <w:u w:val="single"/>
         </w:rPr>
+        <w:t>i</w:t>
+      </w:r>
+      <w:proofErr w:type="spellEnd"/>
+      <w:r>
+        <w:rPr>
+          <w:rFonts w:eastAsia="Calibri" w:cs="Calibri"/>
+          <w:b/>
+          <w:sz w:val="48"/>
+          <w:szCs w:val="48"/>
+          <w:u w:val="single"/>
+        </w:rPr>
         <w:t xml:space="preserve"> </w:t>
       </w:r>
     </w:p>
@@ -3885,8 +5555,9 @@
           <w:szCs w:val="28"/>
           <w:shd w:val="clear" w:color="auto" w:fill="F9F9F9"/>
         </w:rPr>
-        <w:t xml:space="preserve">Entrar a    w+r = ejecutar services.msc buscar servicio “Configuración automática de WLAN” e iniciar con Propiedades, Manual, Aplicar, eso habilita el </w:t>
-      </w:r>
+        <w:t xml:space="preserve">Entrar a    </w:t>
+      </w:r>
+      <w:proofErr w:type="spellStart"/>
       <w:r>
         <w:rPr>
           <w:rFonts w:ascii="Roboto" w:eastAsia="Roboto" w:hAnsi="Roboto" w:cs="Roboto"/>
@@ -3896,8 +5567,43 @@
           <w:szCs w:val="28"/>
           <w:shd w:val="clear" w:color="auto" w:fill="F9F9F9"/>
         </w:rPr>
-        <w:lastRenderedPageBreak/>
-        <w:t>renglón “Iniciar”.  Si no habilita, primero Detener, luego Iniciar. ¡¡¡Luego de eso lo reconoce!!!</w:t>
+        <w:t>w+r</w:t>
+      </w:r>
+      <w:proofErr w:type="spellEnd"/>
+      <w:r>
+        <w:rPr>
+          <w:rFonts w:ascii="Roboto" w:eastAsia="Roboto" w:hAnsi="Roboto" w:cs="Roboto"/>
+          <w:color w:val="030303"/>
+          <w:spacing w:val="3"/>
+          <w:sz w:val="28"/>
+          <w:szCs w:val="28"/>
+          <w:shd w:val="clear" w:color="auto" w:fill="F9F9F9"/>
+        </w:rPr>
+        <w:t xml:space="preserve"> = ejecutar </w:t>
+      </w:r>
+      <w:proofErr w:type="spellStart"/>
+      <w:r>
+        <w:rPr>
+          <w:rFonts w:ascii="Roboto" w:eastAsia="Roboto" w:hAnsi="Roboto" w:cs="Roboto"/>
+          <w:color w:val="030303"/>
+          <w:spacing w:val="3"/>
+          <w:sz w:val="28"/>
+          <w:szCs w:val="28"/>
+          <w:shd w:val="clear" w:color="auto" w:fill="F9F9F9"/>
+        </w:rPr>
+        <w:t>services.msc</w:t>
+      </w:r>
+      <w:proofErr w:type="spellEnd"/>
+      <w:r>
+        <w:rPr>
+          <w:rFonts w:ascii="Roboto" w:eastAsia="Roboto" w:hAnsi="Roboto" w:cs="Roboto"/>
+          <w:color w:val="030303"/>
+          <w:spacing w:val="3"/>
+          <w:sz w:val="28"/>
+          <w:szCs w:val="28"/>
+          <w:shd w:val="clear" w:color="auto" w:fill="F9F9F9"/>
+        </w:rPr>
+        <w:t xml:space="preserve"> buscar servicio “Configuración automática de WLAN” e iniciar con Propiedades, Manual, Aplicar, eso habilita el renglón “Iniciar”.  Si no habilita, primero Detener, luego Iniciar. ¡¡¡Luego de eso lo reconoce!!!</w:t>
       </w:r>
     </w:p>
     <w:p>
@@ -3946,6 +5652,7 @@
         </w:rPr>
         <w:t xml:space="preserve">SE FUE </w:t>
       </w:r>
+      <w:proofErr w:type="spellStart"/>
       <w:r>
         <w:rPr>
           <w:rFonts w:ascii="Roboto" w:eastAsia="Roboto" w:hAnsi="Roboto" w:cs="Roboto"/>
@@ -3960,6 +5667,7 @@
         </w:rPr>
         <w:t>WiFi</w:t>
       </w:r>
+      <w:proofErr w:type="spellEnd"/>
     </w:p>
     <w:p>
       <w:pPr>
@@ -4540,11 +6248,10 @@
           <w:szCs w:val="28"/>
           <w:shd w:val="clear" w:color="auto" w:fill="F9F9F9"/>
         </w:rPr>
-        <w:t>Hola Claude como estas, te pongo en contexto , soy tecnico pc, instalo w10 iot ltsc enteerprise en maquinas que no soportan w11, y activo con slmgr /ipk</w:t>
-      </w:r>
-    </w:p>
-    <w:p>
-      <w:pPr>
+        <w:t xml:space="preserve">Hola Claude como estas, te pongo en contexto , soy </w:t>
+      </w:r>
+      <w:proofErr w:type="spellStart"/>
+      <w:r>
         <w:rPr>
           <w:rFonts w:ascii="Roboto" w:eastAsia="Roboto" w:hAnsi="Roboto" w:cs="Roboto"/>
           <w:color w:val="030303"/>
@@ -4553,7 +6260,9 @@
           <w:szCs w:val="28"/>
           <w:shd w:val="clear" w:color="auto" w:fill="F9F9F9"/>
         </w:rPr>
-      </w:pPr>
+        <w:t>tecnico</w:t>
+      </w:r>
+      <w:proofErr w:type="spellEnd"/>
       <w:r>
         <w:rPr>
           <w:rFonts w:ascii="Roboto" w:eastAsia="Roboto" w:hAnsi="Roboto" w:cs="Roboto"/>
@@ -4563,11 +6272,10 @@
           <w:szCs w:val="28"/>
           <w:shd w:val="clear" w:color="auto" w:fill="F9F9F9"/>
         </w:rPr>
-        <w:t>slmgr /skms kms.digiboy.ir</w:t>
-      </w:r>
-    </w:p>
-    <w:p>
-      <w:pPr>
+        <w:t xml:space="preserve"> pc, instalo w10 </w:t>
+      </w:r>
+      <w:proofErr w:type="spellStart"/>
+      <w:r>
         <w:rPr>
           <w:rFonts w:ascii="Roboto" w:eastAsia="Roboto" w:hAnsi="Roboto" w:cs="Roboto"/>
           <w:color w:val="030303"/>
@@ -4576,7 +6284,9 @@
           <w:szCs w:val="28"/>
           <w:shd w:val="clear" w:color="auto" w:fill="F9F9F9"/>
         </w:rPr>
-      </w:pPr>
+        <w:t>iot</w:t>
+      </w:r>
+      <w:proofErr w:type="spellEnd"/>
       <w:r>
         <w:rPr>
           <w:rFonts w:ascii="Roboto" w:eastAsia="Roboto" w:hAnsi="Roboto" w:cs="Roboto"/>
@@ -4586,7 +6296,441 @@
           <w:szCs w:val="28"/>
           <w:shd w:val="clear" w:color="auto" w:fill="F9F9F9"/>
         </w:rPr>
-        <w:t xml:space="preserve">slmgr /ato clave generica proporcionada por Microsoft, soy fan de Chocolatey y uso powershell 5 por un primer script (es logico porque es lo que viene recien instalado w10) pero a partir del 2do script uso powershell 7.5.2 que es la ultima version, y tener en cuenta que pwsh tiene temitas con el parser y las $variables que las quiere siempre entre {corchetes} o sea ${variables} &lt;=== asi . </w:t>
+        <w:t xml:space="preserve"> </w:t>
+      </w:r>
+      <w:proofErr w:type="spellStart"/>
+      <w:r>
+        <w:rPr>
+          <w:rFonts w:ascii="Roboto" w:eastAsia="Roboto" w:hAnsi="Roboto" w:cs="Roboto"/>
+          <w:color w:val="030303"/>
+          <w:spacing w:val="3"/>
+          <w:sz w:val="28"/>
+          <w:szCs w:val="28"/>
+          <w:shd w:val="clear" w:color="auto" w:fill="F9F9F9"/>
+        </w:rPr>
+        <w:t>ltsc</w:t>
+      </w:r>
+      <w:proofErr w:type="spellEnd"/>
+      <w:r>
+        <w:rPr>
+          <w:rFonts w:ascii="Roboto" w:eastAsia="Roboto" w:hAnsi="Roboto" w:cs="Roboto"/>
+          <w:color w:val="030303"/>
+          <w:spacing w:val="3"/>
+          <w:sz w:val="28"/>
+          <w:szCs w:val="28"/>
+          <w:shd w:val="clear" w:color="auto" w:fill="F9F9F9"/>
+        </w:rPr>
+        <w:t xml:space="preserve"> </w:t>
+      </w:r>
+      <w:proofErr w:type="spellStart"/>
+      <w:r>
+        <w:rPr>
+          <w:rFonts w:ascii="Roboto" w:eastAsia="Roboto" w:hAnsi="Roboto" w:cs="Roboto"/>
+          <w:color w:val="030303"/>
+          <w:spacing w:val="3"/>
+          <w:sz w:val="28"/>
+          <w:szCs w:val="28"/>
+          <w:shd w:val="clear" w:color="auto" w:fill="F9F9F9"/>
+        </w:rPr>
+        <w:t>enteerprise</w:t>
+      </w:r>
+      <w:proofErr w:type="spellEnd"/>
+      <w:r>
+        <w:rPr>
+          <w:rFonts w:ascii="Roboto" w:eastAsia="Roboto" w:hAnsi="Roboto" w:cs="Roboto"/>
+          <w:color w:val="030303"/>
+          <w:spacing w:val="3"/>
+          <w:sz w:val="28"/>
+          <w:szCs w:val="28"/>
+          <w:shd w:val="clear" w:color="auto" w:fill="F9F9F9"/>
+        </w:rPr>
+        <w:t xml:space="preserve"> en </w:t>
+      </w:r>
+      <w:proofErr w:type="spellStart"/>
+      <w:r>
+        <w:rPr>
+          <w:rFonts w:ascii="Roboto" w:eastAsia="Roboto" w:hAnsi="Roboto" w:cs="Roboto"/>
+          <w:color w:val="030303"/>
+          <w:spacing w:val="3"/>
+          <w:sz w:val="28"/>
+          <w:szCs w:val="28"/>
+          <w:shd w:val="clear" w:color="auto" w:fill="F9F9F9"/>
+        </w:rPr>
+        <w:t>maquinas</w:t>
+      </w:r>
+      <w:proofErr w:type="spellEnd"/>
+      <w:r>
+        <w:rPr>
+          <w:rFonts w:ascii="Roboto" w:eastAsia="Roboto" w:hAnsi="Roboto" w:cs="Roboto"/>
+          <w:color w:val="030303"/>
+          <w:spacing w:val="3"/>
+          <w:sz w:val="28"/>
+          <w:szCs w:val="28"/>
+          <w:shd w:val="clear" w:color="auto" w:fill="F9F9F9"/>
+        </w:rPr>
+        <w:t xml:space="preserve"> que no soportan w11, y activo con </w:t>
+      </w:r>
+      <w:proofErr w:type="spellStart"/>
+      <w:r>
+        <w:rPr>
+          <w:rFonts w:ascii="Roboto" w:eastAsia="Roboto" w:hAnsi="Roboto" w:cs="Roboto"/>
+          <w:color w:val="030303"/>
+          <w:spacing w:val="3"/>
+          <w:sz w:val="28"/>
+          <w:szCs w:val="28"/>
+          <w:shd w:val="clear" w:color="auto" w:fill="F9F9F9"/>
+        </w:rPr>
+        <w:t>slmgr</w:t>
+      </w:r>
+      <w:proofErr w:type="spellEnd"/>
+      <w:r>
+        <w:rPr>
+          <w:rFonts w:ascii="Roboto" w:eastAsia="Roboto" w:hAnsi="Roboto" w:cs="Roboto"/>
+          <w:color w:val="030303"/>
+          <w:spacing w:val="3"/>
+          <w:sz w:val="28"/>
+          <w:szCs w:val="28"/>
+          <w:shd w:val="clear" w:color="auto" w:fill="F9F9F9"/>
+        </w:rPr>
+        <w:t xml:space="preserve"> /</w:t>
+      </w:r>
+      <w:proofErr w:type="spellStart"/>
+      <w:r>
+        <w:rPr>
+          <w:rFonts w:ascii="Roboto" w:eastAsia="Roboto" w:hAnsi="Roboto" w:cs="Roboto"/>
+          <w:color w:val="030303"/>
+          <w:spacing w:val="3"/>
+          <w:sz w:val="28"/>
+          <w:szCs w:val="28"/>
+          <w:shd w:val="clear" w:color="auto" w:fill="F9F9F9"/>
+        </w:rPr>
+        <w:t>ipk</w:t>
+      </w:r>
+      <w:proofErr w:type="spellEnd"/>
+    </w:p>
+    <w:p>
+      <w:pPr>
+        <w:rPr>
+          <w:rFonts w:ascii="Roboto" w:eastAsia="Roboto" w:hAnsi="Roboto" w:cs="Roboto"/>
+          <w:color w:val="030303"/>
+          <w:spacing w:val="3"/>
+          <w:sz w:val="28"/>
+          <w:szCs w:val="28"/>
+          <w:shd w:val="clear" w:color="auto" w:fill="F9F9F9"/>
+        </w:rPr>
+      </w:pPr>
+      <w:proofErr w:type="spellStart"/>
+      <w:r>
+        <w:rPr>
+          <w:rFonts w:ascii="Roboto" w:eastAsia="Roboto" w:hAnsi="Roboto" w:cs="Roboto"/>
+          <w:color w:val="030303"/>
+          <w:spacing w:val="3"/>
+          <w:sz w:val="28"/>
+          <w:szCs w:val="28"/>
+          <w:shd w:val="clear" w:color="auto" w:fill="F9F9F9"/>
+        </w:rPr>
+        <w:t>slmgr</w:t>
+      </w:r>
+      <w:proofErr w:type="spellEnd"/>
+      <w:r>
+        <w:rPr>
+          <w:rFonts w:ascii="Roboto" w:eastAsia="Roboto" w:hAnsi="Roboto" w:cs="Roboto"/>
+          <w:color w:val="030303"/>
+          <w:spacing w:val="3"/>
+          <w:sz w:val="28"/>
+          <w:szCs w:val="28"/>
+          <w:shd w:val="clear" w:color="auto" w:fill="F9F9F9"/>
+        </w:rPr>
+        <w:t xml:space="preserve"> /</w:t>
+      </w:r>
+      <w:proofErr w:type="spellStart"/>
+      <w:r>
+        <w:rPr>
+          <w:rFonts w:ascii="Roboto" w:eastAsia="Roboto" w:hAnsi="Roboto" w:cs="Roboto"/>
+          <w:color w:val="030303"/>
+          <w:spacing w:val="3"/>
+          <w:sz w:val="28"/>
+          <w:szCs w:val="28"/>
+          <w:shd w:val="clear" w:color="auto" w:fill="F9F9F9"/>
+        </w:rPr>
+        <w:t>skms</w:t>
+      </w:r>
+      <w:proofErr w:type="spellEnd"/>
+      <w:r>
+        <w:rPr>
+          <w:rFonts w:ascii="Roboto" w:eastAsia="Roboto" w:hAnsi="Roboto" w:cs="Roboto"/>
+          <w:color w:val="030303"/>
+          <w:spacing w:val="3"/>
+          <w:sz w:val="28"/>
+          <w:szCs w:val="28"/>
+          <w:shd w:val="clear" w:color="auto" w:fill="F9F9F9"/>
+        </w:rPr>
+        <w:t> </w:t>
+      </w:r>
+      <w:proofErr w:type="spellStart"/>
+      <w:r>
+        <w:rPr>
+          <w:rFonts w:ascii="Roboto" w:eastAsia="Roboto" w:hAnsi="Roboto" w:cs="Roboto"/>
+          <w:color w:val="030303"/>
+          <w:spacing w:val="3"/>
+          <w:sz w:val="28"/>
+          <w:szCs w:val="28"/>
+          <w:shd w:val="clear" w:color="auto" w:fill="F9F9F9"/>
+        </w:rPr>
+        <w:t>kms.digiboy.ir</w:t>
+      </w:r>
+      <w:proofErr w:type="spellEnd"/>
+    </w:p>
+    <w:p>
+      <w:pPr>
+        <w:rPr>
+          <w:rFonts w:ascii="Roboto" w:eastAsia="Roboto" w:hAnsi="Roboto" w:cs="Roboto"/>
+          <w:color w:val="030303"/>
+          <w:spacing w:val="3"/>
+          <w:sz w:val="28"/>
+          <w:szCs w:val="28"/>
+          <w:shd w:val="clear" w:color="auto" w:fill="F9F9F9"/>
+        </w:rPr>
+      </w:pPr>
+      <w:proofErr w:type="spellStart"/>
+      <w:r>
+        <w:rPr>
+          <w:rFonts w:ascii="Roboto" w:eastAsia="Roboto" w:hAnsi="Roboto" w:cs="Roboto"/>
+          <w:color w:val="030303"/>
+          <w:spacing w:val="3"/>
+          <w:sz w:val="28"/>
+          <w:szCs w:val="28"/>
+          <w:shd w:val="clear" w:color="auto" w:fill="F9F9F9"/>
+        </w:rPr>
+        <w:t>slmgr</w:t>
+      </w:r>
+      <w:proofErr w:type="spellEnd"/>
+      <w:r>
+        <w:rPr>
+          <w:rFonts w:ascii="Roboto" w:eastAsia="Roboto" w:hAnsi="Roboto" w:cs="Roboto"/>
+          <w:color w:val="030303"/>
+          <w:spacing w:val="3"/>
+          <w:sz w:val="28"/>
+          <w:szCs w:val="28"/>
+          <w:shd w:val="clear" w:color="auto" w:fill="F9F9F9"/>
+        </w:rPr>
+        <w:t xml:space="preserve"> /ato clave </w:t>
+      </w:r>
+      <w:proofErr w:type="spellStart"/>
+      <w:r>
+        <w:rPr>
+          <w:rFonts w:ascii="Roboto" w:eastAsia="Roboto" w:hAnsi="Roboto" w:cs="Roboto"/>
+          <w:color w:val="030303"/>
+          <w:spacing w:val="3"/>
+          <w:sz w:val="28"/>
+          <w:szCs w:val="28"/>
+          <w:shd w:val="clear" w:color="auto" w:fill="F9F9F9"/>
+        </w:rPr>
+        <w:t>generica</w:t>
+      </w:r>
+      <w:proofErr w:type="spellEnd"/>
+      <w:r>
+        <w:rPr>
+          <w:rFonts w:ascii="Roboto" w:eastAsia="Roboto" w:hAnsi="Roboto" w:cs="Roboto"/>
+          <w:color w:val="030303"/>
+          <w:spacing w:val="3"/>
+          <w:sz w:val="28"/>
+          <w:szCs w:val="28"/>
+          <w:shd w:val="clear" w:color="auto" w:fill="F9F9F9"/>
+        </w:rPr>
+        <w:t xml:space="preserve"> proporcionada por Microsoft, soy fan de Chocolatey y uso </w:t>
+      </w:r>
+      <w:proofErr w:type="spellStart"/>
+      <w:r>
+        <w:rPr>
+          <w:rFonts w:ascii="Roboto" w:eastAsia="Roboto" w:hAnsi="Roboto" w:cs="Roboto"/>
+          <w:color w:val="030303"/>
+          <w:spacing w:val="3"/>
+          <w:sz w:val="28"/>
+          <w:szCs w:val="28"/>
+          <w:shd w:val="clear" w:color="auto" w:fill="F9F9F9"/>
+        </w:rPr>
+        <w:t>powershell</w:t>
+      </w:r>
+      <w:proofErr w:type="spellEnd"/>
+      <w:r>
+        <w:rPr>
+          <w:rFonts w:ascii="Roboto" w:eastAsia="Roboto" w:hAnsi="Roboto" w:cs="Roboto"/>
+          <w:color w:val="030303"/>
+          <w:spacing w:val="3"/>
+          <w:sz w:val="28"/>
+          <w:szCs w:val="28"/>
+          <w:shd w:val="clear" w:color="auto" w:fill="F9F9F9"/>
+        </w:rPr>
+        <w:t xml:space="preserve"> 5 por un primer script (es </w:t>
+      </w:r>
+      <w:proofErr w:type="spellStart"/>
+      <w:r>
+        <w:rPr>
+          <w:rFonts w:ascii="Roboto" w:eastAsia="Roboto" w:hAnsi="Roboto" w:cs="Roboto"/>
+          <w:color w:val="030303"/>
+          <w:spacing w:val="3"/>
+          <w:sz w:val="28"/>
+          <w:szCs w:val="28"/>
+          <w:shd w:val="clear" w:color="auto" w:fill="F9F9F9"/>
+        </w:rPr>
+        <w:t>logico</w:t>
+      </w:r>
+      <w:proofErr w:type="spellEnd"/>
+      <w:r>
+        <w:rPr>
+          <w:rFonts w:ascii="Roboto" w:eastAsia="Roboto" w:hAnsi="Roboto" w:cs="Roboto"/>
+          <w:color w:val="030303"/>
+          <w:spacing w:val="3"/>
+          <w:sz w:val="28"/>
+          <w:szCs w:val="28"/>
+          <w:shd w:val="clear" w:color="auto" w:fill="F9F9F9"/>
+        </w:rPr>
+        <w:t xml:space="preserve"> porque es lo que viene </w:t>
+      </w:r>
+      <w:proofErr w:type="spellStart"/>
+      <w:r>
+        <w:rPr>
+          <w:rFonts w:ascii="Roboto" w:eastAsia="Roboto" w:hAnsi="Roboto" w:cs="Roboto"/>
+          <w:color w:val="030303"/>
+          <w:spacing w:val="3"/>
+          <w:sz w:val="28"/>
+          <w:szCs w:val="28"/>
+          <w:shd w:val="clear" w:color="auto" w:fill="F9F9F9"/>
+        </w:rPr>
+        <w:t>recien</w:t>
+      </w:r>
+      <w:proofErr w:type="spellEnd"/>
+      <w:r>
+        <w:rPr>
+          <w:rFonts w:ascii="Roboto" w:eastAsia="Roboto" w:hAnsi="Roboto" w:cs="Roboto"/>
+          <w:color w:val="030303"/>
+          <w:spacing w:val="3"/>
+          <w:sz w:val="28"/>
+          <w:szCs w:val="28"/>
+          <w:shd w:val="clear" w:color="auto" w:fill="F9F9F9"/>
+        </w:rPr>
+        <w:t xml:space="preserve"> instalado w10) pero a partir del 2do script uso </w:t>
+      </w:r>
+      <w:proofErr w:type="spellStart"/>
+      <w:r>
+        <w:rPr>
+          <w:rFonts w:ascii="Roboto" w:eastAsia="Roboto" w:hAnsi="Roboto" w:cs="Roboto"/>
+          <w:color w:val="030303"/>
+          <w:spacing w:val="3"/>
+          <w:sz w:val="28"/>
+          <w:szCs w:val="28"/>
+          <w:shd w:val="clear" w:color="auto" w:fill="F9F9F9"/>
+        </w:rPr>
+        <w:t>powershell</w:t>
+      </w:r>
+      <w:proofErr w:type="spellEnd"/>
+      <w:r>
+        <w:rPr>
+          <w:rFonts w:ascii="Roboto" w:eastAsia="Roboto" w:hAnsi="Roboto" w:cs="Roboto"/>
+          <w:color w:val="030303"/>
+          <w:spacing w:val="3"/>
+          <w:sz w:val="28"/>
+          <w:szCs w:val="28"/>
+          <w:shd w:val="clear" w:color="auto" w:fill="F9F9F9"/>
+        </w:rPr>
+        <w:t xml:space="preserve"> 7.5.2 que es la </w:t>
+      </w:r>
+      <w:proofErr w:type="spellStart"/>
+      <w:r>
+        <w:rPr>
+          <w:rFonts w:ascii="Roboto" w:eastAsia="Roboto" w:hAnsi="Roboto" w:cs="Roboto"/>
+          <w:color w:val="030303"/>
+          <w:spacing w:val="3"/>
+          <w:sz w:val="28"/>
+          <w:szCs w:val="28"/>
+          <w:shd w:val="clear" w:color="auto" w:fill="F9F9F9"/>
+        </w:rPr>
+        <w:t>ultima</w:t>
+      </w:r>
+      <w:proofErr w:type="spellEnd"/>
+      <w:r>
+        <w:rPr>
+          <w:rFonts w:ascii="Roboto" w:eastAsia="Roboto" w:hAnsi="Roboto" w:cs="Roboto"/>
+          <w:color w:val="030303"/>
+          <w:spacing w:val="3"/>
+          <w:sz w:val="28"/>
+          <w:szCs w:val="28"/>
+          <w:shd w:val="clear" w:color="auto" w:fill="F9F9F9"/>
+        </w:rPr>
+        <w:t xml:space="preserve"> </w:t>
+      </w:r>
+      <w:proofErr w:type="spellStart"/>
+      <w:r>
+        <w:rPr>
+          <w:rFonts w:ascii="Roboto" w:eastAsia="Roboto" w:hAnsi="Roboto" w:cs="Roboto"/>
+          <w:color w:val="030303"/>
+          <w:spacing w:val="3"/>
+          <w:sz w:val="28"/>
+          <w:szCs w:val="28"/>
+          <w:shd w:val="clear" w:color="auto" w:fill="F9F9F9"/>
+        </w:rPr>
+        <w:t>version</w:t>
+      </w:r>
+      <w:proofErr w:type="spellEnd"/>
+      <w:r>
+        <w:rPr>
+          <w:rFonts w:ascii="Roboto" w:eastAsia="Roboto" w:hAnsi="Roboto" w:cs="Roboto"/>
+          <w:color w:val="030303"/>
+          <w:spacing w:val="3"/>
+          <w:sz w:val="28"/>
+          <w:szCs w:val="28"/>
+          <w:shd w:val="clear" w:color="auto" w:fill="F9F9F9"/>
+        </w:rPr>
+        <w:t xml:space="preserve">, y tener en cuenta que pwsh tiene temitas con el </w:t>
+      </w:r>
+      <w:proofErr w:type="spellStart"/>
+      <w:r>
+        <w:rPr>
+          <w:rFonts w:ascii="Roboto" w:eastAsia="Roboto" w:hAnsi="Roboto" w:cs="Roboto"/>
+          <w:color w:val="030303"/>
+          <w:spacing w:val="3"/>
+          <w:sz w:val="28"/>
+          <w:szCs w:val="28"/>
+          <w:shd w:val="clear" w:color="auto" w:fill="F9F9F9"/>
+        </w:rPr>
+        <w:t>parser</w:t>
+      </w:r>
+      <w:proofErr w:type="spellEnd"/>
+      <w:r>
+        <w:rPr>
+          <w:rFonts w:ascii="Roboto" w:eastAsia="Roboto" w:hAnsi="Roboto" w:cs="Roboto"/>
+          <w:color w:val="030303"/>
+          <w:spacing w:val="3"/>
+          <w:sz w:val="28"/>
+          <w:szCs w:val="28"/>
+          <w:shd w:val="clear" w:color="auto" w:fill="F9F9F9"/>
+        </w:rPr>
+        <w:t xml:space="preserve"> y las $variables que las quiere siempre entre {corchetes} o sea ${variables} &lt;=== </w:t>
+      </w:r>
+      <w:proofErr w:type="spellStart"/>
+      <w:r>
+        <w:rPr>
+          <w:rFonts w:ascii="Roboto" w:eastAsia="Roboto" w:hAnsi="Roboto" w:cs="Roboto"/>
+          <w:color w:val="030303"/>
+          <w:spacing w:val="3"/>
+          <w:sz w:val="28"/>
+          <w:szCs w:val="28"/>
+          <w:shd w:val="clear" w:color="auto" w:fill="F9F9F9"/>
+        </w:rPr>
+        <w:t>asi</w:t>
+      </w:r>
+      <w:proofErr w:type="spellEnd"/>
+      <w:r>
+        <w:rPr>
+          <w:rFonts w:ascii="Roboto" w:eastAsia="Roboto" w:hAnsi="Roboto" w:cs="Roboto"/>
+          <w:color w:val="030303"/>
+          <w:spacing w:val="3"/>
+          <w:sz w:val="28"/>
+          <w:szCs w:val="28"/>
+          <w:shd w:val="clear" w:color="auto" w:fill="F9F9F9"/>
+        </w:rPr>
+        <w:t xml:space="preserve"> . </w:t>
       </w:r>
     </w:p>
     <w:p>
@@ -4774,18 +6918,19 @@
           <w:shd w:val="clear" w:color="auto" w:fill="FFFFFF"/>
           <w:lang w:val="en-US"/>
         </w:rPr>
-        <w:t>wmic cpu get Name, NumberOfCores, NumberOfLogicalProcessors</w:t>
-      </w:r>
-    </w:p>
-    <w:p>
-      <w:pPr>
+        <w:t xml:space="preserve">wmic </w:t>
+      </w:r>
+      <w:proofErr w:type="spellStart"/>
+      <w:r>
         <w:rPr>
           <w:rFonts w:ascii="Arial" w:eastAsia="Arial" w:hAnsi="Arial" w:cs="Arial"/>
           <w:color w:val="202124"/>
           <w:shd w:val="clear" w:color="auto" w:fill="FFFFFF"/>
           <w:lang w:val="en-US"/>
         </w:rPr>
-      </w:pPr>
+        <w:t>cpu</w:t>
+      </w:r>
+      <w:proofErr w:type="spellEnd"/>
       <w:r>
         <w:rPr>
           <w:rFonts w:ascii="Arial" w:eastAsia="Arial" w:hAnsi="Arial" w:cs="Arial"/>
@@ -4793,18 +6938,19 @@
           <w:shd w:val="clear" w:color="auto" w:fill="FFFFFF"/>
           <w:lang w:val="en-US"/>
         </w:rPr>
-        <w:t>PLACA MADRE</w:t>
-      </w:r>
-    </w:p>
-    <w:p>
-      <w:pPr>
+        <w:t xml:space="preserve"> get Name, </w:t>
+      </w:r>
+      <w:proofErr w:type="spellStart"/>
+      <w:r>
         <w:rPr>
           <w:rFonts w:ascii="Arial" w:eastAsia="Arial" w:hAnsi="Arial" w:cs="Arial"/>
           <w:color w:val="202124"/>
           <w:shd w:val="clear" w:color="auto" w:fill="FFFFFF"/>
           <w:lang w:val="en-US"/>
         </w:rPr>
-      </w:pPr>
+        <w:t>NumberOfCores</w:t>
+      </w:r>
+      <w:proofErr w:type="spellEnd"/>
       <w:r>
         <w:rPr>
           <w:rFonts w:ascii="Arial" w:eastAsia="Arial" w:hAnsi="Arial" w:cs="Arial"/>
@@ -4812,56 +6958,58 @@
           <w:shd w:val="clear" w:color="auto" w:fill="FFFFFF"/>
           <w:lang w:val="en-US"/>
         </w:rPr>
-        <w:t>wmic baseboard get Manufacturer, Product, Version, SerialNumber</w:t>
-      </w:r>
-    </w:p>
-    <w:p>
-      <w:pPr>
+        <w:t xml:space="preserve">, </w:t>
+      </w:r>
+      <w:proofErr w:type="spellStart"/>
+      <w:r>
         <w:rPr>
           <w:rFonts w:ascii="Arial" w:eastAsia="Arial" w:hAnsi="Arial" w:cs="Arial"/>
           <w:color w:val="202124"/>
           <w:shd w:val="clear" w:color="auto" w:fill="FFFFFF"/>
           <w:lang w:val="en-US"/>
         </w:rPr>
-      </w:pPr>
-      <w:r>
+        <w:t>NumberOfLogicalProcessors</w:t>
+      </w:r>
+      <w:proofErr w:type="spellEnd"/>
+    </w:p>
+    <w:p>
+      <w:pPr>
         <w:rPr>
           <w:rFonts w:ascii="Arial" w:eastAsia="Arial" w:hAnsi="Arial" w:cs="Arial"/>
           <w:color w:val="202124"/>
           <w:shd w:val="clear" w:color="auto" w:fill="FFFFFF"/>
           <w:lang w:val="en-US"/>
         </w:rPr>
-        <w:t>MARCA LAPTOP</w:t>
-      </w:r>
-    </w:p>
-    <w:p>
-      <w:pPr>
+      </w:pPr>
+      <w:r>
         <w:rPr>
           <w:rFonts w:ascii="Arial" w:eastAsia="Arial" w:hAnsi="Arial" w:cs="Arial"/>
           <w:color w:val="202124"/>
           <w:shd w:val="clear" w:color="auto" w:fill="FFFFFF"/>
           <w:lang w:val="en-US"/>
         </w:rPr>
-      </w:pPr>
-      <w:r>
+        <w:t>PLACA MADRE</w:t>
+      </w:r>
+    </w:p>
+    <w:p>
+      <w:pPr>
         <w:rPr>
           <w:rFonts w:ascii="Arial" w:eastAsia="Arial" w:hAnsi="Arial" w:cs="Arial"/>
           <w:color w:val="202124"/>
           <w:shd w:val="clear" w:color="auto" w:fill="FFFFFF"/>
           <w:lang w:val="en-US"/>
         </w:rPr>
-        <w:t>wmic csproduct get name</w:t>
-      </w:r>
-    </w:p>
-    <w:p>
-      <w:pPr>
+      </w:pPr>
+      <w:r>
         <w:rPr>
           <w:rFonts w:ascii="Arial" w:eastAsia="Arial" w:hAnsi="Arial" w:cs="Arial"/>
           <w:color w:val="202124"/>
           <w:shd w:val="clear" w:color="auto" w:fill="FFFFFF"/>
           <w:lang w:val="en-US"/>
         </w:rPr>
-      </w:pPr>
+        <w:t xml:space="preserve">wmic baseboard get Manufacturer, Product, Version, </w:t>
+      </w:r>
+      <w:proofErr w:type="spellStart"/>
       <w:r>
         <w:rPr>
           <w:rFonts w:ascii="Arial" w:eastAsia="Arial" w:hAnsi="Arial" w:cs="Arial"/>
@@ -4869,8 +7017,9 @@
           <w:shd w:val="clear" w:color="auto" w:fill="FFFFFF"/>
           <w:lang w:val="en-US"/>
         </w:rPr>
-        <w:t>ALMACENAMIENTO</w:t>
-      </w:r>
+        <w:t>SerialNumber</w:t>
+      </w:r>
+      <w:proofErr w:type="spellEnd"/>
     </w:p>
     <w:p>
       <w:pPr>
@@ -4888,7 +7037,104 @@
           <w:shd w:val="clear" w:color="auto" w:fill="FFFFFF"/>
           <w:lang w:val="en-US"/>
         </w:rPr>
-        <w:t>wmic diskdrive get Model, Manufacturer, MediaType</w:t>
+        <w:t>MARCA LAPTOP</w:t>
+      </w:r>
+    </w:p>
+    <w:p>
+      <w:pPr>
+        <w:rPr>
+          <w:rFonts w:ascii="Arial" w:eastAsia="Arial" w:hAnsi="Arial" w:cs="Arial"/>
+          <w:color w:val="202124"/>
+          <w:shd w:val="clear" w:color="auto" w:fill="FFFFFF"/>
+          <w:lang w:val="en-US"/>
+        </w:rPr>
+      </w:pPr>
+      <w:r>
+        <w:rPr>
+          <w:rFonts w:ascii="Arial" w:eastAsia="Arial" w:hAnsi="Arial" w:cs="Arial"/>
+          <w:color w:val="202124"/>
+          <w:shd w:val="clear" w:color="auto" w:fill="FFFFFF"/>
+          <w:lang w:val="en-US"/>
+        </w:rPr>
+        <w:t xml:space="preserve">wmic </w:t>
+      </w:r>
+      <w:proofErr w:type="spellStart"/>
+      <w:r>
+        <w:rPr>
+          <w:rFonts w:ascii="Arial" w:eastAsia="Arial" w:hAnsi="Arial" w:cs="Arial"/>
+          <w:color w:val="202124"/>
+          <w:shd w:val="clear" w:color="auto" w:fill="FFFFFF"/>
+          <w:lang w:val="en-US"/>
+        </w:rPr>
+        <w:t>csproduct</w:t>
+      </w:r>
+      <w:proofErr w:type="spellEnd"/>
+      <w:r>
+        <w:rPr>
+          <w:rFonts w:ascii="Arial" w:eastAsia="Arial" w:hAnsi="Arial" w:cs="Arial"/>
+          <w:color w:val="202124"/>
+          <w:shd w:val="clear" w:color="auto" w:fill="FFFFFF"/>
+          <w:lang w:val="en-US"/>
+        </w:rPr>
+        <w:t xml:space="preserve"> get name</w:t>
+      </w:r>
+    </w:p>
+    <w:p>
+      <w:pPr>
+        <w:rPr>
+          <w:rFonts w:ascii="Arial" w:eastAsia="Arial" w:hAnsi="Arial" w:cs="Arial"/>
+          <w:color w:val="202124"/>
+          <w:shd w:val="clear" w:color="auto" w:fill="FFFFFF"/>
+          <w:lang w:val="en-US"/>
+        </w:rPr>
+      </w:pPr>
+      <w:r>
+        <w:rPr>
+          <w:rFonts w:ascii="Arial" w:eastAsia="Arial" w:hAnsi="Arial" w:cs="Arial"/>
+          <w:color w:val="202124"/>
+          <w:shd w:val="clear" w:color="auto" w:fill="FFFFFF"/>
+          <w:lang w:val="en-US"/>
+        </w:rPr>
+        <w:t>ALMACENAMIENTO</w:t>
+      </w:r>
+    </w:p>
+    <w:p>
+      <w:pPr>
+        <w:rPr>
+          <w:rFonts w:ascii="Arial" w:eastAsia="Arial" w:hAnsi="Arial" w:cs="Arial"/>
+          <w:color w:val="202124"/>
+          <w:shd w:val="clear" w:color="auto" w:fill="FFFFFF"/>
+          <w:lang w:val="en-US"/>
+        </w:rPr>
+      </w:pPr>
+      <w:r>
+        <w:rPr>
+          <w:rFonts w:ascii="Arial" w:eastAsia="Arial" w:hAnsi="Arial" w:cs="Arial"/>
+          <w:color w:val="202124"/>
+          <w:shd w:val="clear" w:color="auto" w:fill="FFFFFF"/>
+          <w:lang w:val="en-US"/>
+        </w:rPr>
+        <w:t xml:space="preserve">wmic </w:t>
+      </w:r>
+      <w:proofErr w:type="spellStart"/>
+      <w:r>
+        <w:rPr>
+          <w:rFonts w:ascii="Arial" w:eastAsia="Arial" w:hAnsi="Arial" w:cs="Arial"/>
+          <w:color w:val="202124"/>
+          <w:shd w:val="clear" w:color="auto" w:fill="FFFFFF"/>
+          <w:lang w:val="en-US"/>
+        </w:rPr>
+        <w:t>diskdrive</w:t>
+      </w:r>
+      <w:proofErr w:type="spellEnd"/>
+      <w:r>
+        <w:rPr>
+          <w:rFonts w:ascii="Arial" w:eastAsia="Arial" w:hAnsi="Arial" w:cs="Arial"/>
+          <w:color w:val="202124"/>
+          <w:shd w:val="clear" w:color="auto" w:fill="FFFFFF"/>
+          <w:lang w:val="en-US"/>
+        </w:rPr>
+        <w:t xml:space="preserve"> get Model, Manufacturer, MediaType</w:t>
       </w:r>
     </w:p>
     <w:p>
@@ -6673,6 +8919,7 @@
   <w:style w:type="paragraph" w:default="1" w:styleId="Normal">
     <w:name w:val="Normal"/>
     <w:qFormat/>
+    <w:rsid w:val="00E351C3"/>
     <w:pPr>
       <w:spacing w:after="160" w:line="259" w:lineRule="auto"/>
     </w:pPr>

--- a/Tu-pc-va-a-volar/Tu PC va a VOLAR W10.docx
+++ b/Tu-pc-va-a-volar/Tu PC va a VOLAR W10.docx
@@ -296,20 +296,8 @@
           <w:shd w:val="clear" w:color="auto" w:fill="F8F8F8"/>
           <w:lang w:val="en-US"/>
         </w:rPr>
-        <w:t xml:space="preserve">SET-EXECUTIONPOLICY -EXECUTIONPOLICY UNRESTRICTED -SCOPE </w:t>
-      </w:r>
-      <w:proofErr w:type="spellStart"/>
-      <w:r>
-        <w:rPr>
-          <w:rFonts w:ascii="Consolas" w:eastAsia="Consolas" w:hAnsi="Consolas" w:cs="Consolas"/>
-          <w:color w:val="222222"/>
-          <w:sz w:val="20"/>
-          <w:shd w:val="clear" w:color="auto" w:fill="F8F8F8"/>
-          <w:lang w:val="en-US"/>
-        </w:rPr>
-        <w:t>LocalMachine</w:t>
-      </w:r>
-      <w:proofErr w:type="spellEnd"/>
+        <w:t>SET-EXECUTIONPOLICY -EXECUTIONPOLICY UNRESTRICTED -SCOPE LocalMachine</w:t>
+      </w:r>
     </w:p>
     <w:p>
       <w:pPr>
@@ -352,7 +340,6 @@
         </w:rPr>
         <w:tab/>
       </w:r>
-      <w:proofErr w:type="spellStart"/>
       <w:r>
         <w:rPr>
           <w:rFonts w:ascii="Consolas" w:eastAsia="Consolas" w:hAnsi="Consolas" w:cs="Consolas"/>
@@ -361,40 +348,7 @@
           <w:shd w:val="clear" w:color="auto" w:fill="F8F8F8"/>
           <w:lang w:val="en-US"/>
         </w:rPr>
-        <w:t>iwr</w:t>
-      </w:r>
-      <w:proofErr w:type="spellEnd"/>
-      <w:r>
-        <w:rPr>
-          <w:rFonts w:ascii="Consolas" w:eastAsia="Consolas" w:hAnsi="Consolas" w:cs="Consolas"/>
-          <w:color w:val="222222"/>
-          <w:sz w:val="20"/>
-          <w:shd w:val="clear" w:color="auto" w:fill="F8F8F8"/>
-          <w:lang w:val="en-US"/>
-        </w:rPr>
-        <w:t xml:space="preserve"> -</w:t>
-      </w:r>
-      <w:proofErr w:type="spellStart"/>
-      <w:r>
-        <w:rPr>
-          <w:rFonts w:ascii="Consolas" w:eastAsia="Consolas" w:hAnsi="Consolas" w:cs="Consolas"/>
-          <w:color w:val="222222"/>
-          <w:sz w:val="20"/>
-          <w:shd w:val="clear" w:color="auto" w:fill="F8F8F8"/>
-          <w:lang w:val="en-US"/>
-        </w:rPr>
-        <w:t>useb</w:t>
-      </w:r>
-      <w:proofErr w:type="spellEnd"/>
-      <w:r>
-        <w:rPr>
-          <w:rFonts w:ascii="Consolas" w:eastAsia="Consolas" w:hAnsi="Consolas" w:cs="Consolas"/>
-          <w:color w:val="222222"/>
-          <w:sz w:val="20"/>
-          <w:shd w:val="clear" w:color="auto" w:fill="F8F8F8"/>
-          <w:lang w:val="en-US"/>
-        </w:rPr>
-        <w:t xml:space="preserve"> </w:t>
+        <w:t xml:space="preserve">iwr -useb </w:t>
       </w:r>
       <w:hyperlink r:id="rId7">
         <w:r>
@@ -417,20 +371,8 @@
           <w:shd w:val="clear" w:color="auto" w:fill="F8F8F8"/>
           <w:lang w:val="en-US"/>
         </w:rPr>
-        <w:t xml:space="preserve"> | </w:t>
-      </w:r>
-      <w:proofErr w:type="spellStart"/>
-      <w:r>
-        <w:rPr>
-          <w:rFonts w:ascii="Consolas" w:eastAsia="Consolas" w:hAnsi="Consolas" w:cs="Consolas"/>
-          <w:color w:val="222222"/>
-          <w:sz w:val="20"/>
-          <w:shd w:val="clear" w:color="auto" w:fill="F8F8F8"/>
-          <w:lang w:val="en-US"/>
-        </w:rPr>
-        <w:t>iex</w:t>
-      </w:r>
-      <w:proofErr w:type="spellEnd"/>
+        <w:t xml:space="preserve"> | iex</w:t>
+      </w:r>
     </w:p>
     <w:p>
       <w:pPr>
@@ -503,9 +445,8 @@
           <w:shd w:val="clear" w:color="auto" w:fill="F8F8F8"/>
           <w:lang w:val="en-US"/>
         </w:rPr>
-        <w:t>Enable-</w:t>
-      </w:r>
-      <w:proofErr w:type="spellStart"/>
+        <w:t>Enable-WindowsOptionalFeature -Online -FeatureName "SMB1Protocol" -All</w:t>
+      </w:r>
       <w:r>
         <w:rPr>
           <w:rFonts w:ascii="Consolas" w:eastAsia="Consolas" w:hAnsi="Consolas" w:cs="Consolas"/>
@@ -514,72 +455,7 @@
           <w:shd w:val="clear" w:color="auto" w:fill="F8F8F8"/>
           <w:lang w:val="en-US"/>
         </w:rPr>
-        <w:t>WindowsOptionalFeature</w:t>
-      </w:r>
-      <w:proofErr w:type="spellEnd"/>
-      <w:r>
-        <w:rPr>
-          <w:rFonts w:ascii="Consolas" w:eastAsia="Consolas" w:hAnsi="Consolas" w:cs="Consolas"/>
-          <w:color w:val="222222"/>
-          <w:sz w:val="20"/>
-          <w:shd w:val="clear" w:color="auto" w:fill="F8F8F8"/>
-          <w:lang w:val="en-US"/>
-        </w:rPr>
-        <w:t xml:space="preserve"> -Online -</w:t>
-      </w:r>
-      <w:proofErr w:type="spellStart"/>
-      <w:r>
-        <w:rPr>
-          <w:rFonts w:ascii="Consolas" w:eastAsia="Consolas" w:hAnsi="Consolas" w:cs="Consolas"/>
-          <w:color w:val="222222"/>
-          <w:sz w:val="20"/>
-          <w:shd w:val="clear" w:color="auto" w:fill="F8F8F8"/>
-          <w:lang w:val="en-US"/>
-        </w:rPr>
-        <w:t>FeatureName</w:t>
-      </w:r>
-      <w:proofErr w:type="spellEnd"/>
-      <w:r>
-        <w:rPr>
-          <w:rFonts w:ascii="Consolas" w:eastAsia="Consolas" w:hAnsi="Consolas" w:cs="Consolas"/>
-          <w:color w:val="222222"/>
-          <w:sz w:val="20"/>
-          <w:shd w:val="clear" w:color="auto" w:fill="F8F8F8"/>
-          <w:lang w:val="en-US"/>
-        </w:rPr>
-        <w:t xml:space="preserve"> "SMB1Protocol" -All</w:t>
-      </w:r>
-      <w:r>
-        <w:rPr>
-          <w:rFonts w:ascii="Consolas" w:eastAsia="Consolas" w:hAnsi="Consolas" w:cs="Consolas"/>
-          <w:color w:val="222222"/>
-          <w:sz w:val="20"/>
-          <w:shd w:val="clear" w:color="auto" w:fill="F8F8F8"/>
-          <w:lang w:val="en-US"/>
-        </w:rPr>
-        <w:t xml:space="preserve"> (</w:t>
-      </w:r>
-      <w:proofErr w:type="spellStart"/>
-      <w:r>
-        <w:rPr>
-          <w:rFonts w:ascii="Consolas" w:eastAsia="Consolas" w:hAnsi="Consolas" w:cs="Consolas"/>
-          <w:color w:val="222222"/>
-          <w:sz w:val="20"/>
-          <w:shd w:val="clear" w:color="auto" w:fill="F8F8F8"/>
-          <w:lang w:val="en-US"/>
-        </w:rPr>
-        <w:t>habilita</w:t>
-      </w:r>
-      <w:proofErr w:type="spellEnd"/>
-      <w:r>
-        <w:rPr>
-          <w:rFonts w:ascii="Consolas" w:eastAsia="Consolas" w:hAnsi="Consolas" w:cs="Consolas"/>
-          <w:color w:val="222222"/>
-          <w:sz w:val="20"/>
-          <w:shd w:val="clear" w:color="auto" w:fill="F8F8F8"/>
-          <w:lang w:val="en-US"/>
-        </w:rPr>
-        <w:t xml:space="preserve"> para Filebrowser)</w:t>
+        <w:t xml:space="preserve"> (habilita para Filebrowser)</w:t>
       </w:r>
     </w:p>
     <w:p>
@@ -890,23 +766,7 @@
           <w:rFonts w:eastAsia="Calibri" w:cs="Calibri"/>
           <w:sz w:val="24"/>
         </w:rPr>
-        <w:t xml:space="preserve">Configuración/Juegos/Xbox </w:t>
-      </w:r>
-      <w:proofErr w:type="spellStart"/>
-      <w:r>
-        <w:rPr>
-          <w:rFonts w:eastAsia="Calibri" w:cs="Calibri"/>
-          <w:sz w:val="24"/>
-        </w:rPr>
-        <w:t>game</w:t>
-      </w:r>
-      <w:proofErr w:type="spellEnd"/>
-      <w:r>
-        <w:rPr>
-          <w:rFonts w:eastAsia="Calibri" w:cs="Calibri"/>
-          <w:sz w:val="24"/>
-        </w:rPr>
-        <w:t xml:space="preserve"> bar: Desactivado.</w:t>
+        <w:t>Configuración/Juegos/Xbox game bar: Desactivado.</w:t>
       </w:r>
     </w:p>
     <w:p>
@@ -984,6 +844,13 @@
         </w:rPr>
         <w:t xml:space="preserve">Configuración/Sistema/Acerca de (abajo del todo) /Link azul a la derecha “Configuración avanzada del sistema” /Pestaña “Opciones avanzadas” /En cuadro Rendimiento Botón “Configuración” Efectos Visuales, tildar “Ajustar para obtener el mejor Rendimiento”. Luego en la pestaña “Opciones Avanzadas” dentro de “Configuración” Seleccionar botón “Programas”. </w:t>
       </w:r>
+      <w:r>
+        <w:rPr>
+          <w:rFonts w:eastAsia="Calibri" w:cs="Calibri"/>
+          <w:sz w:val="24"/>
+        </w:rPr>
+        <w:t xml:space="preserve"> W+R = sysdm.cpl ,3</w:t>
+      </w:r>
     </w:p>
     <w:p>
       <w:pPr>
@@ -999,39 +866,7 @@
           <w:sz w:val="24"/>
         </w:rPr>
         <w:lastRenderedPageBreak/>
-        <w:t xml:space="preserve">Luego en Memoria Virtual apretar Cambiar / Sacar paloma de Administrar automáticamente… Botón en Tamaño personalizado MB valor inicial memoria </w:t>
-      </w:r>
-      <w:proofErr w:type="spellStart"/>
-      <w:r>
-        <w:rPr>
-          <w:rFonts w:eastAsia="Calibri" w:cs="Calibri"/>
-          <w:sz w:val="24"/>
-        </w:rPr>
-        <w:t>Ram</w:t>
-      </w:r>
-      <w:proofErr w:type="spellEnd"/>
-      <w:r>
-        <w:rPr>
-          <w:rFonts w:eastAsia="Calibri" w:cs="Calibri"/>
-          <w:sz w:val="24"/>
-        </w:rPr>
-        <w:t xml:space="preserve"> x1.5 y valor final memoria </w:t>
-      </w:r>
-      <w:proofErr w:type="spellStart"/>
-      <w:r>
-        <w:rPr>
-          <w:rFonts w:eastAsia="Calibri" w:cs="Calibri"/>
-          <w:sz w:val="24"/>
-        </w:rPr>
-        <w:t>Ram</w:t>
-      </w:r>
-      <w:proofErr w:type="spellEnd"/>
-      <w:r>
-        <w:rPr>
-          <w:rFonts w:eastAsia="Calibri" w:cs="Calibri"/>
-          <w:sz w:val="24"/>
-        </w:rPr>
-        <w:t xml:space="preserve"> x 3 Aplicar/Aceptar. Reiniciar (después de hacer lo siguiente y reinicias una vez sola).</w:t>
+        <w:t>Luego en Memoria Virtual apretar Cambiar / Sacar paloma de Administrar automáticamente… Botón en Tamaño personalizado MB valor inicial memoria Ram x1.5 y valor final memoria Ram x 3 Aplicar/Aceptar. Reiniciar (después de hacer lo siguiente y reinicias una vez sola).</w:t>
       </w:r>
     </w:p>
     <w:p>
@@ -1051,23 +886,7 @@
           <w:rFonts w:eastAsia="Calibri" w:cs="Calibri"/>
           <w:sz w:val="24"/>
         </w:rPr>
-        <w:t xml:space="preserve">Inicio – </w:t>
-      </w:r>
-      <w:proofErr w:type="spellStart"/>
-      <w:r>
-        <w:rPr>
-          <w:rFonts w:eastAsia="Calibri" w:cs="Calibri"/>
-          <w:sz w:val="24"/>
-        </w:rPr>
-        <w:t>msconfig</w:t>
-      </w:r>
-      <w:proofErr w:type="spellEnd"/>
-      <w:r>
-        <w:rPr>
-          <w:rFonts w:eastAsia="Calibri" w:cs="Calibri"/>
-          <w:sz w:val="24"/>
-        </w:rPr>
-        <w:t xml:space="preserve"> – pestaña arranque – botón “Opciones avanzadas” tildar palomita “Número de procesadores” y seleccionar el máximo. Tildar paloma: Sin arranque de GUI. Reiniciar.</w:t>
+        <w:t>Inicio – msconfig – pestaña arranque – botón “Opciones avanzadas” tildar palomita “Número de procesadores” y seleccionar el máximo. Tildar paloma: Sin arranque de GUI. Reiniciar.</w:t>
       </w:r>
     </w:p>
     <w:p>
@@ -1107,23 +926,7 @@
           <w:rFonts w:eastAsia="Calibri" w:cs="Calibri"/>
           <w:sz w:val="24"/>
         </w:rPr>
-        <w:t xml:space="preserve">ABRIR CMD como admin y escribir lo siguiente (deshabilita hibernación ahorrando 5 </w:t>
-      </w:r>
-      <w:proofErr w:type="spellStart"/>
-      <w:r>
-        <w:rPr>
-          <w:rFonts w:eastAsia="Calibri" w:cs="Calibri"/>
-          <w:sz w:val="24"/>
-        </w:rPr>
-        <w:t>gb</w:t>
-      </w:r>
-      <w:proofErr w:type="spellEnd"/>
-      <w:r>
-        <w:rPr>
-          <w:rFonts w:eastAsia="Calibri" w:cs="Calibri"/>
-          <w:sz w:val="24"/>
-        </w:rPr>
-        <w:t>)</w:t>
+        <w:t>ABRIR CMD como admin y escribir lo siguiente (deshabilita hibernación ahorrando 5 gb)</w:t>
       </w:r>
     </w:p>
     <w:p>
@@ -1153,7 +956,6 @@
           <w:lang w:val="en-US"/>
         </w:rPr>
       </w:pPr>
-      <w:proofErr w:type="spellStart"/>
       <w:r>
         <w:rPr>
           <w:rFonts w:ascii="Roboto" w:eastAsia="Roboto" w:hAnsi="Roboto" w:cs="Roboto"/>
@@ -1161,17 +963,7 @@
           <w:sz w:val="21"/>
           <w:lang w:val="en-US"/>
         </w:rPr>
-        <w:t>Powercfg</w:t>
-      </w:r>
-      <w:proofErr w:type="spellEnd"/>
-      <w:r>
-        <w:rPr>
-          <w:rFonts w:ascii="Roboto" w:eastAsia="Roboto" w:hAnsi="Roboto" w:cs="Roboto"/>
-          <w:color w:val="131313"/>
-          <w:sz w:val="21"/>
-          <w:lang w:val="en-US"/>
-        </w:rPr>
-        <w:t xml:space="preserve"> -h off</w:t>
+        <w:t>Powercfg -h off</w:t>
       </w:r>
     </w:p>
     <w:p>
@@ -1192,79 +984,7 @@
           <w:color w:val="222222"/>
           <w:shd w:val="clear" w:color="auto" w:fill="FFFFFF"/>
         </w:rPr>
-        <w:t xml:space="preserve">CMD como admin habilita el </w:t>
-      </w:r>
-      <w:proofErr w:type="spellStart"/>
-      <w:r>
-        <w:rPr>
-          <w:rFonts w:ascii="Arial" w:eastAsia="Arial" w:hAnsi="Arial" w:cs="Arial"/>
-          <w:color w:val="222222"/>
-          <w:shd w:val="clear" w:color="auto" w:fill="FFFFFF"/>
-        </w:rPr>
-        <w:t>boot</w:t>
-      </w:r>
-      <w:proofErr w:type="spellEnd"/>
-      <w:r>
-        <w:rPr>
-          <w:rFonts w:ascii="Arial" w:eastAsia="Arial" w:hAnsi="Arial" w:cs="Arial"/>
-          <w:color w:val="222222"/>
-          <w:shd w:val="clear" w:color="auto" w:fill="FFFFFF"/>
-        </w:rPr>
-        <w:t xml:space="preserve"> dual: </w:t>
-      </w:r>
-      <w:proofErr w:type="spellStart"/>
-      <w:r>
-        <w:rPr>
-          <w:rFonts w:ascii="Arial" w:eastAsia="Arial" w:hAnsi="Arial" w:cs="Arial"/>
-          <w:color w:val="222222"/>
-          <w:shd w:val="clear" w:color="auto" w:fill="FFFFFF"/>
-        </w:rPr>
-        <w:t>bcdedit</w:t>
-      </w:r>
-      <w:proofErr w:type="spellEnd"/>
-      <w:r>
-        <w:rPr>
-          <w:rFonts w:ascii="Arial" w:eastAsia="Arial" w:hAnsi="Arial" w:cs="Arial"/>
-          <w:color w:val="222222"/>
-          <w:shd w:val="clear" w:color="auto" w:fill="FFFFFF"/>
-        </w:rPr>
-        <w:t xml:space="preserve"> /set {</w:t>
-      </w:r>
-      <w:proofErr w:type="spellStart"/>
-      <w:r>
-        <w:rPr>
-          <w:rFonts w:ascii="Arial" w:eastAsia="Arial" w:hAnsi="Arial" w:cs="Arial"/>
-          <w:color w:val="222222"/>
-          <w:shd w:val="clear" w:color="auto" w:fill="FFFFFF"/>
-        </w:rPr>
-        <w:t>bootmgr</w:t>
-      </w:r>
-      <w:proofErr w:type="spellEnd"/>
-      <w:r>
-        <w:rPr>
-          <w:rFonts w:ascii="Arial" w:eastAsia="Arial" w:hAnsi="Arial" w:cs="Arial"/>
-          <w:color w:val="222222"/>
-          <w:shd w:val="clear" w:color="auto" w:fill="FFFFFF"/>
-        </w:rPr>
-        <w:t xml:space="preserve">} </w:t>
-      </w:r>
-      <w:proofErr w:type="spellStart"/>
-      <w:r>
-        <w:rPr>
-          <w:rFonts w:ascii="Arial" w:eastAsia="Arial" w:hAnsi="Arial" w:cs="Arial"/>
-          <w:color w:val="222222"/>
-          <w:shd w:val="clear" w:color="auto" w:fill="FFFFFF"/>
-        </w:rPr>
-        <w:t>displaybootmenu</w:t>
-      </w:r>
-      <w:proofErr w:type="spellEnd"/>
-      <w:r>
-        <w:rPr>
-          <w:rFonts w:ascii="Arial" w:eastAsia="Arial" w:hAnsi="Arial" w:cs="Arial"/>
-          <w:color w:val="222222"/>
-          <w:shd w:val="clear" w:color="auto" w:fill="FFFFFF"/>
-        </w:rPr>
-        <w:t xml:space="preserve"> yes</w:t>
+        <w:t>CMD como admin habilita el boot dual: bcdedit /set {bootmgr} displaybootmenu yes</w:t>
       </w:r>
     </w:p>
     <w:p>
@@ -1307,25 +1027,7 @@
           <w:sz w:val="24"/>
           <w:szCs w:val="24"/>
         </w:rPr>
-        <w:t xml:space="preserve">Solución </w:t>
-      </w:r>
-      <w:proofErr w:type="spellStart"/>
-      <w:r>
-        <w:rPr>
-          <w:rFonts w:eastAsia="Calibri" w:cs="Calibri"/>
-          <w:sz w:val="24"/>
-          <w:szCs w:val="24"/>
-        </w:rPr>
-        <w:t>WiFi</w:t>
-      </w:r>
-      <w:proofErr w:type="spellEnd"/>
-      <w:r>
-        <w:rPr>
-          <w:rFonts w:eastAsia="Calibri" w:cs="Calibri"/>
-          <w:sz w:val="24"/>
-          <w:szCs w:val="24"/>
-        </w:rPr>
-        <w:t xml:space="preserve"> CMD: escribe:</w:t>
+        <w:t>Solución WiFi CMD: escribe:</w:t>
       </w:r>
     </w:p>
     <w:p>
@@ -1337,37 +1039,12 @@
           <w:lang w:val="en-US"/>
         </w:rPr>
       </w:pPr>
-      <w:proofErr w:type="spellStart"/>
-      <w:r>
-        <w:rPr>
-          <w:rFonts w:eastAsia="Calibri" w:cs="Calibri"/>
-          <w:lang w:val="en-US"/>
-        </w:rPr>
-        <w:t>Netsh</w:t>
-      </w:r>
-      <w:proofErr w:type="spellEnd"/>
-      <w:r>
-        <w:rPr>
-          <w:rFonts w:eastAsia="Calibri" w:cs="Calibri"/>
-          <w:lang w:val="en-US"/>
-        </w:rPr>
-        <w:t xml:space="preserve"> int </w:t>
-      </w:r>
-      <w:proofErr w:type="spellStart"/>
-      <w:r>
-        <w:rPr>
-          <w:rFonts w:eastAsia="Calibri" w:cs="Calibri"/>
-          <w:lang w:val="en-US"/>
-        </w:rPr>
-        <w:t>ip</w:t>
-      </w:r>
-      <w:proofErr w:type="spellEnd"/>
-      <w:r>
-        <w:rPr>
-          <w:rFonts w:eastAsia="Calibri" w:cs="Calibri"/>
-          <w:lang w:val="en-US"/>
-        </w:rPr>
-        <w:t xml:space="preserve"> reset c:\resetlog.txt</w:t>
+      <w:r>
+        <w:rPr>
+          <w:rFonts w:eastAsia="Calibri" w:cs="Calibri"/>
+          <w:lang w:val="en-US"/>
+        </w:rPr>
+        <w:t>Netsh int ip reset c:\resetlog.txt</w:t>
       </w:r>
     </w:p>
     <w:p>
@@ -1423,37 +1100,12 @@
           <w:lang w:val="en-US"/>
         </w:rPr>
       </w:pPr>
-      <w:proofErr w:type="spellStart"/>
-      <w:r>
-        <w:rPr>
-          <w:rFonts w:eastAsia="Calibri" w:cs="Calibri"/>
-          <w:lang w:val="en-US"/>
-        </w:rPr>
-        <w:t>netsh</w:t>
-      </w:r>
-      <w:proofErr w:type="spellEnd"/>
-      <w:r>
-        <w:rPr>
-          <w:rFonts w:eastAsia="Calibri" w:cs="Calibri"/>
-          <w:lang w:val="en-US"/>
-        </w:rPr>
-        <w:t xml:space="preserve"> </w:t>
-      </w:r>
-      <w:proofErr w:type="spellStart"/>
-      <w:r>
-        <w:rPr>
-          <w:rFonts w:eastAsia="Calibri" w:cs="Calibri"/>
-          <w:lang w:val="en-US"/>
-        </w:rPr>
-        <w:t>winsock</w:t>
-      </w:r>
-      <w:proofErr w:type="spellEnd"/>
-      <w:r>
-        <w:rPr>
-          <w:rFonts w:eastAsia="Calibri" w:cs="Calibri"/>
-          <w:lang w:val="en-US"/>
-        </w:rPr>
-        <w:t xml:space="preserve"> reset</w:t>
+      <w:r>
+        <w:rPr>
+          <w:rFonts w:eastAsia="Calibri" w:cs="Calibri"/>
+          <w:lang w:val="en-US"/>
+        </w:rPr>
+        <w:t>netsh winsock reset</w:t>
       </w:r>
     </w:p>
     <w:p>
@@ -1485,17 +1137,8 @@
           <w:rFonts w:eastAsia="Calibri" w:cs="Calibri"/>
           <w:lang w:val="en-US"/>
         </w:rPr>
-        <w:t>ipconfig /</w:t>
-      </w:r>
-      <w:proofErr w:type="spellStart"/>
-      <w:r>
-        <w:rPr>
-          <w:rFonts w:eastAsia="Calibri" w:cs="Calibri"/>
-          <w:lang w:val="en-US"/>
-        </w:rPr>
-        <w:t>flushdns</w:t>
-      </w:r>
-      <w:proofErr w:type="spellEnd"/>
+        <w:t>ipconfig /flushdns</w:t>
+      </w:r>
     </w:p>
     <w:p>
       <w:pPr>
@@ -1511,14 +1154,12 @@
         </w:rPr>
         <w:t xml:space="preserve">     </w:t>
       </w:r>
-      <w:proofErr w:type="spellStart"/>
       <w:r>
         <w:rPr>
           <w:rFonts w:eastAsia="Calibri" w:cs="Calibri"/>
         </w:rPr>
         <w:t>enter</w:t>
       </w:r>
-      <w:proofErr w:type="spellEnd"/>
     </w:p>
     <w:p>
       <w:pPr>
@@ -1527,14 +1168,12 @@
           <w:rFonts w:ascii="Calibri" w:eastAsia="Calibri" w:hAnsi="Calibri" w:cs="Calibri"/>
         </w:rPr>
       </w:pPr>
-      <w:proofErr w:type="spellStart"/>
       <w:r>
         <w:rPr>
           <w:rFonts w:eastAsia="Calibri" w:cs="Calibri"/>
         </w:rPr>
         <w:t>exit</w:t>
       </w:r>
-      <w:proofErr w:type="spellEnd"/>
     </w:p>
     <w:p>
       <w:pPr>
@@ -1550,21 +1189,7 @@
         <w:rPr>
           <w:rFonts w:eastAsia="Calibri" w:cs="Calibri"/>
         </w:rPr>
-        <w:t xml:space="preserve">      </w:t>
-      </w:r>
-      <w:proofErr w:type="spellStart"/>
-      <w:r>
-        <w:rPr>
-          <w:rFonts w:eastAsia="Calibri" w:cs="Calibri"/>
-        </w:rPr>
-        <w:t>enter</w:t>
-      </w:r>
-      <w:proofErr w:type="spellEnd"/>
-      <w:r>
-        <w:rPr>
-          <w:rFonts w:eastAsia="Calibri" w:cs="Calibri"/>
-        </w:rPr>
-        <w:t xml:space="preserve">     y reiniciar</w:t>
+        <w:t xml:space="preserve">      enter     y reiniciar</w:t>
       </w:r>
     </w:p>
     <w:p>
@@ -1588,28 +1213,12 @@
           <w:rFonts w:eastAsia="Calibri" w:cs="Calibri"/>
         </w:rPr>
       </w:pPr>
-      <w:proofErr w:type="spellStart"/>
-      <w:r>
-        <w:rPr>
-          <w:rFonts w:eastAsia="Calibri" w:cs="Calibri"/>
-        </w:rPr>
-        <w:t>irm</w:t>
-      </w:r>
-      <w:proofErr w:type="spellEnd"/>
-      <w:r>
-        <w:rPr>
-          <w:rFonts w:eastAsia="Calibri" w:cs="Calibri"/>
-        </w:rPr>
-        <w:t xml:space="preserve"> https://get.activated.win | </w:t>
-      </w:r>
-      <w:proofErr w:type="spellStart"/>
-      <w:r>
-        <w:rPr>
-          <w:rFonts w:eastAsia="Calibri" w:cs="Calibri"/>
-        </w:rPr>
-        <w:t>iex</w:t>
-      </w:r>
-      <w:proofErr w:type="spellEnd"/>
+      <w:r>
+        <w:rPr>
+          <w:rFonts w:eastAsia="Calibri" w:cs="Calibri"/>
+        </w:rPr>
+        <w:t>irm https://get.activated.win | iex</w:t>
+      </w:r>
       <w:r>
         <w:rPr>
           <w:rFonts w:eastAsia="Calibri" w:cs="Calibri"/>
@@ -1699,7 +1308,6 @@
           <w:lang w:val="en-US"/>
         </w:rPr>
       </w:pPr>
-      <w:proofErr w:type="spellStart"/>
       <w:r>
         <w:rPr>
           <w:rFonts w:ascii="inherit" w:eastAsia="inherit" w:hAnsi="inherit" w:cs="inherit"/>
@@ -1707,19 +1315,20 @@
           <w:sz w:val="26"/>
           <w:lang w:val="en-US"/>
         </w:rPr>
-        <w:t>slmgr</w:t>
-      </w:r>
-      <w:proofErr w:type="spellEnd"/>
-      <w:r>
+        <w:t>slmgr /skms kms.digiboy.ir</w:t>
+      </w:r>
+    </w:p>
+    <w:p>
+      <w:pPr>
+        <w:spacing w:after="0"/>
+        <w:ind w:left="720"/>
         <w:rPr>
           <w:rFonts w:ascii="inherit" w:eastAsia="inherit" w:hAnsi="inherit" w:cs="inherit"/>
           <w:color w:val="3A3A3A"/>
           <w:sz w:val="26"/>
           <w:lang w:val="en-US"/>
         </w:rPr>
-        <w:t xml:space="preserve"> /</w:t>
-      </w:r>
-      <w:proofErr w:type="spellStart"/>
+      </w:pPr>
       <w:r>
         <w:rPr>
           <w:rFonts w:ascii="inherit" w:eastAsia="inherit" w:hAnsi="inherit" w:cs="inherit"/>
@@ -1727,61 +1336,8 @@
           <w:sz w:val="26"/>
           <w:lang w:val="en-US"/>
         </w:rPr>
-        <w:t>skms</w:t>
-      </w:r>
-      <w:proofErr w:type="spellEnd"/>
-      <w:r>
-        <w:rPr>
-          <w:rFonts w:ascii="inherit" w:eastAsia="inherit" w:hAnsi="inherit" w:cs="inherit"/>
-          <w:color w:val="3A3A3A"/>
-          <w:sz w:val="26"/>
-          <w:lang w:val="en-US"/>
-        </w:rPr>
-        <w:t> kms.digiboy.ir</w:t>
-      </w:r>
-    </w:p>
-    <w:p>
-      <w:pPr>
-        <w:spacing w:after="0"/>
-        <w:ind w:left="720"/>
-        <w:rPr>
-          <w:rFonts w:ascii="inherit" w:eastAsia="inherit" w:hAnsi="inherit" w:cs="inherit"/>
-          <w:color w:val="3A3A3A"/>
-          <w:sz w:val="26"/>
-          <w:lang w:val="en-US"/>
-        </w:rPr>
-      </w:pPr>
-      <w:proofErr w:type="spellStart"/>
-      <w:r>
-        <w:rPr>
-          <w:rFonts w:ascii="inherit" w:eastAsia="inherit" w:hAnsi="inherit" w:cs="inherit"/>
-          <w:color w:val="3A3A3A"/>
-          <w:sz w:val="26"/>
-          <w:lang w:val="en-US"/>
-        </w:rPr>
-        <w:t>slmgr</w:t>
-      </w:r>
-      <w:proofErr w:type="spellEnd"/>
-      <w:r>
-        <w:rPr>
-          <w:rFonts w:ascii="inherit" w:eastAsia="inherit" w:hAnsi="inherit" w:cs="inherit"/>
-          <w:color w:val="3A3A3A"/>
-          <w:sz w:val="26"/>
-          <w:lang w:val="en-US"/>
-        </w:rPr>
-        <w:t xml:space="preserve"> /</w:t>
-      </w:r>
-      <w:proofErr w:type="spellStart"/>
-      <w:r>
-        <w:rPr>
-          <w:rFonts w:ascii="inherit" w:eastAsia="inherit" w:hAnsi="inherit" w:cs="inherit"/>
-          <w:color w:val="3A3A3A"/>
-          <w:sz w:val="26"/>
-          <w:lang w:val="en-US"/>
-        </w:rPr>
-        <w:t>ato</w:t>
-      </w:r>
-      <w:proofErr w:type="spellEnd"/>
+        <w:t>slmgr /ato</w:t>
+      </w:r>
     </w:p>
     <w:p>
       <w:pPr>
@@ -2558,7 +2114,6 @@
           <w:szCs w:val="28"/>
         </w:rPr>
       </w:pPr>
-      <w:proofErr w:type="spellStart"/>
       <w:r>
         <w:rPr>
           <w:rFonts w:ascii="Aptos" w:eastAsia="Aptos" w:hAnsi="Aptos" w:cs="Aptos"/>
@@ -2566,37 +2121,7 @@
           <w:sz w:val="28"/>
           <w:szCs w:val="28"/>
         </w:rPr>
-        <w:t>Get-Service</w:t>
-      </w:r>
-      <w:proofErr w:type="spellEnd"/>
-      <w:r>
-        <w:rPr>
-          <w:rFonts w:ascii="Aptos" w:eastAsia="Aptos" w:hAnsi="Aptos" w:cs="Aptos"/>
-          <w:color w:val="000000"/>
-          <w:sz w:val="28"/>
-          <w:szCs w:val="28"/>
-        </w:rPr>
-        <w:t xml:space="preserve"> "</w:t>
-      </w:r>
-      <w:proofErr w:type="spellStart"/>
-      <w:r>
-        <w:rPr>
-          <w:rFonts w:ascii="Aptos" w:eastAsia="Aptos" w:hAnsi="Aptos" w:cs="Aptos"/>
-          <w:color w:val="000000"/>
-          <w:sz w:val="28"/>
-          <w:szCs w:val="28"/>
-        </w:rPr>
-        <w:t>AutoRAM-TuPcVeloz</w:t>
-      </w:r>
-      <w:proofErr w:type="spellEnd"/>
-      <w:r>
-        <w:rPr>
-          <w:rFonts w:ascii="Aptos" w:eastAsia="Aptos" w:hAnsi="Aptos" w:cs="Aptos"/>
-          <w:color w:val="000000"/>
-          <w:sz w:val="28"/>
-          <w:szCs w:val="28"/>
-        </w:rPr>
-        <w:t>"</w:t>
+        <w:t>Get-Service "AutoRAM-TuPcVeloz"</w:t>
       </w:r>
       <w:r>
         <w:rPr>
@@ -2769,31 +2294,13 @@
           <w:sz w:val="24"/>
         </w:rPr>
       </w:pPr>
-      <w:proofErr w:type="spellStart"/>
-      <w:r>
-        <w:rPr>
-          <w:rFonts w:eastAsia="Calibri" w:cs="Calibri"/>
-          <w:sz w:val="24"/>
-        </w:rPr>
-        <w:t>slmgr</w:t>
-      </w:r>
-      <w:proofErr w:type="spellEnd"/>
-      <w:r>
-        <w:rPr>
-          <w:rFonts w:eastAsia="Calibri" w:cs="Calibri"/>
-          <w:sz w:val="24"/>
-        </w:rPr>
-        <w:t xml:space="preserve"> -</w:t>
-      </w:r>
-      <w:proofErr w:type="spellStart"/>
-      <w:r>
-        <w:rPr>
-          <w:rFonts w:eastAsia="Calibri" w:cs="Calibri"/>
-          <w:sz w:val="24"/>
-        </w:rPr>
-        <w:t>xpr</w:t>
-      </w:r>
-      <w:proofErr w:type="spellEnd"/>
+      <w:r>
+        <w:rPr>
+          <w:rFonts w:eastAsia="Calibri" w:cs="Calibri"/>
+          <w:sz w:val="24"/>
+        </w:rPr>
+        <w:t>slmgr -xpr</w:t>
+      </w:r>
     </w:p>
     <w:p>
       <w:pPr>
@@ -2862,23 +2369,7 @@
           <w:rFonts w:eastAsia="Calibri" w:cs="Calibri"/>
           <w:sz w:val="24"/>
         </w:rPr>
-        <w:t xml:space="preserve">Configuración / Actualización y seguridad / Activación /Cambiar </w:t>
-      </w:r>
-      <w:proofErr w:type="spellStart"/>
-      <w:r>
-        <w:rPr>
-          <w:rFonts w:eastAsia="Calibri" w:cs="Calibri"/>
-          <w:sz w:val="24"/>
-        </w:rPr>
-        <w:t>ClaveProducto</w:t>
-      </w:r>
-      <w:proofErr w:type="spellEnd"/>
-      <w:r>
-        <w:rPr>
-          <w:rFonts w:eastAsia="Calibri" w:cs="Calibri"/>
-          <w:sz w:val="24"/>
-        </w:rPr>
-        <w:t>:</w:t>
+        <w:t>Configuración / Actualización y seguridad / Activación /Cambiar ClaveProducto:</w:t>
       </w:r>
     </w:p>
     <w:p>
@@ -3100,23 +2591,7 @@
           <w:rFonts w:eastAsia="Calibri" w:cs="Calibri"/>
           <w:sz w:val="24"/>
         </w:rPr>
-        <w:t xml:space="preserve">“Mi portátil o Laptop escribe números en lugar de letras (Solución)” </w:t>
-      </w:r>
-      <w:proofErr w:type="spellStart"/>
-      <w:r>
-        <w:rPr>
-          <w:rFonts w:eastAsia="Calibri" w:cs="Calibri"/>
-          <w:sz w:val="24"/>
-        </w:rPr>
-        <w:t>ytb</w:t>
-      </w:r>
-      <w:proofErr w:type="spellEnd"/>
-      <w:r>
-        <w:rPr>
-          <w:rFonts w:eastAsia="Calibri" w:cs="Calibri"/>
-          <w:sz w:val="24"/>
-        </w:rPr>
-        <w:t xml:space="preserve"> – según modelo de laptop puede ser ….</w:t>
+        <w:t>“Mi portátil o Laptop escribe números en lugar de letras (Solución)” ytb – según modelo de laptop puede ser ….</w:t>
       </w:r>
       <w:r>
         <w:rPr>
@@ -3141,43 +2616,7 @@
           <w:sz w:val="24"/>
           <w:lang w:val="en-US"/>
         </w:rPr>
-        <w:t xml:space="preserve">1. ALT Gr + </w:t>
-      </w:r>
-      <w:proofErr w:type="spellStart"/>
-      <w:r>
-        <w:rPr>
-          <w:rFonts w:eastAsia="Calibri" w:cs="Calibri"/>
-          <w:sz w:val="24"/>
-          <w:lang w:val="en-US"/>
-        </w:rPr>
-        <w:t>Bloq</w:t>
-      </w:r>
-      <w:proofErr w:type="spellEnd"/>
-      <w:r>
-        <w:rPr>
-          <w:rFonts w:eastAsia="Calibri" w:cs="Calibri"/>
-          <w:sz w:val="24"/>
-          <w:lang w:val="en-US"/>
-        </w:rPr>
-        <w:t xml:space="preserve"> </w:t>
-      </w:r>
-      <w:proofErr w:type="spellStart"/>
-      <w:r>
-        <w:rPr>
-          <w:rFonts w:eastAsia="Calibri" w:cs="Calibri"/>
-          <w:sz w:val="24"/>
-          <w:lang w:val="en-US"/>
-        </w:rPr>
-        <w:t>Mayus</w:t>
-      </w:r>
-      <w:proofErr w:type="spellEnd"/>
-      <w:r>
-        <w:rPr>
-          <w:rFonts w:eastAsia="Calibri" w:cs="Calibri"/>
-          <w:sz w:val="24"/>
-          <w:lang w:val="en-US"/>
-        </w:rPr>
-        <w:t xml:space="preserve"> </w:t>
+        <w:t xml:space="preserve">1. ALT Gr + Bloq Mayus </w:t>
       </w:r>
     </w:p>
     <w:p>
@@ -3195,25 +2634,7 @@
           <w:sz w:val="24"/>
           <w:lang w:val="en-US"/>
         </w:rPr>
-        <w:t xml:space="preserve">2. </w:t>
-      </w:r>
-      <w:proofErr w:type="spellStart"/>
-      <w:r>
-        <w:rPr>
-          <w:rFonts w:eastAsia="Calibri" w:cs="Calibri"/>
-          <w:sz w:val="24"/>
-          <w:lang w:val="en-US"/>
-        </w:rPr>
-        <w:t>Fn+Ins+Supr</w:t>
-      </w:r>
-      <w:proofErr w:type="spellEnd"/>
-      <w:r>
-        <w:rPr>
-          <w:rFonts w:eastAsia="Calibri" w:cs="Calibri"/>
-          <w:sz w:val="24"/>
-          <w:lang w:val="en-US"/>
-        </w:rPr>
-        <w:t xml:space="preserve"> </w:t>
+        <w:t xml:space="preserve">2. Fn+Ins+Supr </w:t>
       </w:r>
     </w:p>
     <w:p>
@@ -3229,23 +2650,7 @@
           <w:rFonts w:eastAsia="Calibri" w:cs="Calibri"/>
           <w:sz w:val="24"/>
         </w:rPr>
-        <w:t xml:space="preserve">3. </w:t>
-      </w:r>
-      <w:proofErr w:type="spellStart"/>
-      <w:r>
-        <w:rPr>
-          <w:rFonts w:eastAsia="Calibri" w:cs="Calibri"/>
-          <w:sz w:val="24"/>
-        </w:rPr>
-        <w:t>Fn</w:t>
-      </w:r>
-      <w:proofErr w:type="spellEnd"/>
-      <w:r>
-        <w:rPr>
-          <w:rFonts w:eastAsia="Calibri" w:cs="Calibri"/>
-          <w:sz w:val="24"/>
-        </w:rPr>
-        <w:t xml:space="preserve"> + F11 en Samsung.</w:t>
+        <w:t>3. Fn + F11 en Samsung.</w:t>
       </w:r>
     </w:p>
     <w:p>
@@ -3272,37 +2677,12 @@
           <w:sz w:val="24"/>
         </w:rPr>
       </w:pPr>
-      <w:proofErr w:type="spellStart"/>
-      <w:r>
-        <w:rPr>
-          <w:rFonts w:eastAsia="Calibri" w:cs="Calibri"/>
-          <w:sz w:val="24"/>
-        </w:rPr>
-        <w:t>Commodore</w:t>
-      </w:r>
-      <w:proofErr w:type="spellEnd"/>
-      <w:r>
-        <w:rPr>
-          <w:rFonts w:eastAsia="Calibri" w:cs="Calibri"/>
-          <w:sz w:val="24"/>
-        </w:rPr>
-        <w:t xml:space="preserve">: Signo + funciona así: tocar tecla </w:t>
-      </w:r>
-      <w:proofErr w:type="spellStart"/>
-      <w:r>
-        <w:rPr>
-          <w:rFonts w:eastAsia="Calibri" w:cs="Calibri"/>
-          <w:sz w:val="24"/>
-        </w:rPr>
-        <w:t>Fn</w:t>
-      </w:r>
-      <w:proofErr w:type="spellEnd"/>
-      <w:r>
-        <w:rPr>
-          <w:rFonts w:eastAsia="Calibri" w:cs="Calibri"/>
-          <w:sz w:val="24"/>
-        </w:rPr>
-        <w:t xml:space="preserve"> al tiempo de + celeste al lado Shift derecho (esta con dos guiones).</w:t>
+      <w:r>
+        <w:rPr>
+          <w:rFonts w:eastAsia="Calibri" w:cs="Calibri"/>
+          <w:sz w:val="24"/>
+        </w:rPr>
+        <w:t>Commodore: Signo + funciona así: tocar tecla Fn al tiempo de + celeste al lado Shift derecho (esta con dos guiones).</w:t>
       </w:r>
     </w:p>
     <w:p>
@@ -3488,34 +2868,14 @@
         </w:rPr>
         <w:t>(</w:t>
       </w:r>
-      <w:proofErr w:type="spellStart"/>
-      <w:r>
-        <w:rPr>
-          <w:rFonts w:eastAsia="Calibri" w:cs="Calibri"/>
-          <w:sz w:val="24"/>
-          <w:lang w:val="en-US"/>
-        </w:rPr>
-        <w:t>clic</w:t>
-      </w:r>
-      <w:proofErr w:type="spellEnd"/>
-      <w:r>
-        <w:rPr>
-          <w:rFonts w:eastAsia="Calibri" w:cs="Calibri"/>
-          <w:sz w:val="24"/>
-          <w:lang w:val="en-US"/>
-        </w:rPr>
-        <w:t xml:space="preserve"> </w:t>
-      </w:r>
-      <w:proofErr w:type="spellStart"/>
-      <w:r>
-        <w:rPr>
-          <w:rFonts w:eastAsia="Calibri" w:cs="Calibri"/>
-          <w:sz w:val="24"/>
-          <w:lang w:val="en-US"/>
-        </w:rPr>
-        <w:t>aquí</w:t>
-      </w:r>
-      <w:proofErr w:type="spellEnd"/>
+      <w:r>
+        <w:rPr>
+          <w:rFonts w:eastAsia="Calibri" w:cs="Calibri"/>
+          <w:sz w:val="24"/>
+          <w:lang w:val="en-US"/>
+        </w:rPr>
+        <w:t>clic aquí</w:t>
+      </w:r>
       <w:r>
         <w:rPr>
           <w:rFonts w:eastAsia="Calibri" w:cs="Calibri"/>
@@ -3537,21 +2897,12 @@
           <w:sz w:val="24"/>
         </w:rPr>
       </w:pPr>
-      <w:proofErr w:type="spellStart"/>
-      <w:r>
-        <w:rPr>
-          <w:rFonts w:eastAsia="Calibri" w:cs="Calibri"/>
-          <w:sz w:val="24"/>
-        </w:rPr>
-        <w:t>EnableLUA</w:t>
-      </w:r>
-      <w:proofErr w:type="spellEnd"/>
-      <w:r>
-        <w:rPr>
-          <w:rFonts w:eastAsia="Calibri" w:cs="Calibri"/>
-          <w:sz w:val="24"/>
-        </w:rPr>
-        <w:t xml:space="preserve"> </w:t>
+      <w:r>
+        <w:rPr>
+          <w:rFonts w:eastAsia="Calibri" w:cs="Calibri"/>
+          <w:sz w:val="24"/>
+        </w:rPr>
+        <w:t xml:space="preserve">EnableLUA </w:t>
       </w:r>
       <w:r>
         <w:rPr>
@@ -3729,23 +3080,7 @@
           <w:rFonts w:eastAsia="Calibri" w:cs="Calibri"/>
           <w:sz w:val="24"/>
         </w:rPr>
-        <w:t xml:space="preserve">comprobar que esta app detecte tu unidad C: como unidad de estado sólido. Ver si el comando </w:t>
-      </w:r>
-      <w:proofErr w:type="spellStart"/>
-      <w:r>
-        <w:rPr>
-          <w:rFonts w:eastAsia="Calibri" w:cs="Calibri"/>
-          <w:sz w:val="24"/>
-        </w:rPr>
-        <w:t>Trim</w:t>
-      </w:r>
-      <w:proofErr w:type="spellEnd"/>
-      <w:r>
-        <w:rPr>
-          <w:rFonts w:eastAsia="Calibri" w:cs="Calibri"/>
-          <w:sz w:val="24"/>
-        </w:rPr>
-        <w:t xml:space="preserve"> </w:t>
+        <w:t xml:space="preserve">comprobar que esta app detecte tu unidad C: como unidad de estado sólido. Ver si el comando Trim </w:t>
       </w:r>
       <w:r>
         <w:rPr>
@@ -3766,65 +3101,8 @@
           <w:rFonts w:eastAsia="Calibri" w:cs="Calibri"/>
           <w:sz w:val="24"/>
         </w:rPr>
-        <w:t xml:space="preserve">CMD escribir: </w:t>
-      </w:r>
-      <w:proofErr w:type="spellStart"/>
-      <w:r>
-        <w:rPr>
-          <w:rFonts w:eastAsia="Calibri" w:cs="Calibri"/>
-          <w:sz w:val="24"/>
-        </w:rPr>
-        <w:t>fsutil</w:t>
-      </w:r>
-      <w:proofErr w:type="spellEnd"/>
-      <w:r>
-        <w:rPr>
-          <w:rFonts w:eastAsia="Calibri" w:cs="Calibri"/>
-          <w:sz w:val="24"/>
-        </w:rPr>
-        <w:t xml:space="preserve"> </w:t>
-      </w:r>
-      <w:proofErr w:type="spellStart"/>
-      <w:r>
-        <w:rPr>
-          <w:rFonts w:eastAsia="Calibri" w:cs="Calibri"/>
-          <w:sz w:val="24"/>
-        </w:rPr>
-        <w:t>behavior</w:t>
-      </w:r>
-      <w:proofErr w:type="spellEnd"/>
-      <w:r>
-        <w:rPr>
-          <w:rFonts w:eastAsia="Calibri" w:cs="Calibri"/>
-          <w:sz w:val="24"/>
-        </w:rPr>
-        <w:t xml:space="preserve"> </w:t>
-      </w:r>
-      <w:proofErr w:type="spellStart"/>
-      <w:r>
-        <w:rPr>
-          <w:rFonts w:eastAsia="Calibri" w:cs="Calibri"/>
-          <w:sz w:val="24"/>
-        </w:rPr>
-        <w:t>query</w:t>
-      </w:r>
-      <w:proofErr w:type="spellEnd"/>
-      <w:r>
-        <w:rPr>
-          <w:rFonts w:eastAsia="Calibri" w:cs="Calibri"/>
-          <w:sz w:val="24"/>
-        </w:rPr>
-        <w:t xml:space="preserve"> </w:t>
-      </w:r>
-      <w:proofErr w:type="spellStart"/>
-      <w:r>
-        <w:rPr>
-          <w:rFonts w:eastAsia="Calibri" w:cs="Calibri"/>
-          <w:sz w:val="24"/>
-        </w:rPr>
-        <w:t>DisableDeleteNotify</w:t>
-      </w:r>
-      <w:proofErr w:type="spellEnd"/>
+        <w:t>CMD escribir: fsutil behavior query DisableDeleteNotify</w:t>
+      </w:r>
     </w:p>
     <w:p>
       <w:pPr>
@@ -3839,23 +3117,7 @@
           <w:rFonts w:eastAsia="Calibri" w:cs="Calibri"/>
           <w:sz w:val="24"/>
         </w:rPr>
-        <w:t xml:space="preserve">si da = 0 Deshabilitado, esta ok. Si sale = 1 habilitar </w:t>
-      </w:r>
-      <w:proofErr w:type="spellStart"/>
-      <w:r>
-        <w:rPr>
-          <w:rFonts w:eastAsia="Calibri" w:cs="Calibri"/>
-          <w:sz w:val="24"/>
-        </w:rPr>
-        <w:t>Trim</w:t>
-      </w:r>
-      <w:proofErr w:type="spellEnd"/>
-      <w:r>
-        <w:rPr>
-          <w:rFonts w:eastAsia="Calibri" w:cs="Calibri"/>
-          <w:sz w:val="24"/>
-        </w:rPr>
-        <w:t xml:space="preserve"> de la siguiente manera, escribir en CMD: </w:t>
+        <w:t xml:space="preserve">si da = 0 Deshabilitado, esta ok. Si sale = 1 habilitar Trim de la siguiente manera, escribir en CMD: </w:t>
       </w:r>
     </w:p>
     <w:p>
@@ -3866,69 +3128,12 @@
           <w:sz w:val="24"/>
         </w:rPr>
       </w:pPr>
-      <w:proofErr w:type="spellStart"/>
-      <w:r>
-        <w:rPr>
-          <w:rFonts w:eastAsia="Calibri" w:cs="Calibri"/>
-          <w:sz w:val="24"/>
-        </w:rPr>
-        <w:t>fsutil</w:t>
-      </w:r>
-      <w:proofErr w:type="spellEnd"/>
-      <w:r>
-        <w:rPr>
-          <w:rFonts w:eastAsia="Calibri" w:cs="Calibri"/>
-          <w:sz w:val="24"/>
-        </w:rPr>
-        <w:t xml:space="preserve"> </w:t>
-      </w:r>
-      <w:proofErr w:type="spellStart"/>
-      <w:r>
-        <w:rPr>
-          <w:rFonts w:eastAsia="Calibri" w:cs="Calibri"/>
-          <w:sz w:val="24"/>
-        </w:rPr>
-        <w:t>behavior</w:t>
-      </w:r>
-      <w:proofErr w:type="spellEnd"/>
-      <w:r>
-        <w:rPr>
-          <w:rFonts w:eastAsia="Calibri" w:cs="Calibri"/>
-          <w:sz w:val="24"/>
-        </w:rPr>
-        <w:t xml:space="preserve"> </w:t>
-      </w:r>
-      <w:proofErr w:type="spellStart"/>
-      <w:r>
-        <w:rPr>
-          <w:rFonts w:eastAsia="Calibri" w:cs="Calibri"/>
-          <w:sz w:val="24"/>
-        </w:rPr>
-        <w:t>query</w:t>
-      </w:r>
-      <w:proofErr w:type="spellEnd"/>
-      <w:r>
-        <w:rPr>
-          <w:rFonts w:eastAsia="Calibri" w:cs="Calibri"/>
-          <w:sz w:val="24"/>
-        </w:rPr>
-        <w:t xml:space="preserve"> </w:t>
-      </w:r>
-      <w:proofErr w:type="spellStart"/>
-      <w:r>
-        <w:rPr>
-          <w:rFonts w:eastAsia="Calibri" w:cs="Calibri"/>
-          <w:sz w:val="24"/>
-        </w:rPr>
-        <w:t>DisableDeleteNotify</w:t>
-      </w:r>
-      <w:proofErr w:type="spellEnd"/>
-      <w:r>
-        <w:rPr>
-          <w:rFonts w:eastAsia="Calibri" w:cs="Calibri"/>
-          <w:sz w:val="24"/>
-        </w:rPr>
-        <w:t xml:space="preserve"> 0</w:t>
+      <w:r>
+        <w:rPr>
+          <w:rFonts w:eastAsia="Calibri" w:cs="Calibri"/>
+          <w:sz w:val="24"/>
+        </w:rPr>
+        <w:t>fsutil behavior query DisableDeleteNotify 0</w:t>
       </w:r>
     </w:p>
     <w:p>
@@ -3944,39 +3149,7 @@
           <w:rFonts w:eastAsia="Calibri" w:cs="Calibri"/>
           <w:sz w:val="24"/>
         </w:rPr>
-        <w:t xml:space="preserve">Luego </w:t>
-      </w:r>
-      <w:proofErr w:type="spellStart"/>
-      <w:r>
-        <w:rPr>
-          <w:rFonts w:eastAsia="Calibri" w:cs="Calibri"/>
-          <w:sz w:val="24"/>
-        </w:rPr>
-        <w:t>benchear</w:t>
-      </w:r>
-      <w:proofErr w:type="spellEnd"/>
-      <w:r>
-        <w:rPr>
-          <w:rFonts w:eastAsia="Calibri" w:cs="Calibri"/>
-          <w:sz w:val="24"/>
-        </w:rPr>
-        <w:t xml:space="preserve"> disco con en CMD: </w:t>
-      </w:r>
-      <w:proofErr w:type="spellStart"/>
-      <w:r>
-        <w:rPr>
-          <w:rFonts w:eastAsia="Calibri" w:cs="Calibri"/>
-          <w:sz w:val="24"/>
-        </w:rPr>
-        <w:t>winsat</w:t>
-      </w:r>
-      <w:proofErr w:type="spellEnd"/>
-      <w:r>
-        <w:rPr>
-          <w:rFonts w:eastAsia="Calibri" w:cs="Calibri"/>
-          <w:sz w:val="24"/>
-        </w:rPr>
-        <w:t xml:space="preserve"> disk</w:t>
+        <w:t>Luego benchear disco con en CMD: winsat disk</w:t>
       </w:r>
     </w:p>
     <w:p>
@@ -3992,55 +3165,14 @@
           <w:rFonts w:eastAsia="Calibri" w:cs="Calibri"/>
           <w:sz w:val="24"/>
         </w:rPr>
-        <w:t xml:space="preserve">       c. </w:t>
-      </w:r>
-      <w:proofErr w:type="spellStart"/>
-      <w:r>
-        <w:rPr>
-          <w:rFonts w:eastAsia="Calibri" w:cs="Calibri"/>
-          <w:sz w:val="24"/>
-        </w:rPr>
-        <w:t>Menu</w:t>
-      </w:r>
-      <w:proofErr w:type="spellEnd"/>
-      <w:r>
-        <w:rPr>
-          <w:rFonts w:eastAsia="Calibri" w:cs="Calibri"/>
-          <w:sz w:val="24"/>
-        </w:rPr>
-        <w:t xml:space="preserve"> Servicios: deshabilitar </w:t>
-      </w:r>
-      <w:proofErr w:type="spellStart"/>
-      <w:r>
-        <w:rPr>
-          <w:rFonts w:eastAsia="Calibri" w:cs="Calibri"/>
-          <w:sz w:val="24"/>
-        </w:rPr>
-        <w:t>Superfetch</w:t>
-      </w:r>
-      <w:proofErr w:type="spellEnd"/>
-      <w:r>
-        <w:rPr>
-          <w:rFonts w:eastAsia="Calibri" w:cs="Calibri"/>
-          <w:sz w:val="24"/>
-        </w:rPr>
-        <w:t xml:space="preserve"> y </w:t>
-      </w:r>
-      <w:proofErr w:type="spellStart"/>
-      <w:r>
-        <w:rPr>
-          <w:rFonts w:eastAsia="Calibri" w:cs="Calibri"/>
-          <w:sz w:val="24"/>
-        </w:rPr>
-        <w:t>Prefetch</w:t>
-      </w:r>
-      <w:proofErr w:type="spellEnd"/>
-      <w:r>
-        <w:rPr>
-          <w:rFonts w:eastAsia="Calibri" w:cs="Calibri"/>
-          <w:sz w:val="24"/>
-        </w:rPr>
-        <w:t xml:space="preserve"> , si no figuran ir a REGEDIT y buscar </w:t>
+        <w:t xml:space="preserve">       c. Menu Servicios: deshabilitar Superfetch y </w:t>
+      </w:r>
+      <w:r>
+        <w:rPr>
+          <w:rFonts w:eastAsia="Calibri" w:cs="Calibri"/>
+          <w:sz w:val="24"/>
+        </w:rPr>
+        <w:t xml:space="preserve">Prefetch , si no figuran ir a REGEDIT y buscar </w:t>
       </w:r>
     </w:p>
     <w:p>
@@ -4067,19 +3199,19 @@
           <w:shd w:val="clear" w:color="auto" w:fill="FFFFFF"/>
           <w:lang w:val="en-US"/>
         </w:rPr>
-        <w:t>HKEY_LOCAL_MACHINE\SYSTEM\</w:t>
-      </w:r>
-      <w:proofErr w:type="spellStart"/>
-      <w:r>
+        <w:t>HKEY_LOCAL_MACHINE\SYSTEM\CurrentControlSet\Control\Session Manager\Memory Management\PrefetchParameters click derecho en Enable Prefetcher, Modificar, colocar valor 0 (tiene predeterminado 3)</w:t>
+      </w:r>
+    </w:p>
+    <w:p>
+      <w:pPr>
+        <w:ind w:left="720"/>
         <w:rPr>
           <w:rFonts w:ascii="Arial" w:eastAsia="Arial" w:hAnsi="Arial" w:cs="Arial"/>
           <w:color w:val="202124"/>
           <w:shd w:val="clear" w:color="auto" w:fill="FFFFFF"/>
           <w:lang w:val="en-US"/>
         </w:rPr>
-        <w:t>CurrentControlSet</w:t>
-      </w:r>
-      <w:proofErr w:type="spellEnd"/>
+      </w:pPr>
       <w:r>
         <w:rPr>
           <w:rFonts w:ascii="Arial" w:eastAsia="Arial" w:hAnsi="Arial" w:cs="Arial"/>
@@ -4087,9 +3219,19 @@
           <w:shd w:val="clear" w:color="auto" w:fill="FFFFFF"/>
           <w:lang w:val="en-US"/>
         </w:rPr>
-        <w:t>\Control\Session Manager\Memory Management\</w:t>
-      </w:r>
-      <w:proofErr w:type="spellStart"/>
+        <w:t xml:space="preserve">       d. </w:t>
+      </w:r>
+      <w:r>
+        <w:rPr>
+          <w:rFonts w:ascii="Roboto" w:eastAsia="Roboto" w:hAnsi="Roboto" w:cs="Roboto"/>
+          <w:color w:val="030303"/>
+          <w:spacing w:val="3"/>
+          <w:sz w:val="21"/>
+          <w:shd w:val="clear" w:color="auto" w:fill="F9F9F9"/>
+          <w:lang w:val="en-US"/>
+        </w:rPr>
+        <w:t>Deshabilitar ClearPageFileAtShutdown i</w:t>
+      </w:r>
       <w:r>
         <w:rPr>
           <w:rFonts w:ascii="Arial" w:eastAsia="Arial" w:hAnsi="Arial" w:cs="Arial"/>
@@ -4097,9 +3239,21 @@
           <w:shd w:val="clear" w:color="auto" w:fill="FFFFFF"/>
           <w:lang w:val="en-US"/>
         </w:rPr>
-        <w:t>PrefetchParameters</w:t>
-      </w:r>
-      <w:proofErr w:type="spellEnd"/>
+        <w:t>r a: HKEY_LOCAL_MACHINE\Current\ControlSet\Control\Session Manager\Memory Management</w:t>
+      </w:r>
+    </w:p>
+    <w:p>
+      <w:pPr>
+        <w:ind w:left="720"/>
+        <w:rPr>
+          <w:rFonts w:ascii="Roboto" w:eastAsia="Roboto" w:hAnsi="Roboto" w:cs="Roboto"/>
+          <w:color w:val="030303"/>
+          <w:spacing w:val="3"/>
+          <w:sz w:val="21"/>
+          <w:shd w:val="clear" w:color="auto" w:fill="F9F9F9"/>
+          <w:lang w:val="en-US"/>
+        </w:rPr>
+      </w:pPr>
       <w:r>
         <w:rPr>
           <w:rFonts w:ascii="Arial" w:eastAsia="Arial" w:hAnsi="Arial" w:cs="Arial"/>
@@ -4107,131 +3261,25 @@
           <w:shd w:val="clear" w:color="auto" w:fill="FFFFFF"/>
           <w:lang w:val="en-US"/>
         </w:rPr>
-        <w:t xml:space="preserve"> click derecho </w:t>
-      </w:r>
-      <w:proofErr w:type="spellStart"/>
-      <w:r>
-        <w:rPr>
-          <w:rFonts w:ascii="Arial" w:eastAsia="Arial" w:hAnsi="Arial" w:cs="Arial"/>
-          <w:color w:val="202124"/>
-          <w:shd w:val="clear" w:color="auto" w:fill="FFFFFF"/>
-          <w:lang w:val="en-US"/>
-        </w:rPr>
-        <w:t>en</w:t>
-      </w:r>
-      <w:proofErr w:type="spellEnd"/>
-      <w:r>
-        <w:rPr>
-          <w:rFonts w:ascii="Arial" w:eastAsia="Arial" w:hAnsi="Arial" w:cs="Arial"/>
-          <w:color w:val="202124"/>
-          <w:shd w:val="clear" w:color="auto" w:fill="FFFFFF"/>
-          <w:lang w:val="en-US"/>
-        </w:rPr>
-        <w:t xml:space="preserve"> Enable Prefetcher, </w:t>
-      </w:r>
-      <w:proofErr w:type="spellStart"/>
-      <w:r>
-        <w:rPr>
-          <w:rFonts w:ascii="Arial" w:eastAsia="Arial" w:hAnsi="Arial" w:cs="Arial"/>
-          <w:color w:val="202124"/>
-          <w:shd w:val="clear" w:color="auto" w:fill="FFFFFF"/>
-          <w:lang w:val="en-US"/>
-        </w:rPr>
-        <w:t>Modificar</w:t>
-      </w:r>
-      <w:proofErr w:type="spellEnd"/>
-      <w:r>
-        <w:rPr>
-          <w:rFonts w:ascii="Arial" w:eastAsia="Arial" w:hAnsi="Arial" w:cs="Arial"/>
-          <w:color w:val="202124"/>
-          <w:shd w:val="clear" w:color="auto" w:fill="FFFFFF"/>
-          <w:lang w:val="en-US"/>
-        </w:rPr>
-        <w:t xml:space="preserve">, </w:t>
-      </w:r>
-      <w:proofErr w:type="spellStart"/>
-      <w:r>
-        <w:rPr>
-          <w:rFonts w:ascii="Arial" w:eastAsia="Arial" w:hAnsi="Arial" w:cs="Arial"/>
-          <w:color w:val="202124"/>
-          <w:shd w:val="clear" w:color="auto" w:fill="FFFFFF"/>
-          <w:lang w:val="en-US"/>
-        </w:rPr>
-        <w:t>colocar</w:t>
-      </w:r>
-      <w:proofErr w:type="spellEnd"/>
-      <w:r>
-        <w:rPr>
-          <w:rFonts w:ascii="Arial" w:eastAsia="Arial" w:hAnsi="Arial" w:cs="Arial"/>
-          <w:color w:val="202124"/>
-          <w:shd w:val="clear" w:color="auto" w:fill="FFFFFF"/>
-          <w:lang w:val="en-US"/>
-        </w:rPr>
-        <w:t xml:space="preserve"> valor 0 (</w:t>
-      </w:r>
-      <w:proofErr w:type="spellStart"/>
-      <w:r>
-        <w:rPr>
-          <w:rFonts w:ascii="Arial" w:eastAsia="Arial" w:hAnsi="Arial" w:cs="Arial"/>
-          <w:color w:val="202124"/>
-          <w:shd w:val="clear" w:color="auto" w:fill="FFFFFF"/>
-          <w:lang w:val="en-US"/>
-        </w:rPr>
-        <w:t>tiene</w:t>
-      </w:r>
-      <w:proofErr w:type="spellEnd"/>
-      <w:r>
-        <w:rPr>
-          <w:rFonts w:ascii="Arial" w:eastAsia="Arial" w:hAnsi="Arial" w:cs="Arial"/>
-          <w:color w:val="202124"/>
-          <w:shd w:val="clear" w:color="auto" w:fill="FFFFFF"/>
-          <w:lang w:val="en-US"/>
-        </w:rPr>
-        <w:t xml:space="preserve"> </w:t>
-      </w:r>
-      <w:proofErr w:type="spellStart"/>
-      <w:r>
-        <w:rPr>
-          <w:rFonts w:ascii="Arial" w:eastAsia="Arial" w:hAnsi="Arial" w:cs="Arial"/>
-          <w:color w:val="202124"/>
-          <w:shd w:val="clear" w:color="auto" w:fill="FFFFFF"/>
-          <w:lang w:val="en-US"/>
-        </w:rPr>
-        <w:t>predeterminado</w:t>
-      </w:r>
-      <w:proofErr w:type="spellEnd"/>
-      <w:r>
-        <w:rPr>
-          <w:rFonts w:ascii="Arial" w:eastAsia="Arial" w:hAnsi="Arial" w:cs="Arial"/>
-          <w:color w:val="202124"/>
-          <w:shd w:val="clear" w:color="auto" w:fill="FFFFFF"/>
-          <w:lang w:val="en-US"/>
-        </w:rPr>
-        <w:t xml:space="preserve"> 3)</w:t>
+        <w:tab/>
+        <w:t xml:space="preserve">click en </w:t>
+      </w:r>
+      <w:r>
+        <w:rPr>
+          <w:rFonts w:ascii="Roboto" w:eastAsia="Roboto" w:hAnsi="Roboto" w:cs="Roboto"/>
+          <w:color w:val="030303"/>
+          <w:spacing w:val="3"/>
+          <w:sz w:val="21"/>
+          <w:shd w:val="clear" w:color="auto" w:fill="F9F9F9"/>
+          <w:lang w:val="en-US"/>
+        </w:rPr>
+        <w:t>ClearPageFileAtShutdown Modificar a 0 e ir a:</w:t>
       </w:r>
     </w:p>
     <w:p>
       <w:pPr>
         <w:ind w:left="720"/>
         <w:rPr>
-          <w:rFonts w:ascii="Arial" w:eastAsia="Arial" w:hAnsi="Arial" w:cs="Arial"/>
-          <w:color w:val="202124"/>
-          <w:shd w:val="clear" w:color="auto" w:fill="FFFFFF"/>
-          <w:lang w:val="en-US"/>
-        </w:rPr>
-      </w:pPr>
-      <w:r>
-        <w:rPr>
-          <w:rFonts w:ascii="Arial" w:eastAsia="Arial" w:hAnsi="Arial" w:cs="Arial"/>
-          <w:color w:val="202124"/>
-          <w:shd w:val="clear" w:color="auto" w:fill="FFFFFF"/>
-          <w:lang w:val="en-US"/>
-        </w:rPr>
-        <w:t xml:space="preserve">       d. </w:t>
-      </w:r>
-      <w:proofErr w:type="spellStart"/>
-      <w:r>
-        <w:rPr>
           <w:rFonts w:ascii="Roboto" w:eastAsia="Roboto" w:hAnsi="Roboto" w:cs="Roboto"/>
           <w:color w:val="030303"/>
           <w:spacing w:val="3"/>
@@ -4239,9 +3287,7 @@
           <w:shd w:val="clear" w:color="auto" w:fill="F9F9F9"/>
           <w:lang w:val="en-US"/>
         </w:rPr>
-        <w:t>Deshabilitar</w:t>
-      </w:r>
-      <w:proofErr w:type="spellEnd"/>
+      </w:pPr>
       <w:r>
         <w:rPr>
           <w:rFonts w:ascii="Roboto" w:eastAsia="Roboto" w:hAnsi="Roboto" w:cs="Roboto"/>
@@ -4251,82 +3297,8 @@
           <w:shd w:val="clear" w:color="auto" w:fill="F9F9F9"/>
           <w:lang w:val="en-US"/>
         </w:rPr>
-        <w:t xml:space="preserve"> </w:t>
-      </w:r>
-      <w:proofErr w:type="spellStart"/>
-      <w:r>
-        <w:rPr>
-          <w:rFonts w:ascii="Roboto" w:eastAsia="Roboto" w:hAnsi="Roboto" w:cs="Roboto"/>
-          <w:color w:val="030303"/>
-          <w:spacing w:val="3"/>
-          <w:sz w:val="21"/>
-          <w:shd w:val="clear" w:color="auto" w:fill="F9F9F9"/>
-          <w:lang w:val="en-US"/>
-        </w:rPr>
-        <w:t>ClearPageFileAtShutdown</w:t>
-      </w:r>
-      <w:proofErr w:type="spellEnd"/>
-      <w:r>
-        <w:rPr>
-          <w:rFonts w:ascii="Roboto" w:eastAsia="Roboto" w:hAnsi="Roboto" w:cs="Roboto"/>
-          <w:color w:val="030303"/>
-          <w:spacing w:val="3"/>
-          <w:sz w:val="21"/>
-          <w:shd w:val="clear" w:color="auto" w:fill="F9F9F9"/>
-          <w:lang w:val="en-US"/>
-        </w:rPr>
-        <w:t xml:space="preserve"> </w:t>
-      </w:r>
-      <w:proofErr w:type="spellStart"/>
-      <w:r>
-        <w:rPr>
-          <w:rFonts w:ascii="Roboto" w:eastAsia="Roboto" w:hAnsi="Roboto" w:cs="Roboto"/>
-          <w:color w:val="030303"/>
-          <w:spacing w:val="3"/>
-          <w:sz w:val="21"/>
-          <w:shd w:val="clear" w:color="auto" w:fill="F9F9F9"/>
-          <w:lang w:val="en-US"/>
-        </w:rPr>
-        <w:t>i</w:t>
-      </w:r>
-      <w:r>
-        <w:rPr>
-          <w:rFonts w:ascii="Arial" w:eastAsia="Arial" w:hAnsi="Arial" w:cs="Arial"/>
-          <w:color w:val="202124"/>
-          <w:shd w:val="clear" w:color="auto" w:fill="FFFFFF"/>
-          <w:lang w:val="en-US"/>
-        </w:rPr>
-        <w:t>r</w:t>
-      </w:r>
-      <w:proofErr w:type="spellEnd"/>
-      <w:r>
-        <w:rPr>
-          <w:rFonts w:ascii="Arial" w:eastAsia="Arial" w:hAnsi="Arial" w:cs="Arial"/>
-          <w:color w:val="202124"/>
-          <w:shd w:val="clear" w:color="auto" w:fill="FFFFFF"/>
-          <w:lang w:val="en-US"/>
-        </w:rPr>
-        <w:t xml:space="preserve"> a: HKEY_LOCAL_MACHINE\Current\</w:t>
-      </w:r>
-      <w:proofErr w:type="spellStart"/>
-      <w:r>
-        <w:rPr>
-          <w:rFonts w:ascii="Arial" w:eastAsia="Arial" w:hAnsi="Arial" w:cs="Arial"/>
-          <w:color w:val="202124"/>
-          <w:shd w:val="clear" w:color="auto" w:fill="FFFFFF"/>
-          <w:lang w:val="en-US"/>
-        </w:rPr>
-        <w:t>ControlSet</w:t>
-      </w:r>
-      <w:proofErr w:type="spellEnd"/>
-      <w:r>
-        <w:rPr>
-          <w:rFonts w:ascii="Arial" w:eastAsia="Arial" w:hAnsi="Arial" w:cs="Arial"/>
-          <w:color w:val="202124"/>
-          <w:shd w:val="clear" w:color="auto" w:fill="FFFFFF"/>
-          <w:lang w:val="en-US"/>
-        </w:rPr>
-        <w:t>\Control\Session Manager\Memory Management</w:t>
+        <w:tab/>
+        <w:t>click en LargeSystemCache modificar a 0.</w:t>
       </w:r>
     </w:p>
     <w:p>
@@ -4334,316 +3306,24 @@
         <w:ind w:left="720"/>
         <w:rPr>
           <w:rFonts w:ascii="Roboto" w:eastAsia="Roboto" w:hAnsi="Roboto" w:cs="Roboto"/>
-          <w:color w:val="030303"/>
-          <w:spacing w:val="3"/>
-          <w:sz w:val="21"/>
-          <w:shd w:val="clear" w:color="auto" w:fill="F9F9F9"/>
-          <w:lang w:val="en-US"/>
-        </w:rPr>
-      </w:pPr>
-      <w:r>
-        <w:rPr>
-          <w:rFonts w:ascii="Arial" w:eastAsia="Arial" w:hAnsi="Arial" w:cs="Arial"/>
-          <w:color w:val="202124"/>
-          <w:shd w:val="clear" w:color="auto" w:fill="FFFFFF"/>
-          <w:lang w:val="en-US"/>
-        </w:rPr>
-        <w:tab/>
-        <w:t xml:space="preserve">click </w:t>
-      </w:r>
-      <w:proofErr w:type="spellStart"/>
-      <w:r>
-        <w:rPr>
-          <w:rFonts w:ascii="Arial" w:eastAsia="Arial" w:hAnsi="Arial" w:cs="Arial"/>
-          <w:color w:val="202124"/>
-          <w:shd w:val="clear" w:color="auto" w:fill="FFFFFF"/>
-          <w:lang w:val="en-US"/>
-        </w:rPr>
-        <w:t>en</w:t>
-      </w:r>
-      <w:proofErr w:type="spellEnd"/>
-      <w:r>
-        <w:rPr>
-          <w:rFonts w:ascii="Arial" w:eastAsia="Arial" w:hAnsi="Arial" w:cs="Arial"/>
-          <w:color w:val="202124"/>
-          <w:shd w:val="clear" w:color="auto" w:fill="FFFFFF"/>
-          <w:lang w:val="en-US"/>
-        </w:rPr>
-        <w:t xml:space="preserve"> </w:t>
-      </w:r>
-      <w:proofErr w:type="spellStart"/>
-      <w:r>
-        <w:rPr>
-          <w:rFonts w:ascii="Roboto" w:eastAsia="Roboto" w:hAnsi="Roboto" w:cs="Roboto"/>
-          <w:color w:val="030303"/>
-          <w:spacing w:val="3"/>
-          <w:sz w:val="21"/>
-          <w:shd w:val="clear" w:color="auto" w:fill="F9F9F9"/>
-          <w:lang w:val="en-US"/>
-        </w:rPr>
-        <w:t>ClearPageFileAtShutdown</w:t>
-      </w:r>
-      <w:proofErr w:type="spellEnd"/>
-      <w:r>
-        <w:rPr>
-          <w:rFonts w:ascii="Roboto" w:eastAsia="Roboto" w:hAnsi="Roboto" w:cs="Roboto"/>
-          <w:color w:val="030303"/>
-          <w:spacing w:val="3"/>
-          <w:sz w:val="21"/>
-          <w:shd w:val="clear" w:color="auto" w:fill="F9F9F9"/>
-          <w:lang w:val="en-US"/>
-        </w:rPr>
-        <w:t xml:space="preserve"> </w:t>
-      </w:r>
-      <w:proofErr w:type="spellStart"/>
-      <w:r>
-        <w:rPr>
-          <w:rFonts w:ascii="Roboto" w:eastAsia="Roboto" w:hAnsi="Roboto" w:cs="Roboto"/>
-          <w:color w:val="030303"/>
-          <w:spacing w:val="3"/>
-          <w:sz w:val="21"/>
-          <w:shd w:val="clear" w:color="auto" w:fill="F9F9F9"/>
-          <w:lang w:val="en-US"/>
-        </w:rPr>
-        <w:t>Modificar</w:t>
-      </w:r>
-      <w:proofErr w:type="spellEnd"/>
-      <w:r>
-        <w:rPr>
-          <w:rFonts w:ascii="Roboto" w:eastAsia="Roboto" w:hAnsi="Roboto" w:cs="Roboto"/>
-          <w:color w:val="030303"/>
-          <w:spacing w:val="3"/>
-          <w:sz w:val="21"/>
-          <w:shd w:val="clear" w:color="auto" w:fill="F9F9F9"/>
-          <w:lang w:val="en-US"/>
-        </w:rPr>
-        <w:t xml:space="preserve"> a 0 e </w:t>
-      </w:r>
-      <w:proofErr w:type="spellStart"/>
-      <w:r>
-        <w:rPr>
-          <w:rFonts w:ascii="Roboto" w:eastAsia="Roboto" w:hAnsi="Roboto" w:cs="Roboto"/>
-          <w:color w:val="030303"/>
-          <w:spacing w:val="3"/>
-          <w:sz w:val="21"/>
-          <w:shd w:val="clear" w:color="auto" w:fill="F9F9F9"/>
-          <w:lang w:val="en-US"/>
-        </w:rPr>
-        <w:t>ir</w:t>
-      </w:r>
-      <w:proofErr w:type="spellEnd"/>
-      <w:r>
-        <w:rPr>
-          <w:rFonts w:ascii="Roboto" w:eastAsia="Roboto" w:hAnsi="Roboto" w:cs="Roboto"/>
-          <w:color w:val="030303"/>
-          <w:spacing w:val="3"/>
-          <w:sz w:val="21"/>
-          <w:shd w:val="clear" w:color="auto" w:fill="F9F9F9"/>
-          <w:lang w:val="en-US"/>
-        </w:rPr>
-        <w:t xml:space="preserve"> a:</w:t>
-      </w:r>
+          <w:lang w:val="en-US"/>
+        </w:rPr>
+      </w:pPr>
     </w:p>
     <w:p>
       <w:pPr>
         <w:ind w:left="720"/>
         <w:rPr>
           <w:rFonts w:ascii="Roboto" w:eastAsia="Roboto" w:hAnsi="Roboto" w:cs="Roboto"/>
-          <w:color w:val="030303"/>
-          <w:spacing w:val="3"/>
-          <w:sz w:val="21"/>
-          <w:shd w:val="clear" w:color="auto" w:fill="F9F9F9"/>
-          <w:lang w:val="en-US"/>
-        </w:rPr>
-      </w:pPr>
-      <w:r>
-        <w:rPr>
-          <w:rFonts w:ascii="Roboto" w:eastAsia="Roboto" w:hAnsi="Roboto" w:cs="Roboto"/>
-          <w:color w:val="030303"/>
-          <w:spacing w:val="3"/>
-          <w:sz w:val="21"/>
-          <w:shd w:val="clear" w:color="auto" w:fill="F9F9F9"/>
-          <w:lang w:val="en-US"/>
-        </w:rPr>
-        <w:tab/>
-        <w:t xml:space="preserve">click </w:t>
-      </w:r>
-      <w:proofErr w:type="spellStart"/>
-      <w:r>
-        <w:rPr>
-          <w:rFonts w:ascii="Roboto" w:eastAsia="Roboto" w:hAnsi="Roboto" w:cs="Roboto"/>
-          <w:color w:val="030303"/>
-          <w:spacing w:val="3"/>
-          <w:sz w:val="21"/>
-          <w:shd w:val="clear" w:color="auto" w:fill="F9F9F9"/>
-          <w:lang w:val="en-US"/>
-        </w:rPr>
-        <w:t>en</w:t>
-      </w:r>
-      <w:proofErr w:type="spellEnd"/>
-      <w:r>
-        <w:rPr>
-          <w:rFonts w:ascii="Roboto" w:eastAsia="Roboto" w:hAnsi="Roboto" w:cs="Roboto"/>
-          <w:color w:val="030303"/>
-          <w:spacing w:val="3"/>
-          <w:sz w:val="21"/>
-          <w:shd w:val="clear" w:color="auto" w:fill="F9F9F9"/>
-          <w:lang w:val="en-US"/>
-        </w:rPr>
-        <w:t xml:space="preserve"> </w:t>
-      </w:r>
-      <w:proofErr w:type="spellStart"/>
-      <w:r>
-        <w:rPr>
-          <w:rFonts w:ascii="Roboto" w:eastAsia="Roboto" w:hAnsi="Roboto" w:cs="Roboto"/>
-          <w:color w:val="030303"/>
-          <w:spacing w:val="3"/>
-          <w:sz w:val="21"/>
-          <w:shd w:val="clear" w:color="auto" w:fill="F9F9F9"/>
-          <w:lang w:val="en-US"/>
-        </w:rPr>
-        <w:t>LargeSystemCache</w:t>
-      </w:r>
-      <w:proofErr w:type="spellEnd"/>
-      <w:r>
-        <w:rPr>
-          <w:rFonts w:ascii="Roboto" w:eastAsia="Roboto" w:hAnsi="Roboto" w:cs="Roboto"/>
-          <w:color w:val="030303"/>
-          <w:spacing w:val="3"/>
-          <w:sz w:val="21"/>
-          <w:shd w:val="clear" w:color="auto" w:fill="F9F9F9"/>
-          <w:lang w:val="en-US"/>
-        </w:rPr>
-        <w:t xml:space="preserve"> </w:t>
-      </w:r>
-      <w:proofErr w:type="spellStart"/>
-      <w:r>
-        <w:rPr>
-          <w:rFonts w:ascii="Roboto" w:eastAsia="Roboto" w:hAnsi="Roboto" w:cs="Roboto"/>
-          <w:color w:val="030303"/>
-          <w:spacing w:val="3"/>
-          <w:sz w:val="21"/>
-          <w:shd w:val="clear" w:color="auto" w:fill="F9F9F9"/>
-          <w:lang w:val="en-US"/>
-        </w:rPr>
-        <w:t>modificar</w:t>
-      </w:r>
-      <w:proofErr w:type="spellEnd"/>
-      <w:r>
-        <w:rPr>
-          <w:rFonts w:ascii="Roboto" w:eastAsia="Roboto" w:hAnsi="Roboto" w:cs="Roboto"/>
-          <w:color w:val="030303"/>
-          <w:spacing w:val="3"/>
-          <w:sz w:val="21"/>
-          <w:shd w:val="clear" w:color="auto" w:fill="F9F9F9"/>
-          <w:lang w:val="en-US"/>
-        </w:rPr>
-        <w:t xml:space="preserve"> a 0.</w:t>
-      </w:r>
-    </w:p>
-    <w:p>
-      <w:pPr>
-        <w:ind w:left="720"/>
-        <w:rPr>
-          <w:rFonts w:ascii="Roboto" w:eastAsia="Roboto" w:hAnsi="Roboto" w:cs="Roboto"/>
-          <w:lang w:val="en-US"/>
-        </w:rPr>
-      </w:pPr>
-    </w:p>
-    <w:p>
-      <w:pPr>
-        <w:ind w:left="720"/>
-        <w:rPr>
-          <w:rFonts w:ascii="Roboto" w:eastAsia="Roboto" w:hAnsi="Roboto" w:cs="Roboto"/>
-          <w:lang w:val="en-US"/>
-        </w:rPr>
-      </w:pPr>
-      <w:r>
-        <w:rPr>
-          <w:rFonts w:ascii="Roboto" w:eastAsia="Roboto" w:hAnsi="Roboto" w:cs="Roboto"/>
-          <w:lang w:val="en-US"/>
-        </w:rPr>
-        <w:t xml:space="preserve">‘Como </w:t>
-      </w:r>
-      <w:proofErr w:type="spellStart"/>
-      <w:r>
-        <w:rPr>
-          <w:rFonts w:ascii="Roboto" w:eastAsia="Roboto" w:hAnsi="Roboto" w:cs="Roboto"/>
-          <w:lang w:val="en-US"/>
-        </w:rPr>
-        <w:t>Recuperar</w:t>
-      </w:r>
-      <w:proofErr w:type="spellEnd"/>
-      <w:r>
-        <w:rPr>
-          <w:rFonts w:ascii="Roboto" w:eastAsia="Roboto" w:hAnsi="Roboto" w:cs="Roboto"/>
-          <w:lang w:val="en-US"/>
-        </w:rPr>
-        <w:t xml:space="preserve"> </w:t>
-      </w:r>
-      <w:proofErr w:type="spellStart"/>
-      <w:r>
-        <w:rPr>
-          <w:rFonts w:ascii="Roboto" w:eastAsia="Roboto" w:hAnsi="Roboto" w:cs="Roboto"/>
-          <w:lang w:val="en-US"/>
-        </w:rPr>
-        <w:t>Archivos</w:t>
-      </w:r>
-      <w:proofErr w:type="spellEnd"/>
-      <w:r>
-        <w:rPr>
-          <w:rFonts w:ascii="Roboto" w:eastAsia="Roboto" w:hAnsi="Roboto" w:cs="Roboto"/>
-          <w:lang w:val="en-US"/>
-        </w:rPr>
-        <w:t xml:space="preserve"> </w:t>
-      </w:r>
-      <w:proofErr w:type="spellStart"/>
-      <w:r>
-        <w:rPr>
-          <w:rFonts w:ascii="Roboto" w:eastAsia="Roboto" w:hAnsi="Roboto" w:cs="Roboto"/>
-          <w:lang w:val="en-US"/>
-        </w:rPr>
-        <w:t>Borrados</w:t>
-      </w:r>
-      <w:proofErr w:type="spellEnd"/>
-      <w:r>
-        <w:rPr>
-          <w:rFonts w:ascii="Roboto" w:eastAsia="Roboto" w:hAnsi="Roboto" w:cs="Roboto"/>
-          <w:lang w:val="en-US"/>
-        </w:rPr>
-        <w:t xml:space="preserve"> | Discos </w:t>
-      </w:r>
-      <w:proofErr w:type="spellStart"/>
-      <w:r>
-        <w:rPr>
-          <w:rFonts w:ascii="Roboto" w:eastAsia="Roboto" w:hAnsi="Roboto" w:cs="Roboto"/>
-          <w:lang w:val="en-US"/>
-        </w:rPr>
-        <w:t>Duros</w:t>
-      </w:r>
-      <w:proofErr w:type="spellEnd"/>
-      <w:r>
-        <w:rPr>
-          <w:rFonts w:ascii="Roboto" w:eastAsia="Roboto" w:hAnsi="Roboto" w:cs="Roboto"/>
-          <w:lang w:val="en-US"/>
-        </w:rPr>
-        <w:t xml:space="preserve">, USB, SD, ETC [Nuevo </w:t>
-      </w:r>
-      <w:proofErr w:type="spellStart"/>
-      <w:r>
-        <w:rPr>
-          <w:rFonts w:ascii="Roboto" w:eastAsia="Roboto" w:hAnsi="Roboto" w:cs="Roboto"/>
-          <w:lang w:val="en-US"/>
-        </w:rPr>
-        <w:t>Método</w:t>
-      </w:r>
-      <w:proofErr w:type="spellEnd"/>
-      <w:r>
-        <w:rPr>
-          <w:rFonts w:ascii="Roboto" w:eastAsia="Roboto" w:hAnsi="Roboto" w:cs="Roboto"/>
-          <w:lang w:val="en-US"/>
-        </w:rPr>
-        <w:t xml:space="preserve"> 2020]’</w:t>
+          <w:lang w:val="en-US"/>
+        </w:rPr>
+      </w:pPr>
+      <w:r>
+        <w:rPr>
+          <w:rFonts w:ascii="Roboto" w:eastAsia="Roboto" w:hAnsi="Roboto" w:cs="Roboto"/>
+          <w:lang w:val="en-US"/>
+        </w:rPr>
+        <w:t>‘Como Recuperar Archivos Borrados | Discos Duros, USB, SD, ETC [Nuevo Método 2020]’</w:t>
       </w:r>
     </w:p>
     <w:p>
@@ -4787,29 +3467,7 @@
           <w:sz w:val="21"/>
           <w:shd w:val="clear" w:color="auto" w:fill="F9F9F9"/>
         </w:rPr>
-        <w:t xml:space="preserve">Seleccionar formato de archivos (ext2 o ext3 para Linux y </w:t>
-      </w:r>
-      <w:proofErr w:type="spellStart"/>
-      <w:r>
-        <w:rPr>
-          <w:rFonts w:ascii="Roboto" w:eastAsia="Roboto" w:hAnsi="Roboto" w:cs="Roboto"/>
-          <w:color w:val="030303"/>
-          <w:spacing w:val="3"/>
-          <w:sz w:val="21"/>
-          <w:shd w:val="clear" w:color="auto" w:fill="F9F9F9"/>
-        </w:rPr>
-        <w:t>Other</w:t>
-      </w:r>
-      <w:proofErr w:type="spellEnd"/>
-      <w:r>
-        <w:rPr>
-          <w:rFonts w:ascii="Roboto" w:eastAsia="Roboto" w:hAnsi="Roboto" w:cs="Roboto"/>
-          <w:color w:val="030303"/>
-          <w:spacing w:val="3"/>
-          <w:sz w:val="21"/>
-          <w:shd w:val="clear" w:color="auto" w:fill="F9F9F9"/>
-        </w:rPr>
-        <w:t xml:space="preserve"> para Windows</w:t>
+        <w:t>Seleccionar formato de archivos (ext2 o ext3 para Linux y Other para Windows</w:t>
       </w:r>
     </w:p>
     <w:p>
@@ -4835,51 +3493,7 @@
           <w:sz w:val="21"/>
           <w:shd w:val="clear" w:color="auto" w:fill="F9F9F9"/>
         </w:rPr>
-        <w:t>Seleccionar donde buscar si en la parte libre (Free) o todo (</w:t>
-      </w:r>
-      <w:proofErr w:type="spellStart"/>
-      <w:r>
-        <w:rPr>
-          <w:rFonts w:ascii="Roboto" w:eastAsia="Roboto" w:hAnsi="Roboto" w:cs="Roboto"/>
-          <w:color w:val="030303"/>
-          <w:spacing w:val="3"/>
-          <w:sz w:val="21"/>
-          <w:shd w:val="clear" w:color="auto" w:fill="F9F9F9"/>
-        </w:rPr>
-        <w:t>Whole</w:t>
-      </w:r>
-      <w:proofErr w:type="spellEnd"/>
-      <w:r>
-        <w:rPr>
-          <w:rFonts w:ascii="Roboto" w:eastAsia="Roboto" w:hAnsi="Roboto" w:cs="Roboto"/>
-          <w:color w:val="030303"/>
-          <w:spacing w:val="3"/>
-          <w:sz w:val="21"/>
-          <w:shd w:val="clear" w:color="auto" w:fill="F9F9F9"/>
-        </w:rPr>
-        <w:t xml:space="preserve">) seleccionar </w:t>
-      </w:r>
-      <w:proofErr w:type="spellStart"/>
-      <w:r>
-        <w:rPr>
-          <w:rFonts w:ascii="Roboto" w:eastAsia="Roboto" w:hAnsi="Roboto" w:cs="Roboto"/>
-          <w:color w:val="030303"/>
-          <w:spacing w:val="3"/>
-          <w:sz w:val="21"/>
-          <w:shd w:val="clear" w:color="auto" w:fill="F9F9F9"/>
-        </w:rPr>
-        <w:t>Whole</w:t>
-      </w:r>
-      <w:proofErr w:type="spellEnd"/>
-      <w:r>
-        <w:rPr>
-          <w:rFonts w:ascii="Roboto" w:eastAsia="Roboto" w:hAnsi="Roboto" w:cs="Roboto"/>
-          <w:color w:val="030303"/>
-          <w:spacing w:val="3"/>
-          <w:sz w:val="21"/>
-          <w:shd w:val="clear" w:color="auto" w:fill="F9F9F9"/>
-        </w:rPr>
-        <w:t>.</w:t>
+        <w:t>Seleccionar donde buscar si en la parte libre (Free) o todo (Whole) seleccionar Whole.</w:t>
       </w:r>
     </w:p>
     <w:p>
@@ -4957,51 +3571,7 @@
           <w:sz w:val="21"/>
           <w:shd w:val="clear" w:color="auto" w:fill="F9F9F9"/>
         </w:rPr>
-        <w:t xml:space="preserve">Luego de terminar presionar </w:t>
-      </w:r>
-      <w:proofErr w:type="spellStart"/>
-      <w:r>
-        <w:rPr>
-          <w:rFonts w:ascii="Roboto" w:eastAsia="Roboto" w:hAnsi="Roboto" w:cs="Roboto"/>
-          <w:color w:val="030303"/>
-          <w:spacing w:val="3"/>
-          <w:sz w:val="21"/>
-          <w:shd w:val="clear" w:color="auto" w:fill="F9F9F9"/>
-        </w:rPr>
-        <w:t>enter</w:t>
-      </w:r>
-      <w:proofErr w:type="spellEnd"/>
-      <w:r>
-        <w:rPr>
-          <w:rFonts w:ascii="Roboto" w:eastAsia="Roboto" w:hAnsi="Roboto" w:cs="Roboto"/>
-          <w:color w:val="030303"/>
-          <w:spacing w:val="3"/>
-          <w:sz w:val="21"/>
-          <w:shd w:val="clear" w:color="auto" w:fill="F9F9F9"/>
-        </w:rPr>
-        <w:t xml:space="preserve"> sobre </w:t>
-      </w:r>
-      <w:proofErr w:type="spellStart"/>
-      <w:r>
-        <w:rPr>
-          <w:rFonts w:ascii="Roboto" w:eastAsia="Roboto" w:hAnsi="Roboto" w:cs="Roboto"/>
-          <w:color w:val="030303"/>
-          <w:spacing w:val="3"/>
-          <w:sz w:val="21"/>
-          <w:shd w:val="clear" w:color="auto" w:fill="F9F9F9"/>
-        </w:rPr>
-        <w:t>Quit</w:t>
-      </w:r>
-      <w:proofErr w:type="spellEnd"/>
-      <w:r>
-        <w:rPr>
-          <w:rFonts w:ascii="Roboto" w:eastAsia="Roboto" w:hAnsi="Roboto" w:cs="Roboto"/>
-          <w:color w:val="030303"/>
-          <w:spacing w:val="3"/>
-          <w:sz w:val="21"/>
-          <w:shd w:val="clear" w:color="auto" w:fill="F9F9F9"/>
-        </w:rPr>
-        <w:t>.</w:t>
+        <w:t>Luego de terminar presionar enter sobre Quit.</w:t>
       </w:r>
     </w:p>
     <w:p>
@@ -5133,27 +3703,49 @@
           <w:sz w:val="23"/>
           <w:shd w:val="clear" w:color="auto" w:fill="F7F7F7"/>
         </w:rPr>
-        <w:t xml:space="preserve"> En la consola escribe estos 3 comandos, pulsando </w:t>
-      </w:r>
-      <w:proofErr w:type="spellStart"/>
-      <w:r>
+        <w:t> En la consola escribe estos 3 comandos, pulsando Intro después de cada uno de ellos:</w:t>
+      </w:r>
+    </w:p>
+    <w:p>
+      <w:pPr>
+        <w:spacing w:after="0" w:line="240" w:lineRule="auto"/>
         <w:rPr>
           <w:rFonts w:ascii="Segoe UI" w:eastAsia="Segoe UI" w:hAnsi="Segoe UI" w:cs="Segoe UI"/>
           <w:color w:val="000000"/>
           <w:sz w:val="23"/>
           <w:shd w:val="clear" w:color="auto" w:fill="F7F7F7"/>
         </w:rPr>
-        <w:t>Intro</w:t>
-      </w:r>
-      <w:proofErr w:type="spellEnd"/>
-      <w:r>
+      </w:pPr>
+      <w:r>
+        <w:rPr>
+          <w:rFonts w:ascii="Segoe UI" w:eastAsia="Segoe UI" w:hAnsi="Segoe UI" w:cs="Segoe UI"/>
+          <w:b/>
+          <w:color w:val="000000"/>
+          <w:sz w:val="23"/>
+          <w:shd w:val="clear" w:color="auto" w:fill="F7F7F7"/>
+        </w:rPr>
+        <w:t>net user administrador /active:yes</w:t>
+      </w:r>
+    </w:p>
+    <w:p>
+      <w:pPr>
+        <w:spacing w:after="0" w:line="240" w:lineRule="auto"/>
         <w:rPr>
           <w:rFonts w:ascii="Segoe UI" w:eastAsia="Segoe UI" w:hAnsi="Segoe UI" w:cs="Segoe UI"/>
           <w:color w:val="000000"/>
           <w:sz w:val="23"/>
           <w:shd w:val="clear" w:color="auto" w:fill="F7F7F7"/>
         </w:rPr>
-        <w:t xml:space="preserve"> después de cada uno de ellos:</w:t>
+      </w:pPr>
+      <w:r>
+        <w:rPr>
+          <w:rFonts w:ascii="Segoe UI" w:eastAsia="Segoe UI" w:hAnsi="Segoe UI" w:cs="Segoe UI"/>
+          <w:b/>
+          <w:color w:val="000000"/>
+          <w:sz w:val="23"/>
+          <w:shd w:val="clear" w:color="auto" w:fill="F7F7F7"/>
+        </w:rPr>
+        <w:t>cd oobe</w:t>
       </w:r>
     </w:p>
     <w:p>
@@ -5174,42 +3766,8 @@
           <w:sz w:val="23"/>
           <w:shd w:val="clear" w:color="auto" w:fill="F7F7F7"/>
         </w:rPr>
-        <w:t xml:space="preserve">net </w:t>
-      </w:r>
-      <w:proofErr w:type="spellStart"/>
-      <w:r>
-        <w:rPr>
-          <w:rFonts w:ascii="Segoe UI" w:eastAsia="Segoe UI" w:hAnsi="Segoe UI" w:cs="Segoe UI"/>
-          <w:b/>
-          <w:color w:val="000000"/>
-          <w:sz w:val="23"/>
-          <w:shd w:val="clear" w:color="auto" w:fill="F7F7F7"/>
-        </w:rPr>
-        <w:t>user</w:t>
-      </w:r>
-      <w:proofErr w:type="spellEnd"/>
-      <w:r>
-        <w:rPr>
-          <w:rFonts w:ascii="Segoe UI" w:eastAsia="Segoe UI" w:hAnsi="Segoe UI" w:cs="Segoe UI"/>
-          <w:b/>
-          <w:color w:val="000000"/>
-          <w:sz w:val="23"/>
-          <w:shd w:val="clear" w:color="auto" w:fill="F7F7F7"/>
-        </w:rPr>
-        <w:t xml:space="preserve"> administrador /</w:t>
-      </w:r>
-      <w:proofErr w:type="spellStart"/>
-      <w:r>
-        <w:rPr>
-          <w:rFonts w:ascii="Segoe UI" w:eastAsia="Segoe UI" w:hAnsi="Segoe UI" w:cs="Segoe UI"/>
-          <w:b/>
-          <w:color w:val="000000"/>
-          <w:sz w:val="23"/>
-          <w:shd w:val="clear" w:color="auto" w:fill="F7F7F7"/>
-        </w:rPr>
-        <w:t>active:yes</w:t>
-      </w:r>
-      <w:proofErr w:type="spellEnd"/>
+        <w:t>msoobe.exe</w:t>
+      </w:r>
     </w:p>
     <w:p>
       <w:pPr>
@@ -5224,85 +3782,11 @@
       <w:r>
         <w:rPr>
           <w:rFonts w:ascii="Segoe UI" w:eastAsia="Segoe UI" w:hAnsi="Segoe UI" w:cs="Segoe UI"/>
-          <w:b/>
           <w:color w:val="000000"/>
           <w:sz w:val="23"/>
           <w:shd w:val="clear" w:color="auto" w:fill="F7F7F7"/>
         </w:rPr>
-        <w:t xml:space="preserve">cd </w:t>
-      </w:r>
-      <w:proofErr w:type="spellStart"/>
-      <w:r>
-        <w:rPr>
-          <w:rFonts w:ascii="Segoe UI" w:eastAsia="Segoe UI" w:hAnsi="Segoe UI" w:cs="Segoe UI"/>
-          <w:b/>
-          <w:color w:val="000000"/>
-          <w:sz w:val="23"/>
-          <w:shd w:val="clear" w:color="auto" w:fill="F7F7F7"/>
-        </w:rPr>
-        <w:t>oobe</w:t>
-      </w:r>
-      <w:proofErr w:type="spellEnd"/>
-    </w:p>
-    <w:p>
-      <w:pPr>
-        <w:spacing w:after="0" w:line="240" w:lineRule="auto"/>
-        <w:rPr>
-          <w:rFonts w:ascii="Segoe UI" w:eastAsia="Segoe UI" w:hAnsi="Segoe UI" w:cs="Segoe UI"/>
-          <w:color w:val="000000"/>
-          <w:sz w:val="23"/>
-          <w:shd w:val="clear" w:color="auto" w:fill="F7F7F7"/>
-        </w:rPr>
-      </w:pPr>
-      <w:r>
-        <w:rPr>
-          <w:rFonts w:ascii="Segoe UI" w:eastAsia="Segoe UI" w:hAnsi="Segoe UI" w:cs="Segoe UI"/>
-          <w:b/>
-          <w:color w:val="000000"/>
-          <w:sz w:val="23"/>
-          <w:shd w:val="clear" w:color="auto" w:fill="F7F7F7"/>
-        </w:rPr>
-        <w:t>msoobe.exe</w:t>
-      </w:r>
-    </w:p>
-    <w:p>
-      <w:pPr>
-        <w:spacing w:after="0" w:line="240" w:lineRule="auto"/>
-        <w:rPr>
-          <w:rFonts w:ascii="Segoe UI" w:eastAsia="Segoe UI" w:hAnsi="Segoe UI" w:cs="Segoe UI"/>
-          <w:color w:val="000000"/>
-          <w:sz w:val="23"/>
-          <w:shd w:val="clear" w:color="auto" w:fill="F7F7F7"/>
-        </w:rPr>
-      </w:pPr>
-      <w:r>
-        <w:rPr>
-          <w:rFonts w:ascii="Segoe UI" w:eastAsia="Segoe UI" w:hAnsi="Segoe UI" w:cs="Segoe UI"/>
-          <w:color w:val="000000"/>
-          <w:sz w:val="23"/>
-          <w:shd w:val="clear" w:color="auto" w:fill="F7F7F7"/>
-        </w:rPr>
-        <w:t xml:space="preserve">(el primer comando activa la cuenta de administrador integrada, el segundo va a la ubicación del directorio </w:t>
-      </w:r>
-      <w:proofErr w:type="spellStart"/>
-      <w:r>
-        <w:rPr>
-          <w:rFonts w:ascii="Segoe UI" w:eastAsia="Segoe UI" w:hAnsi="Segoe UI" w:cs="Segoe UI"/>
-          <w:color w:val="000000"/>
-          <w:sz w:val="23"/>
-          <w:shd w:val="clear" w:color="auto" w:fill="F7F7F7"/>
-        </w:rPr>
-        <w:t>oobe</w:t>
-      </w:r>
-      <w:proofErr w:type="spellEnd"/>
-      <w:r>
-        <w:rPr>
-          <w:rFonts w:ascii="Segoe UI" w:eastAsia="Segoe UI" w:hAnsi="Segoe UI" w:cs="Segoe UI"/>
-          <w:color w:val="000000"/>
-          <w:sz w:val="23"/>
-          <w:shd w:val="clear" w:color="auto" w:fill="F7F7F7"/>
-        </w:rPr>
-        <w:t xml:space="preserve"> en system32, y el tercero inicia la utilidad de reinicio del sistema para la configuración local msoobe.exe)</w:t>
+        <w:t>(el primer comando activa la cuenta de administrador integrada, el segundo va a la ubicación del directorio oobe en system32, y el tercero inicia la utilidad de reinicio del sistema para la configuración local msoobe.exe)</w:t>
       </w:r>
     </w:p>
     <w:p>
@@ -5479,9 +3963,8 @@
           <w:u w:val="single"/>
         </w:rPr>
         <w:lastRenderedPageBreak/>
-        <w:t xml:space="preserve">No reconoce </w:t>
-      </w:r>
-      <w:proofErr w:type="spellStart"/>
+        <w:t>No reconoce W</w:t>
+      </w:r>
       <w:r>
         <w:rPr>
           <w:rFonts w:eastAsia="Calibri" w:cs="Calibri"/>
@@ -5490,7 +3973,7 @@
           <w:szCs w:val="48"/>
           <w:u w:val="single"/>
         </w:rPr>
-        <w:t>W</w:t>
+        <w:t>i</w:t>
       </w:r>
       <w:r>
         <w:rPr>
@@ -5500,7 +3983,7 @@
           <w:szCs w:val="48"/>
           <w:u w:val="single"/>
         </w:rPr>
-        <w:t>i</w:t>
+        <w:t>F</w:t>
       </w:r>
       <w:r>
         <w:rPr>
@@ -5510,7 +3993,7 @@
           <w:szCs w:val="48"/>
           <w:u w:val="single"/>
         </w:rPr>
-        <w:t>F</w:t>
+        <w:t>i</w:t>
       </w:r>
       <w:r>
         <w:rPr>
@@ -5520,17 +4003,6 @@
           <w:szCs w:val="48"/>
           <w:u w:val="single"/>
         </w:rPr>
-        <w:t>i</w:t>
-      </w:r>
-      <w:proofErr w:type="spellEnd"/>
-      <w:r>
-        <w:rPr>
-          <w:rFonts w:eastAsia="Calibri" w:cs="Calibri"/>
-          <w:b/>
-          <w:sz w:val="48"/>
-          <w:szCs w:val="48"/>
-          <w:u w:val="single"/>
-        </w:rPr>
         <w:t xml:space="preserve"> </w:t>
       </w:r>
     </w:p>
@@ -5555,55 +4027,7 @@
           <w:szCs w:val="28"/>
           <w:shd w:val="clear" w:color="auto" w:fill="F9F9F9"/>
         </w:rPr>
-        <w:t xml:space="preserve">Entrar a    </w:t>
-      </w:r>
-      <w:proofErr w:type="spellStart"/>
-      <w:r>
-        <w:rPr>
-          <w:rFonts w:ascii="Roboto" w:eastAsia="Roboto" w:hAnsi="Roboto" w:cs="Roboto"/>
-          <w:color w:val="030303"/>
-          <w:spacing w:val="3"/>
-          <w:sz w:val="28"/>
-          <w:szCs w:val="28"/>
-          <w:shd w:val="clear" w:color="auto" w:fill="F9F9F9"/>
-        </w:rPr>
-        <w:t>w+r</w:t>
-      </w:r>
-      <w:proofErr w:type="spellEnd"/>
-      <w:r>
-        <w:rPr>
-          <w:rFonts w:ascii="Roboto" w:eastAsia="Roboto" w:hAnsi="Roboto" w:cs="Roboto"/>
-          <w:color w:val="030303"/>
-          <w:spacing w:val="3"/>
-          <w:sz w:val="28"/>
-          <w:szCs w:val="28"/>
-          <w:shd w:val="clear" w:color="auto" w:fill="F9F9F9"/>
-        </w:rPr>
-        <w:t xml:space="preserve"> = ejecutar </w:t>
-      </w:r>
-      <w:proofErr w:type="spellStart"/>
-      <w:r>
-        <w:rPr>
-          <w:rFonts w:ascii="Roboto" w:eastAsia="Roboto" w:hAnsi="Roboto" w:cs="Roboto"/>
-          <w:color w:val="030303"/>
-          <w:spacing w:val="3"/>
-          <w:sz w:val="28"/>
-          <w:szCs w:val="28"/>
-          <w:shd w:val="clear" w:color="auto" w:fill="F9F9F9"/>
-        </w:rPr>
-        <w:t>services.msc</w:t>
-      </w:r>
-      <w:proofErr w:type="spellEnd"/>
-      <w:r>
-        <w:rPr>
-          <w:rFonts w:ascii="Roboto" w:eastAsia="Roboto" w:hAnsi="Roboto" w:cs="Roboto"/>
-          <w:color w:val="030303"/>
-          <w:spacing w:val="3"/>
-          <w:sz w:val="28"/>
-          <w:szCs w:val="28"/>
-          <w:shd w:val="clear" w:color="auto" w:fill="F9F9F9"/>
-        </w:rPr>
-        <w:t xml:space="preserve"> buscar servicio “Configuración automática de WLAN” e iniciar con Propiedades, Manual, Aplicar, eso habilita el renglón “Iniciar”.  Si no habilita, primero Detener, luego Iniciar. ¡¡¡Luego de eso lo reconoce!!!</w:t>
+        <w:t>Entrar a    w+r = ejecutar services.msc buscar servicio “Configuración automática de WLAN” e iniciar con Propiedades, Manual, Aplicar, eso habilita el renglón “Iniciar”.  Si no habilita, primero Detener, luego Iniciar. ¡¡¡Luego de eso lo reconoce!!!</w:t>
       </w:r>
     </w:p>
     <w:p>
@@ -5652,7 +4076,6 @@
         </w:rPr>
         <w:t xml:space="preserve">SE FUE </w:t>
       </w:r>
-      <w:proofErr w:type="spellStart"/>
       <w:r>
         <w:rPr>
           <w:rFonts w:ascii="Roboto" w:eastAsia="Roboto" w:hAnsi="Roboto" w:cs="Roboto"/>
@@ -5667,7 +4090,6 @@
         </w:rPr>
         <w:t>WiFi</w:t>
       </w:r>
-      <w:proofErr w:type="spellEnd"/>
     </w:p>
     <w:p>
       <w:pPr>
@@ -6248,10 +4670,11 @@
           <w:szCs w:val="28"/>
           <w:shd w:val="clear" w:color="auto" w:fill="F9F9F9"/>
         </w:rPr>
-        <w:t xml:space="preserve">Hola Claude como estas, te pongo en contexto , soy </w:t>
-      </w:r>
-      <w:proofErr w:type="spellStart"/>
-      <w:r>
+        <w:t>Hola Claude como estas, te pongo en contexto , soy tecnico pc, instalo w10 iot ltsc enteerprise en maquinas que no soportan w11, y activo con slmgr /ipk</w:t>
+      </w:r>
+    </w:p>
+    <w:p>
+      <w:pPr>
         <w:rPr>
           <w:rFonts w:ascii="Roboto" w:eastAsia="Roboto" w:hAnsi="Roboto" w:cs="Roboto"/>
           <w:color w:val="030303"/>
@@ -6260,9 +4683,7 @@
           <w:szCs w:val="28"/>
           <w:shd w:val="clear" w:color="auto" w:fill="F9F9F9"/>
         </w:rPr>
-        <w:t>tecnico</w:t>
-      </w:r>
-      <w:proofErr w:type="spellEnd"/>
+      </w:pPr>
       <w:r>
         <w:rPr>
           <w:rFonts w:ascii="Roboto" w:eastAsia="Roboto" w:hAnsi="Roboto" w:cs="Roboto"/>
@@ -6272,10 +4693,11 @@
           <w:szCs w:val="28"/>
           <w:shd w:val="clear" w:color="auto" w:fill="F9F9F9"/>
         </w:rPr>
-        <w:t xml:space="preserve"> pc, instalo w10 </w:t>
-      </w:r>
-      <w:proofErr w:type="spellStart"/>
-      <w:r>
+        <w:t>slmgr /skms kms.digiboy.ir</w:t>
+      </w:r>
+    </w:p>
+    <w:p>
+      <w:pPr>
         <w:rPr>
           <w:rFonts w:ascii="Roboto" w:eastAsia="Roboto" w:hAnsi="Roboto" w:cs="Roboto"/>
           <w:color w:val="030303"/>
@@ -6284,9 +4706,7 @@
           <w:szCs w:val="28"/>
           <w:shd w:val="clear" w:color="auto" w:fill="F9F9F9"/>
         </w:rPr>
-        <w:t>iot</w:t>
-      </w:r>
-      <w:proofErr w:type="spellEnd"/>
+      </w:pPr>
       <w:r>
         <w:rPr>
           <w:rFonts w:ascii="Roboto" w:eastAsia="Roboto" w:hAnsi="Roboto" w:cs="Roboto"/>
@@ -6296,441 +4716,7 @@
           <w:szCs w:val="28"/>
           <w:shd w:val="clear" w:color="auto" w:fill="F9F9F9"/>
         </w:rPr>
-        <w:t xml:space="preserve"> </w:t>
-      </w:r>
-      <w:proofErr w:type="spellStart"/>
-      <w:r>
-        <w:rPr>
-          <w:rFonts w:ascii="Roboto" w:eastAsia="Roboto" w:hAnsi="Roboto" w:cs="Roboto"/>
-          <w:color w:val="030303"/>
-          <w:spacing w:val="3"/>
-          <w:sz w:val="28"/>
-          <w:szCs w:val="28"/>
-          <w:shd w:val="clear" w:color="auto" w:fill="F9F9F9"/>
-        </w:rPr>
-        <w:t>ltsc</w:t>
-      </w:r>
-      <w:proofErr w:type="spellEnd"/>
-      <w:r>
-        <w:rPr>
-          <w:rFonts w:ascii="Roboto" w:eastAsia="Roboto" w:hAnsi="Roboto" w:cs="Roboto"/>
-          <w:color w:val="030303"/>
-          <w:spacing w:val="3"/>
-          <w:sz w:val="28"/>
-          <w:szCs w:val="28"/>
-          <w:shd w:val="clear" w:color="auto" w:fill="F9F9F9"/>
-        </w:rPr>
-        <w:t xml:space="preserve"> </w:t>
-      </w:r>
-      <w:proofErr w:type="spellStart"/>
-      <w:r>
-        <w:rPr>
-          <w:rFonts w:ascii="Roboto" w:eastAsia="Roboto" w:hAnsi="Roboto" w:cs="Roboto"/>
-          <w:color w:val="030303"/>
-          <w:spacing w:val="3"/>
-          <w:sz w:val="28"/>
-          <w:szCs w:val="28"/>
-          <w:shd w:val="clear" w:color="auto" w:fill="F9F9F9"/>
-        </w:rPr>
-        <w:t>enteerprise</w:t>
-      </w:r>
-      <w:proofErr w:type="spellEnd"/>
-      <w:r>
-        <w:rPr>
-          <w:rFonts w:ascii="Roboto" w:eastAsia="Roboto" w:hAnsi="Roboto" w:cs="Roboto"/>
-          <w:color w:val="030303"/>
-          <w:spacing w:val="3"/>
-          <w:sz w:val="28"/>
-          <w:szCs w:val="28"/>
-          <w:shd w:val="clear" w:color="auto" w:fill="F9F9F9"/>
-        </w:rPr>
-        <w:t xml:space="preserve"> en </w:t>
-      </w:r>
-      <w:proofErr w:type="spellStart"/>
-      <w:r>
-        <w:rPr>
-          <w:rFonts w:ascii="Roboto" w:eastAsia="Roboto" w:hAnsi="Roboto" w:cs="Roboto"/>
-          <w:color w:val="030303"/>
-          <w:spacing w:val="3"/>
-          <w:sz w:val="28"/>
-          <w:szCs w:val="28"/>
-          <w:shd w:val="clear" w:color="auto" w:fill="F9F9F9"/>
-        </w:rPr>
-        <w:t>maquinas</w:t>
-      </w:r>
-      <w:proofErr w:type="spellEnd"/>
-      <w:r>
-        <w:rPr>
-          <w:rFonts w:ascii="Roboto" w:eastAsia="Roboto" w:hAnsi="Roboto" w:cs="Roboto"/>
-          <w:color w:val="030303"/>
-          <w:spacing w:val="3"/>
-          <w:sz w:val="28"/>
-          <w:szCs w:val="28"/>
-          <w:shd w:val="clear" w:color="auto" w:fill="F9F9F9"/>
-        </w:rPr>
-        <w:t xml:space="preserve"> que no soportan w11, y activo con </w:t>
-      </w:r>
-      <w:proofErr w:type="spellStart"/>
-      <w:r>
-        <w:rPr>
-          <w:rFonts w:ascii="Roboto" w:eastAsia="Roboto" w:hAnsi="Roboto" w:cs="Roboto"/>
-          <w:color w:val="030303"/>
-          <w:spacing w:val="3"/>
-          <w:sz w:val="28"/>
-          <w:szCs w:val="28"/>
-          <w:shd w:val="clear" w:color="auto" w:fill="F9F9F9"/>
-        </w:rPr>
-        <w:t>slmgr</w:t>
-      </w:r>
-      <w:proofErr w:type="spellEnd"/>
-      <w:r>
-        <w:rPr>
-          <w:rFonts w:ascii="Roboto" w:eastAsia="Roboto" w:hAnsi="Roboto" w:cs="Roboto"/>
-          <w:color w:val="030303"/>
-          <w:spacing w:val="3"/>
-          <w:sz w:val="28"/>
-          <w:szCs w:val="28"/>
-          <w:shd w:val="clear" w:color="auto" w:fill="F9F9F9"/>
-        </w:rPr>
-        <w:t xml:space="preserve"> /</w:t>
-      </w:r>
-      <w:proofErr w:type="spellStart"/>
-      <w:r>
-        <w:rPr>
-          <w:rFonts w:ascii="Roboto" w:eastAsia="Roboto" w:hAnsi="Roboto" w:cs="Roboto"/>
-          <w:color w:val="030303"/>
-          <w:spacing w:val="3"/>
-          <w:sz w:val="28"/>
-          <w:szCs w:val="28"/>
-          <w:shd w:val="clear" w:color="auto" w:fill="F9F9F9"/>
-        </w:rPr>
-        <w:t>ipk</w:t>
-      </w:r>
-      <w:proofErr w:type="spellEnd"/>
-    </w:p>
-    <w:p>
-      <w:pPr>
-        <w:rPr>
-          <w:rFonts w:ascii="Roboto" w:eastAsia="Roboto" w:hAnsi="Roboto" w:cs="Roboto"/>
-          <w:color w:val="030303"/>
-          <w:spacing w:val="3"/>
-          <w:sz w:val="28"/>
-          <w:szCs w:val="28"/>
-          <w:shd w:val="clear" w:color="auto" w:fill="F9F9F9"/>
-        </w:rPr>
-      </w:pPr>
-      <w:proofErr w:type="spellStart"/>
-      <w:r>
-        <w:rPr>
-          <w:rFonts w:ascii="Roboto" w:eastAsia="Roboto" w:hAnsi="Roboto" w:cs="Roboto"/>
-          <w:color w:val="030303"/>
-          <w:spacing w:val="3"/>
-          <w:sz w:val="28"/>
-          <w:szCs w:val="28"/>
-          <w:shd w:val="clear" w:color="auto" w:fill="F9F9F9"/>
-        </w:rPr>
-        <w:t>slmgr</w:t>
-      </w:r>
-      <w:proofErr w:type="spellEnd"/>
-      <w:r>
-        <w:rPr>
-          <w:rFonts w:ascii="Roboto" w:eastAsia="Roboto" w:hAnsi="Roboto" w:cs="Roboto"/>
-          <w:color w:val="030303"/>
-          <w:spacing w:val="3"/>
-          <w:sz w:val="28"/>
-          <w:szCs w:val="28"/>
-          <w:shd w:val="clear" w:color="auto" w:fill="F9F9F9"/>
-        </w:rPr>
-        <w:t xml:space="preserve"> /</w:t>
-      </w:r>
-      <w:proofErr w:type="spellStart"/>
-      <w:r>
-        <w:rPr>
-          <w:rFonts w:ascii="Roboto" w:eastAsia="Roboto" w:hAnsi="Roboto" w:cs="Roboto"/>
-          <w:color w:val="030303"/>
-          <w:spacing w:val="3"/>
-          <w:sz w:val="28"/>
-          <w:szCs w:val="28"/>
-          <w:shd w:val="clear" w:color="auto" w:fill="F9F9F9"/>
-        </w:rPr>
-        <w:t>skms</w:t>
-      </w:r>
-      <w:proofErr w:type="spellEnd"/>
-      <w:r>
-        <w:rPr>
-          <w:rFonts w:ascii="Roboto" w:eastAsia="Roboto" w:hAnsi="Roboto" w:cs="Roboto"/>
-          <w:color w:val="030303"/>
-          <w:spacing w:val="3"/>
-          <w:sz w:val="28"/>
-          <w:szCs w:val="28"/>
-          <w:shd w:val="clear" w:color="auto" w:fill="F9F9F9"/>
-        </w:rPr>
-        <w:t> </w:t>
-      </w:r>
-      <w:proofErr w:type="spellStart"/>
-      <w:r>
-        <w:rPr>
-          <w:rFonts w:ascii="Roboto" w:eastAsia="Roboto" w:hAnsi="Roboto" w:cs="Roboto"/>
-          <w:color w:val="030303"/>
-          <w:spacing w:val="3"/>
-          <w:sz w:val="28"/>
-          <w:szCs w:val="28"/>
-          <w:shd w:val="clear" w:color="auto" w:fill="F9F9F9"/>
-        </w:rPr>
-        <w:t>kms.digiboy.ir</w:t>
-      </w:r>
-      <w:proofErr w:type="spellEnd"/>
-    </w:p>
-    <w:p>
-      <w:pPr>
-        <w:rPr>
-          <w:rFonts w:ascii="Roboto" w:eastAsia="Roboto" w:hAnsi="Roboto" w:cs="Roboto"/>
-          <w:color w:val="030303"/>
-          <w:spacing w:val="3"/>
-          <w:sz w:val="28"/>
-          <w:szCs w:val="28"/>
-          <w:shd w:val="clear" w:color="auto" w:fill="F9F9F9"/>
-        </w:rPr>
-      </w:pPr>
-      <w:proofErr w:type="spellStart"/>
-      <w:r>
-        <w:rPr>
-          <w:rFonts w:ascii="Roboto" w:eastAsia="Roboto" w:hAnsi="Roboto" w:cs="Roboto"/>
-          <w:color w:val="030303"/>
-          <w:spacing w:val="3"/>
-          <w:sz w:val="28"/>
-          <w:szCs w:val="28"/>
-          <w:shd w:val="clear" w:color="auto" w:fill="F9F9F9"/>
-        </w:rPr>
-        <w:t>slmgr</w:t>
-      </w:r>
-      <w:proofErr w:type="spellEnd"/>
-      <w:r>
-        <w:rPr>
-          <w:rFonts w:ascii="Roboto" w:eastAsia="Roboto" w:hAnsi="Roboto" w:cs="Roboto"/>
-          <w:color w:val="030303"/>
-          <w:spacing w:val="3"/>
-          <w:sz w:val="28"/>
-          <w:szCs w:val="28"/>
-          <w:shd w:val="clear" w:color="auto" w:fill="F9F9F9"/>
-        </w:rPr>
-        <w:t xml:space="preserve"> /ato clave </w:t>
-      </w:r>
-      <w:proofErr w:type="spellStart"/>
-      <w:r>
-        <w:rPr>
-          <w:rFonts w:ascii="Roboto" w:eastAsia="Roboto" w:hAnsi="Roboto" w:cs="Roboto"/>
-          <w:color w:val="030303"/>
-          <w:spacing w:val="3"/>
-          <w:sz w:val="28"/>
-          <w:szCs w:val="28"/>
-          <w:shd w:val="clear" w:color="auto" w:fill="F9F9F9"/>
-        </w:rPr>
-        <w:t>generica</w:t>
-      </w:r>
-      <w:proofErr w:type="spellEnd"/>
-      <w:r>
-        <w:rPr>
-          <w:rFonts w:ascii="Roboto" w:eastAsia="Roboto" w:hAnsi="Roboto" w:cs="Roboto"/>
-          <w:color w:val="030303"/>
-          <w:spacing w:val="3"/>
-          <w:sz w:val="28"/>
-          <w:szCs w:val="28"/>
-          <w:shd w:val="clear" w:color="auto" w:fill="F9F9F9"/>
-        </w:rPr>
-        <w:t xml:space="preserve"> proporcionada por Microsoft, soy fan de Chocolatey y uso </w:t>
-      </w:r>
-      <w:proofErr w:type="spellStart"/>
-      <w:r>
-        <w:rPr>
-          <w:rFonts w:ascii="Roboto" w:eastAsia="Roboto" w:hAnsi="Roboto" w:cs="Roboto"/>
-          <w:color w:val="030303"/>
-          <w:spacing w:val="3"/>
-          <w:sz w:val="28"/>
-          <w:szCs w:val="28"/>
-          <w:shd w:val="clear" w:color="auto" w:fill="F9F9F9"/>
-        </w:rPr>
-        <w:t>powershell</w:t>
-      </w:r>
-      <w:proofErr w:type="spellEnd"/>
-      <w:r>
-        <w:rPr>
-          <w:rFonts w:ascii="Roboto" w:eastAsia="Roboto" w:hAnsi="Roboto" w:cs="Roboto"/>
-          <w:color w:val="030303"/>
-          <w:spacing w:val="3"/>
-          <w:sz w:val="28"/>
-          <w:szCs w:val="28"/>
-          <w:shd w:val="clear" w:color="auto" w:fill="F9F9F9"/>
-        </w:rPr>
-        <w:t xml:space="preserve"> 5 por un primer script (es </w:t>
-      </w:r>
-      <w:proofErr w:type="spellStart"/>
-      <w:r>
-        <w:rPr>
-          <w:rFonts w:ascii="Roboto" w:eastAsia="Roboto" w:hAnsi="Roboto" w:cs="Roboto"/>
-          <w:color w:val="030303"/>
-          <w:spacing w:val="3"/>
-          <w:sz w:val="28"/>
-          <w:szCs w:val="28"/>
-          <w:shd w:val="clear" w:color="auto" w:fill="F9F9F9"/>
-        </w:rPr>
-        <w:t>logico</w:t>
-      </w:r>
-      <w:proofErr w:type="spellEnd"/>
-      <w:r>
-        <w:rPr>
-          <w:rFonts w:ascii="Roboto" w:eastAsia="Roboto" w:hAnsi="Roboto" w:cs="Roboto"/>
-          <w:color w:val="030303"/>
-          <w:spacing w:val="3"/>
-          <w:sz w:val="28"/>
-          <w:szCs w:val="28"/>
-          <w:shd w:val="clear" w:color="auto" w:fill="F9F9F9"/>
-        </w:rPr>
-        <w:t xml:space="preserve"> porque es lo que viene </w:t>
-      </w:r>
-      <w:proofErr w:type="spellStart"/>
-      <w:r>
-        <w:rPr>
-          <w:rFonts w:ascii="Roboto" w:eastAsia="Roboto" w:hAnsi="Roboto" w:cs="Roboto"/>
-          <w:color w:val="030303"/>
-          <w:spacing w:val="3"/>
-          <w:sz w:val="28"/>
-          <w:szCs w:val="28"/>
-          <w:shd w:val="clear" w:color="auto" w:fill="F9F9F9"/>
-        </w:rPr>
-        <w:t>recien</w:t>
-      </w:r>
-      <w:proofErr w:type="spellEnd"/>
-      <w:r>
-        <w:rPr>
-          <w:rFonts w:ascii="Roboto" w:eastAsia="Roboto" w:hAnsi="Roboto" w:cs="Roboto"/>
-          <w:color w:val="030303"/>
-          <w:spacing w:val="3"/>
-          <w:sz w:val="28"/>
-          <w:szCs w:val="28"/>
-          <w:shd w:val="clear" w:color="auto" w:fill="F9F9F9"/>
-        </w:rPr>
-        <w:t xml:space="preserve"> instalado w10) pero a partir del 2do script uso </w:t>
-      </w:r>
-      <w:proofErr w:type="spellStart"/>
-      <w:r>
-        <w:rPr>
-          <w:rFonts w:ascii="Roboto" w:eastAsia="Roboto" w:hAnsi="Roboto" w:cs="Roboto"/>
-          <w:color w:val="030303"/>
-          <w:spacing w:val="3"/>
-          <w:sz w:val="28"/>
-          <w:szCs w:val="28"/>
-          <w:shd w:val="clear" w:color="auto" w:fill="F9F9F9"/>
-        </w:rPr>
-        <w:t>powershell</w:t>
-      </w:r>
-      <w:proofErr w:type="spellEnd"/>
-      <w:r>
-        <w:rPr>
-          <w:rFonts w:ascii="Roboto" w:eastAsia="Roboto" w:hAnsi="Roboto" w:cs="Roboto"/>
-          <w:color w:val="030303"/>
-          <w:spacing w:val="3"/>
-          <w:sz w:val="28"/>
-          <w:szCs w:val="28"/>
-          <w:shd w:val="clear" w:color="auto" w:fill="F9F9F9"/>
-        </w:rPr>
-        <w:t xml:space="preserve"> 7.5.2 que es la </w:t>
-      </w:r>
-      <w:proofErr w:type="spellStart"/>
-      <w:r>
-        <w:rPr>
-          <w:rFonts w:ascii="Roboto" w:eastAsia="Roboto" w:hAnsi="Roboto" w:cs="Roboto"/>
-          <w:color w:val="030303"/>
-          <w:spacing w:val="3"/>
-          <w:sz w:val="28"/>
-          <w:szCs w:val="28"/>
-          <w:shd w:val="clear" w:color="auto" w:fill="F9F9F9"/>
-        </w:rPr>
-        <w:t>ultima</w:t>
-      </w:r>
-      <w:proofErr w:type="spellEnd"/>
-      <w:r>
-        <w:rPr>
-          <w:rFonts w:ascii="Roboto" w:eastAsia="Roboto" w:hAnsi="Roboto" w:cs="Roboto"/>
-          <w:color w:val="030303"/>
-          <w:spacing w:val="3"/>
-          <w:sz w:val="28"/>
-          <w:szCs w:val="28"/>
-          <w:shd w:val="clear" w:color="auto" w:fill="F9F9F9"/>
-        </w:rPr>
-        <w:t xml:space="preserve"> </w:t>
-      </w:r>
-      <w:proofErr w:type="spellStart"/>
-      <w:r>
-        <w:rPr>
-          <w:rFonts w:ascii="Roboto" w:eastAsia="Roboto" w:hAnsi="Roboto" w:cs="Roboto"/>
-          <w:color w:val="030303"/>
-          <w:spacing w:val="3"/>
-          <w:sz w:val="28"/>
-          <w:szCs w:val="28"/>
-          <w:shd w:val="clear" w:color="auto" w:fill="F9F9F9"/>
-        </w:rPr>
-        <w:t>version</w:t>
-      </w:r>
-      <w:proofErr w:type="spellEnd"/>
-      <w:r>
-        <w:rPr>
-          <w:rFonts w:ascii="Roboto" w:eastAsia="Roboto" w:hAnsi="Roboto" w:cs="Roboto"/>
-          <w:color w:val="030303"/>
-          <w:spacing w:val="3"/>
-          <w:sz w:val="28"/>
-          <w:szCs w:val="28"/>
-          <w:shd w:val="clear" w:color="auto" w:fill="F9F9F9"/>
-        </w:rPr>
-        <w:t xml:space="preserve">, y tener en cuenta que pwsh tiene temitas con el </w:t>
-      </w:r>
-      <w:proofErr w:type="spellStart"/>
-      <w:r>
-        <w:rPr>
-          <w:rFonts w:ascii="Roboto" w:eastAsia="Roboto" w:hAnsi="Roboto" w:cs="Roboto"/>
-          <w:color w:val="030303"/>
-          <w:spacing w:val="3"/>
-          <w:sz w:val="28"/>
-          <w:szCs w:val="28"/>
-          <w:shd w:val="clear" w:color="auto" w:fill="F9F9F9"/>
-        </w:rPr>
-        <w:t>parser</w:t>
-      </w:r>
-      <w:proofErr w:type="spellEnd"/>
-      <w:r>
-        <w:rPr>
-          <w:rFonts w:ascii="Roboto" w:eastAsia="Roboto" w:hAnsi="Roboto" w:cs="Roboto"/>
-          <w:color w:val="030303"/>
-          <w:spacing w:val="3"/>
-          <w:sz w:val="28"/>
-          <w:szCs w:val="28"/>
-          <w:shd w:val="clear" w:color="auto" w:fill="F9F9F9"/>
-        </w:rPr>
-        <w:t xml:space="preserve"> y las $variables que las quiere siempre entre {corchetes} o sea ${variables} &lt;=== </w:t>
-      </w:r>
-      <w:proofErr w:type="spellStart"/>
-      <w:r>
-        <w:rPr>
-          <w:rFonts w:ascii="Roboto" w:eastAsia="Roboto" w:hAnsi="Roboto" w:cs="Roboto"/>
-          <w:color w:val="030303"/>
-          <w:spacing w:val="3"/>
-          <w:sz w:val="28"/>
-          <w:szCs w:val="28"/>
-          <w:shd w:val="clear" w:color="auto" w:fill="F9F9F9"/>
-        </w:rPr>
-        <w:t>asi</w:t>
-      </w:r>
-      <w:proofErr w:type="spellEnd"/>
-      <w:r>
-        <w:rPr>
-          <w:rFonts w:ascii="Roboto" w:eastAsia="Roboto" w:hAnsi="Roboto" w:cs="Roboto"/>
-          <w:color w:val="030303"/>
-          <w:spacing w:val="3"/>
-          <w:sz w:val="28"/>
-          <w:szCs w:val="28"/>
-          <w:shd w:val="clear" w:color="auto" w:fill="F9F9F9"/>
-        </w:rPr>
-        <w:t xml:space="preserve"> . </w:t>
+        <w:t xml:space="preserve">slmgr /ato clave generica proporcionada por Microsoft, soy fan de Chocolatey y uso powershell 5 por un primer script (es logico porque es lo que viene recien instalado w10) pero a partir del 2do script uso powershell 7.5.2 que es la ultima version, y tener en cuenta que pwsh tiene temitas con el parser y las $variables que las quiere siempre entre {corchetes} o sea ${variables} &lt;=== asi . </w:t>
       </w:r>
     </w:p>
     <w:p>
@@ -6918,19 +4904,18 @@
           <w:shd w:val="clear" w:color="auto" w:fill="FFFFFF"/>
           <w:lang w:val="en-US"/>
         </w:rPr>
-        <w:t xml:space="preserve">wmic </w:t>
-      </w:r>
-      <w:proofErr w:type="spellStart"/>
-      <w:r>
+        <w:t>wmic cpu get Name, NumberOfCores, NumberOfLogicalProcessors</w:t>
+      </w:r>
+    </w:p>
+    <w:p>
+      <w:pPr>
         <w:rPr>
           <w:rFonts w:ascii="Arial" w:eastAsia="Arial" w:hAnsi="Arial" w:cs="Arial"/>
           <w:color w:val="202124"/>
           <w:shd w:val="clear" w:color="auto" w:fill="FFFFFF"/>
           <w:lang w:val="en-US"/>
         </w:rPr>
-        <w:t>cpu</w:t>
-      </w:r>
-      <w:proofErr w:type="spellEnd"/>
+      </w:pPr>
       <w:r>
         <w:rPr>
           <w:rFonts w:ascii="Arial" w:eastAsia="Arial" w:hAnsi="Arial" w:cs="Arial"/>
@@ -6938,19 +4923,18 @@
           <w:shd w:val="clear" w:color="auto" w:fill="FFFFFF"/>
           <w:lang w:val="en-US"/>
         </w:rPr>
-        <w:t xml:space="preserve"> get Name, </w:t>
-      </w:r>
-      <w:proofErr w:type="spellStart"/>
-      <w:r>
+        <w:t>PLACA MADRE</w:t>
+      </w:r>
+    </w:p>
+    <w:p>
+      <w:pPr>
         <w:rPr>
           <w:rFonts w:ascii="Arial" w:eastAsia="Arial" w:hAnsi="Arial" w:cs="Arial"/>
           <w:color w:val="202124"/>
           <w:shd w:val="clear" w:color="auto" w:fill="FFFFFF"/>
           <w:lang w:val="en-US"/>
         </w:rPr>
-        <w:t>NumberOfCores</w:t>
-      </w:r>
-      <w:proofErr w:type="spellEnd"/>
+      </w:pPr>
       <w:r>
         <w:rPr>
           <w:rFonts w:ascii="Arial" w:eastAsia="Arial" w:hAnsi="Arial" w:cs="Arial"/>
@@ -6958,58 +4942,56 @@
           <w:shd w:val="clear" w:color="auto" w:fill="FFFFFF"/>
           <w:lang w:val="en-US"/>
         </w:rPr>
-        <w:t xml:space="preserve">, </w:t>
-      </w:r>
-      <w:proofErr w:type="spellStart"/>
-      <w:r>
+        <w:t>wmic baseboard get Manufacturer, Product, Version, SerialNumber</w:t>
+      </w:r>
+    </w:p>
+    <w:p>
+      <w:pPr>
         <w:rPr>
           <w:rFonts w:ascii="Arial" w:eastAsia="Arial" w:hAnsi="Arial" w:cs="Arial"/>
           <w:color w:val="202124"/>
           <w:shd w:val="clear" w:color="auto" w:fill="FFFFFF"/>
           <w:lang w:val="en-US"/>
         </w:rPr>
-        <w:t>NumberOfLogicalProcessors</w:t>
-      </w:r>
-      <w:proofErr w:type="spellEnd"/>
-    </w:p>
-    <w:p>
-      <w:pPr>
+      </w:pPr>
+      <w:r>
         <w:rPr>
           <w:rFonts w:ascii="Arial" w:eastAsia="Arial" w:hAnsi="Arial" w:cs="Arial"/>
           <w:color w:val="202124"/>
           <w:shd w:val="clear" w:color="auto" w:fill="FFFFFF"/>
           <w:lang w:val="en-US"/>
         </w:rPr>
-      </w:pPr>
-      <w:r>
+        <w:t>MARCA LAPTOP</w:t>
+      </w:r>
+    </w:p>
+    <w:p>
+      <w:pPr>
         <w:rPr>
           <w:rFonts w:ascii="Arial" w:eastAsia="Arial" w:hAnsi="Arial" w:cs="Arial"/>
           <w:color w:val="202124"/>
           <w:shd w:val="clear" w:color="auto" w:fill="FFFFFF"/>
           <w:lang w:val="en-US"/>
         </w:rPr>
-        <w:t>PLACA MADRE</w:t>
-      </w:r>
-    </w:p>
-    <w:p>
-      <w:pPr>
+      </w:pPr>
+      <w:r>
         <w:rPr>
           <w:rFonts w:ascii="Arial" w:eastAsia="Arial" w:hAnsi="Arial" w:cs="Arial"/>
           <w:color w:val="202124"/>
           <w:shd w:val="clear" w:color="auto" w:fill="FFFFFF"/>
           <w:lang w:val="en-US"/>
         </w:rPr>
-      </w:pPr>
-      <w:r>
+        <w:t>wmic csproduct get name</w:t>
+      </w:r>
+    </w:p>
+    <w:p>
+      <w:pPr>
         <w:rPr>
           <w:rFonts w:ascii="Arial" w:eastAsia="Arial" w:hAnsi="Arial" w:cs="Arial"/>
           <w:color w:val="202124"/>
           <w:shd w:val="clear" w:color="auto" w:fill="FFFFFF"/>
           <w:lang w:val="en-US"/>
         </w:rPr>
-        <w:t xml:space="preserve">wmic baseboard get Manufacturer, Product, Version, </w:t>
-      </w:r>
-      <w:proofErr w:type="spellStart"/>
+      </w:pPr>
       <w:r>
         <w:rPr>
           <w:rFonts w:ascii="Arial" w:eastAsia="Arial" w:hAnsi="Arial" w:cs="Arial"/>
@@ -7017,9 +4999,8 @@
           <w:shd w:val="clear" w:color="auto" w:fill="FFFFFF"/>
           <w:lang w:val="en-US"/>
         </w:rPr>
-        <w:t>SerialNumber</w:t>
-      </w:r>
-      <w:proofErr w:type="spellEnd"/>
+        <w:t>ALMACENAMIENTO</w:t>
+      </w:r>
     </w:p>
     <w:p>
       <w:pPr>
@@ -7037,104 +5018,7 @@
           <w:shd w:val="clear" w:color="auto" w:fill="FFFFFF"/>
           <w:lang w:val="en-US"/>
         </w:rPr>
-        <w:t>MARCA LAPTOP</w:t>
-      </w:r>
-    </w:p>
-    <w:p>
-      <w:pPr>
-        <w:rPr>
-          <w:rFonts w:ascii="Arial" w:eastAsia="Arial" w:hAnsi="Arial" w:cs="Arial"/>
-          <w:color w:val="202124"/>
-          <w:shd w:val="clear" w:color="auto" w:fill="FFFFFF"/>
-          <w:lang w:val="en-US"/>
-        </w:rPr>
-      </w:pPr>
-      <w:r>
-        <w:rPr>
-          <w:rFonts w:ascii="Arial" w:eastAsia="Arial" w:hAnsi="Arial" w:cs="Arial"/>
-          <w:color w:val="202124"/>
-          <w:shd w:val="clear" w:color="auto" w:fill="FFFFFF"/>
-          <w:lang w:val="en-US"/>
-        </w:rPr>
-        <w:t xml:space="preserve">wmic </w:t>
-      </w:r>
-      <w:proofErr w:type="spellStart"/>
-      <w:r>
-        <w:rPr>
-          <w:rFonts w:ascii="Arial" w:eastAsia="Arial" w:hAnsi="Arial" w:cs="Arial"/>
-          <w:color w:val="202124"/>
-          <w:shd w:val="clear" w:color="auto" w:fill="FFFFFF"/>
-          <w:lang w:val="en-US"/>
-        </w:rPr>
-        <w:t>csproduct</w:t>
-      </w:r>
-      <w:proofErr w:type="spellEnd"/>
-      <w:r>
-        <w:rPr>
-          <w:rFonts w:ascii="Arial" w:eastAsia="Arial" w:hAnsi="Arial" w:cs="Arial"/>
-          <w:color w:val="202124"/>
-          <w:shd w:val="clear" w:color="auto" w:fill="FFFFFF"/>
-          <w:lang w:val="en-US"/>
-        </w:rPr>
-        <w:t xml:space="preserve"> get name</w:t>
-      </w:r>
-    </w:p>
-    <w:p>
-      <w:pPr>
-        <w:rPr>
-          <w:rFonts w:ascii="Arial" w:eastAsia="Arial" w:hAnsi="Arial" w:cs="Arial"/>
-          <w:color w:val="202124"/>
-          <w:shd w:val="clear" w:color="auto" w:fill="FFFFFF"/>
-          <w:lang w:val="en-US"/>
-        </w:rPr>
-      </w:pPr>
-      <w:r>
-        <w:rPr>
-          <w:rFonts w:ascii="Arial" w:eastAsia="Arial" w:hAnsi="Arial" w:cs="Arial"/>
-          <w:color w:val="202124"/>
-          <w:shd w:val="clear" w:color="auto" w:fill="FFFFFF"/>
-          <w:lang w:val="en-US"/>
-        </w:rPr>
-        <w:t>ALMACENAMIENTO</w:t>
-      </w:r>
-    </w:p>
-    <w:p>
-      <w:pPr>
-        <w:rPr>
-          <w:rFonts w:ascii="Arial" w:eastAsia="Arial" w:hAnsi="Arial" w:cs="Arial"/>
-          <w:color w:val="202124"/>
-          <w:shd w:val="clear" w:color="auto" w:fill="FFFFFF"/>
-          <w:lang w:val="en-US"/>
-        </w:rPr>
-      </w:pPr>
-      <w:r>
-        <w:rPr>
-          <w:rFonts w:ascii="Arial" w:eastAsia="Arial" w:hAnsi="Arial" w:cs="Arial"/>
-          <w:color w:val="202124"/>
-          <w:shd w:val="clear" w:color="auto" w:fill="FFFFFF"/>
-          <w:lang w:val="en-US"/>
-        </w:rPr>
-        <w:t xml:space="preserve">wmic </w:t>
-      </w:r>
-      <w:proofErr w:type="spellStart"/>
-      <w:r>
-        <w:rPr>
-          <w:rFonts w:ascii="Arial" w:eastAsia="Arial" w:hAnsi="Arial" w:cs="Arial"/>
-          <w:color w:val="202124"/>
-          <w:shd w:val="clear" w:color="auto" w:fill="FFFFFF"/>
-          <w:lang w:val="en-US"/>
-        </w:rPr>
-        <w:t>diskdrive</w:t>
-      </w:r>
-      <w:proofErr w:type="spellEnd"/>
-      <w:r>
-        <w:rPr>
-          <w:rFonts w:ascii="Arial" w:eastAsia="Arial" w:hAnsi="Arial" w:cs="Arial"/>
-          <w:color w:val="202124"/>
-          <w:shd w:val="clear" w:color="auto" w:fill="FFFFFF"/>
-          <w:lang w:val="en-US"/>
-        </w:rPr>
-        <w:t xml:space="preserve"> get Model, Manufacturer, MediaType</w:t>
+        <w:t>wmic diskdrive get Model, Manufacturer, MediaType</w:t>
       </w:r>
     </w:p>
     <w:p>
